--- a/08-传感器电路/08-气体传感器电路/半导体气体传感器电路/半导体气体传感器电路.docx
+++ b/08-传感器电路/08-气体传感器电路/半导体气体传感器电路/半导体气体传感器电路.docx
@@ -2316,6 +2316,20 @@
     </w:p>
     <w:bookmarkEnd w:id="26"/>
     <w:bookmarkEnd w:id="27"/>
+    <w:p>
+      <w:pPr>
+        <w:spacing w:before="360"/>
+        <w:jc w:val="center"/>
+      </w:pPr>
+      <w:r>
+        <w:rPr>
+          <w:rFonts w:ascii="Times New Roman" w:hAnsi="Times New Roman"/>
+          <w:color w:val="555555"/>
+          <w:sz w:val="21"/>
+        </w:rPr>
+        <w:t>材料收集者：杜文杰</w:t>
+      </w:r>
+    </w:p>
     <w:sectPr>
       <w:headerReference r:id="rId9" w:type="default"/>
       <w:footerReference r:id="rId10" w:type="default"/>

--- a/08-传感器电路/08-气体传感器电路/半导体气体传感器电路/半导体气体传感器电路.docx
+++ b/08-传感器电路/08-气体传感器电路/半导体气体传感器电路/半导体气体传感器电路.docx
@@ -1,6 +1,6 @@
 
 <file path=word/document.xml><?xml version="1.0" encoding="utf-8"?>
-<w:document xmlns:w="http://schemas.openxmlformats.org/wordprocessingml/2006/main" xmlns:m="http://schemas.openxmlformats.org/officeDocument/2006/math" xmlns:r="http://schemas.openxmlformats.org/officeDocument/2006/relationships" xmlns:o="urn:schemas-microsoft-com:office:office" xmlns:v="urn:schemas-microsoft-com:vml" xmlns:w10="urn:schemas-microsoft-com:office:word" xmlns:a="http://schemas.openxmlformats.org/drawingml/2006/main" xmlns:pic="http://schemas.openxmlformats.org/drawingml/2006/picture" xmlns:wp="http://schemas.openxmlformats.org/drawingml/2006/wordprocessingDrawing">
+<w:document xmlns:m="http://schemas.openxmlformats.org/officeDocument/2006/math" xmlns:r="http://schemas.openxmlformats.org/officeDocument/2006/relationships" xmlns:w="http://schemas.openxmlformats.org/wordprocessingml/2006/main" xmlns:o="urn:schemas-microsoft-com:office:office" xmlns:v="urn:schemas-microsoft-com:vml" xmlns:w10="urn:schemas-microsoft-com:office:word" xmlns:a="http://schemas.openxmlformats.org/drawingml/2006/main" xmlns:pic="http://schemas.openxmlformats.org/drawingml/2006/picture" xmlns:wp="http://schemas.openxmlformats.org/drawingml/2006/wordprocessingDrawing">
   <w:body>
     <w:bookmarkStart w:id="27" w:name="半导体气体传感器电路"/>
     <w:p>
@@ -9,7 +9,7 @@
       </w:pPr>
       <w:r>
         <w:rPr>
-          <w:rFonts w:hint="eastAsia"/>
+          <w:rFonts w:hint="eastAsia" w:eastAsia="黑体"/>
         </w:rPr>
         <w:t xml:space="preserve">半导体气体传感器电路</w:t>
       </w:r>
@@ -21,7 +21,7 @@
       </w:pPr>
       <w:r>
         <w:rPr>
-          <w:rFonts w:hint="eastAsia"/>
+          <w:rFonts w:hint="eastAsia" w:eastAsia="黑体"/>
         </w:rPr>
         <w:t xml:space="preserve">拓扑描述</w:t>
       </w:r>
@@ -32,16 +32,19 @@
       </w:pPr>
       <w:r>
         <w:rPr>
-          <w:rFonts w:hint="eastAsia"/>
+          <w:rFonts w:hint="eastAsia" w:eastAsia="黑体"/>
         </w:rPr>
         <w:t xml:space="preserve">由</w:t>
       </w:r>
       <w:r>
+        <w:rPr>
+          <w:rFonts w:eastAsia="黑体"/>
+        </w:rPr>
         <w:t xml:space="preserve"> </w:t>
       </w:r>
       <w:r>
         <w:rPr>
-          <w:rFonts w:hint="eastAsia"/>
+          <w:rFonts w:hint="eastAsia" w:eastAsia="黑体"/>
           <w:b/>
           <w:bCs/>
         </w:rPr>
@@ -49,6 +52,7 @@
       </w:r>
       <w:r>
         <w:rPr>
+          <w:rFonts w:eastAsia="黑体"/>
           <w:b/>
           <w:bCs/>
         </w:rPr>
@@ -70,22 +74,25 @@
       </m:oMath>
       <w:r>
         <w:rPr>
-          <w:rFonts w:hint="eastAsia"/>
+          <w:rFonts w:hint="eastAsia" w:eastAsia="黑体"/>
         </w:rPr>
         <w:t xml:space="preserve">（金属氧化物，如</w:t>
       </w:r>
       <w:r>
+        <w:rPr>
+          <w:rFonts w:eastAsia="黑体"/>
+        </w:rPr>
         <w:t xml:space="preserve"> SnO₂ </w:t>
       </w:r>
       <w:r>
         <w:rPr>
-          <w:rFonts w:hint="eastAsia"/>
+          <w:rFonts w:hint="eastAsia" w:eastAsia="黑体"/>
         </w:rPr>
         <w:t xml:space="preserve">半导体）、</w:t>
       </w:r>
       <w:r>
         <w:rPr>
-          <w:rFonts w:hint="eastAsia"/>
+          <w:rFonts w:hint="eastAsia" w:eastAsia="黑体"/>
           <w:b/>
           <w:bCs/>
         </w:rPr>
@@ -93,6 +100,7 @@
       </w:r>
       <w:r>
         <w:rPr>
+          <w:rFonts w:eastAsia="黑体"/>
           <w:b/>
           <w:bCs/>
         </w:rPr>
@@ -113,20 +121,26 @@
         </m:sSub>
       </m:oMath>
       <w:r>
+        <w:rPr>
+          <w:rFonts w:eastAsia="黑体"/>
+        </w:rPr>
         <w:t xml:space="preserve"> </w:t>
       </w:r>
       <w:r>
         <w:rPr>
-          <w:rFonts w:hint="eastAsia"/>
+          <w:rFonts w:hint="eastAsia" w:eastAsia="黑体"/>
         </w:rPr>
         <w:t xml:space="preserve">与</w:t>
       </w:r>
       <w:r>
+        <w:rPr>
+          <w:rFonts w:eastAsia="黑体"/>
+        </w:rPr>
         <w:t xml:space="preserve"> </w:t>
       </w:r>
       <w:r>
         <w:rPr>
-          <w:rFonts w:hint="eastAsia"/>
+          <w:rFonts w:hint="eastAsia" w:eastAsia="黑体"/>
           <w:b/>
           <w:bCs/>
         </w:rPr>
@@ -134,6 +148,7 @@
       </w:r>
       <w:r>
         <w:rPr>
+          <w:rFonts w:eastAsia="黑体"/>
           <w:b/>
           <w:bCs/>
         </w:rPr>
@@ -154,26 +169,32 @@
         </m:sSub>
       </m:oMath>
       <w:r>
+        <w:rPr>
+          <w:rFonts w:eastAsia="黑体"/>
+        </w:rPr>
         <w:t xml:space="preserve"> </w:t>
       </w:r>
       <w:r>
         <w:rPr>
-          <w:rFonts w:hint="eastAsia"/>
+          <w:rFonts w:hint="eastAsia" w:eastAsia="黑体"/>
         </w:rPr>
         <w:t xml:space="preserve">组成，其中加热回路与感测回路分开。电路共有</w:t>
       </w:r>
       <w:r>
+        <w:rPr>
+          <w:rFonts w:eastAsia="黑体"/>
+        </w:rPr>
         <w:t xml:space="preserve"> 5 </w:t>
       </w:r>
       <w:r>
         <w:rPr>
-          <w:rFonts w:hint="eastAsia"/>
+          <w:rFonts w:hint="eastAsia" w:eastAsia="黑体"/>
         </w:rPr>
         <w:t xml:space="preserve">个关键节点：</w:t>
       </w:r>
       <w:r>
         <w:rPr>
-          <w:rFonts w:hint="eastAsia"/>
+          <w:rFonts w:hint="eastAsia" w:eastAsia="黑体"/>
           <w:b/>
           <w:bCs/>
         </w:rPr>
@@ -181,6 +202,7 @@
       </w:r>
       <w:r>
         <w:rPr>
+          <w:rFonts w:eastAsia="黑体"/>
           <w:b/>
           <w:bCs/>
         </w:rPr>
@@ -188,7 +210,7 @@
       </w:r>
       <w:r>
         <w:rPr>
-          <w:rFonts w:hint="eastAsia"/>
+          <w:rFonts w:hint="eastAsia" w:eastAsia="黑体"/>
           <w:b/>
           <w:bCs/>
         </w:rPr>
@@ -196,11 +218,14 @@
       </w:r>
       <w:r>
         <w:rPr>
-          <w:rFonts w:hint="eastAsia"/>
+          <w:rFonts w:hint="eastAsia" w:eastAsia="黑体"/>
         </w:rPr>
         <w:t xml:space="preserve">（加热电压</w:t>
       </w:r>
       <w:r>
+        <w:rPr>
+          <w:rFonts w:eastAsia="黑体"/>
+        </w:rPr>
         <w:t xml:space="preserve"> </w:t>
       </w:r>
       <m:oMath>
@@ -218,15 +243,21 @@
         </m:sSub>
       </m:oMath>
       <w:r>
+        <w:rPr>
+          <w:rFonts w:eastAsia="黑体"/>
+        </w:rPr>
         <w:t xml:space="preserve"> </w:t>
       </w:r>
       <w:r>
         <w:rPr>
-          <w:rFonts w:hint="eastAsia"/>
+          <w:rFonts w:hint="eastAsia" w:eastAsia="黑体"/>
         </w:rPr>
         <w:t xml:space="preserve">的正端，接加热丝</w:t>
       </w:r>
       <w:r>
+        <w:rPr>
+          <w:rFonts w:eastAsia="黑体"/>
+        </w:rPr>
         <w:t xml:space="preserve"> </w:t>
       </w:r>
       <m:oMath>
@@ -244,17 +275,20 @@
         </m:sSub>
       </m:oMath>
       <w:r>
+        <w:rPr>
+          <w:rFonts w:eastAsia="黑体"/>
+        </w:rPr>
         <w:t xml:space="preserve"> </w:t>
       </w:r>
       <w:r>
         <w:rPr>
-          <w:rFonts w:hint="eastAsia"/>
+          <w:rFonts w:hint="eastAsia" w:eastAsia="黑体"/>
         </w:rPr>
         <w:t xml:space="preserve">上端）；</w:t>
       </w:r>
       <w:r>
         <w:rPr>
-          <w:rFonts w:hint="eastAsia"/>
+          <w:rFonts w:hint="eastAsia" w:eastAsia="黑体"/>
           <w:b/>
           <w:bCs/>
         </w:rPr>
@@ -262,6 +296,7 @@
       </w:r>
       <w:r>
         <w:rPr>
+          <w:rFonts w:eastAsia="黑体"/>
           <w:b/>
           <w:bCs/>
         </w:rPr>
@@ -269,7 +304,7 @@
       </w:r>
       <w:r>
         <w:rPr>
-          <w:rFonts w:hint="eastAsia"/>
+          <w:rFonts w:hint="eastAsia" w:eastAsia="黑体"/>
           <w:b/>
           <w:bCs/>
         </w:rPr>
@@ -277,6 +312,7 @@
       </w:r>
       <w:r>
         <w:rPr>
+          <w:rFonts w:eastAsia="黑体"/>
           <w:b/>
           <w:bCs/>
         </w:rPr>
@@ -284,11 +320,14 @@
       </w:r>
       <w:r>
         <w:rPr>
-          <w:rFonts w:hint="eastAsia"/>
+          <w:rFonts w:hint="eastAsia" w:eastAsia="黑体"/>
         </w:rPr>
         <w:t xml:space="preserve">（接加热丝</w:t>
       </w:r>
       <w:r>
+        <w:rPr>
+          <w:rFonts w:eastAsia="黑体"/>
+        </w:rPr>
         <w:t xml:space="preserve"> </w:t>
       </w:r>
       <m:oMath>
@@ -306,17 +345,20 @@
         </m:sSub>
       </m:oMath>
       <w:r>
+        <w:rPr>
+          <w:rFonts w:eastAsia="黑体"/>
+        </w:rPr>
         <w:t xml:space="preserve"> </w:t>
       </w:r>
       <w:r>
         <w:rPr>
-          <w:rFonts w:hint="eastAsia"/>
+          <w:rFonts w:hint="eastAsia" w:eastAsia="黑体"/>
         </w:rPr>
         <w:t xml:space="preserve">下端）；</w:t>
       </w:r>
       <w:r>
         <w:rPr>
-          <w:rFonts w:hint="eastAsia"/>
+          <w:rFonts w:hint="eastAsia" w:eastAsia="黑体"/>
           <w:b/>
           <w:bCs/>
         </w:rPr>
@@ -324,6 +366,7 @@
       </w:r>
       <w:r>
         <w:rPr>
+          <w:rFonts w:eastAsia="黑体"/>
           <w:b/>
           <w:bCs/>
         </w:rPr>
@@ -331,7 +374,7 @@
       </w:r>
       <w:r>
         <w:rPr>
-          <w:rFonts w:hint="eastAsia"/>
+          <w:rFonts w:hint="eastAsia" w:eastAsia="黑体"/>
           <w:b/>
           <w:bCs/>
         </w:rPr>
@@ -339,11 +382,14 @@
       </w:r>
       <w:r>
         <w:rPr>
-          <w:rFonts w:hint="eastAsia"/>
+          <w:rFonts w:hint="eastAsia" w:eastAsia="黑体"/>
         </w:rPr>
         <w:t xml:space="preserve">（回路电压</w:t>
       </w:r>
       <w:r>
+        <w:rPr>
+          <w:rFonts w:eastAsia="黑体"/>
+        </w:rPr>
         <w:t xml:space="preserve"> </w:t>
       </w:r>
       <m:oMath>
@@ -364,15 +410,21 @@
         </m:sSub>
       </m:oMath>
       <w:r>
+        <w:rPr>
+          <w:rFonts w:eastAsia="黑体"/>
+        </w:rPr>
         <w:t xml:space="preserve"> </w:t>
       </w:r>
       <w:r>
         <w:rPr>
-          <w:rFonts w:hint="eastAsia"/>
+          <w:rFonts w:hint="eastAsia" w:eastAsia="黑体"/>
         </w:rPr>
         <w:t xml:space="preserve">的正端，接气敏电阻</w:t>
       </w:r>
       <w:r>
+        <w:rPr>
+          <w:rFonts w:eastAsia="黑体"/>
+        </w:rPr>
         <w:t xml:space="preserve"> </w:t>
       </w:r>
       <m:oMath>
@@ -390,17 +442,20 @@
         </m:sSub>
       </m:oMath>
       <w:r>
+        <w:rPr>
+          <w:rFonts w:eastAsia="黑体"/>
+        </w:rPr>
         <w:t xml:space="preserve"> </w:t>
       </w:r>
       <w:r>
         <w:rPr>
-          <w:rFonts w:hint="eastAsia"/>
+          <w:rFonts w:hint="eastAsia" w:eastAsia="黑体"/>
         </w:rPr>
         <w:t xml:space="preserve">上端）；</w:t>
       </w:r>
       <w:r>
         <w:rPr>
-          <w:rFonts w:hint="eastAsia"/>
+          <w:rFonts w:hint="eastAsia" w:eastAsia="黑体"/>
           <w:b/>
           <w:bCs/>
         </w:rPr>
@@ -408,6 +463,7 @@
       </w:r>
       <w:r>
         <w:rPr>
+          <w:rFonts w:eastAsia="黑体"/>
           <w:b/>
           <w:bCs/>
         </w:rPr>
@@ -415,7 +471,7 @@
       </w:r>
       <w:r>
         <w:rPr>
-          <w:rFonts w:hint="eastAsia"/>
+          <w:rFonts w:hint="eastAsia" w:eastAsia="黑体"/>
           <w:b/>
           <w:bCs/>
         </w:rPr>
@@ -423,6 +479,7 @@
       </w:r>
       <w:r>
         <w:rPr>
+          <w:rFonts w:eastAsia="黑体"/>
           <w:b/>
           <w:bCs/>
         </w:rPr>
@@ -450,11 +507,14 @@
       </m:oMath>
       <w:r>
         <w:rPr>
-          <w:rFonts w:hint="eastAsia"/>
+          <w:rFonts w:hint="eastAsia" w:eastAsia="黑体"/>
         </w:rPr>
         <w:t xml:space="preserve">（气敏电阻</w:t>
       </w:r>
       <w:r>
+        <w:rPr>
+          <w:rFonts w:eastAsia="黑体"/>
+        </w:rPr>
         <w:t xml:space="preserve"> </w:t>
       </w:r>
       <m:oMath>
@@ -472,15 +532,21 @@
         </m:sSub>
       </m:oMath>
       <w:r>
+        <w:rPr>
+          <w:rFonts w:eastAsia="黑体"/>
+        </w:rPr>
         <w:t xml:space="preserve"> </w:t>
       </w:r>
       <w:r>
         <w:rPr>
-          <w:rFonts w:hint="eastAsia"/>
+          <w:rFonts w:hint="eastAsia" w:eastAsia="黑体"/>
         </w:rPr>
         <w:t xml:space="preserve">下端与负载电阻</w:t>
       </w:r>
       <w:r>
+        <w:rPr>
+          <w:rFonts w:eastAsia="黑体"/>
+        </w:rPr>
         <w:t xml:space="preserve"> </w:t>
       </w:r>
       <m:oMath>
@@ -498,17 +564,20 @@
         </m:sSub>
       </m:oMath>
       <w:r>
+        <w:rPr>
+          <w:rFonts w:eastAsia="黑体"/>
+        </w:rPr>
         <w:t xml:space="preserve"> </w:t>
       </w:r>
       <w:r>
         <w:rPr>
-          <w:rFonts w:hint="eastAsia"/>
+          <w:rFonts w:hint="eastAsia" w:eastAsia="黑体"/>
         </w:rPr>
         <w:t xml:space="preserve">上端的公共点，作为输出端）；</w:t>
       </w:r>
       <w:r>
         <w:rPr>
-          <w:rFonts w:hint="eastAsia"/>
+          <w:rFonts w:hint="eastAsia" w:eastAsia="黑体"/>
           <w:b/>
           <w:bCs/>
         </w:rPr>
@@ -516,6 +585,7 @@
       </w:r>
       <w:r>
         <w:rPr>
+          <w:rFonts w:eastAsia="黑体"/>
           <w:b/>
           <w:bCs/>
         </w:rPr>
@@ -523,7 +593,7 @@
       </w:r>
       <w:r>
         <w:rPr>
-          <w:rFonts w:hint="eastAsia"/>
+          <w:rFonts w:hint="eastAsia" w:eastAsia="黑体"/>
           <w:b/>
           <w:bCs/>
         </w:rPr>
@@ -531,6 +601,7 @@
       </w:r>
       <w:r>
         <w:rPr>
+          <w:rFonts w:eastAsia="黑体"/>
           <w:b/>
           <w:bCs/>
         </w:rPr>
@@ -538,11 +609,14 @@
       </w:r>
       <w:r>
         <w:rPr>
-          <w:rFonts w:hint="eastAsia"/>
+          <w:rFonts w:hint="eastAsia" w:eastAsia="黑体"/>
         </w:rPr>
         <w:t xml:space="preserve">（接负载电阻</w:t>
       </w:r>
       <w:r>
+        <w:rPr>
+          <w:rFonts w:eastAsia="黑体"/>
+        </w:rPr>
         <w:t xml:space="preserve"> </w:t>
       </w:r>
       <m:oMath>
@@ -560,11 +634,14 @@
         </m:sSub>
       </m:oMath>
       <w:r>
+        <w:rPr>
+          <w:rFonts w:eastAsia="黑体"/>
+        </w:rPr>
         <w:t xml:space="preserve"> </w:t>
       </w:r>
       <w:r>
         <w:rPr>
-          <w:rFonts w:hint="eastAsia"/>
+          <w:rFonts w:hint="eastAsia" w:eastAsia="黑体"/>
         </w:rPr>
         <w:t xml:space="preserve">下端，与加热地共地）。</w:t>
       </w:r>
@@ -573,13 +650,13 @@
       <w:pPr/>
       <w:r>
         <w:rPr>
-          <w:rFonts w:hint="eastAsia"/>
+          <w:rFonts w:hint="eastAsia" w:eastAsia="黑体"/>
         </w:rPr>
         <w:t xml:space="preserve">各元件管脚连接：</w:t>
       </w:r>
       <w:r>
         <w:rPr>
-          <w:rFonts w:hint="eastAsia"/>
+          <w:rFonts w:hint="eastAsia" w:eastAsia="黑体"/>
           <w:b/>
           <w:bCs/>
         </w:rPr>
@@ -587,6 +664,7 @@
       </w:r>
       <w:r>
         <w:rPr>
+          <w:rFonts w:eastAsia="黑体"/>
           <w:b/>
           <w:bCs/>
         </w:rPr>
@@ -607,26 +685,32 @@
         </m:sSub>
       </m:oMath>
       <w:r>
+        <w:rPr>
+          <w:rFonts w:eastAsia="黑体"/>
+        </w:rPr>
         <w:t xml:space="preserve"> </w:t>
       </w:r>
       <w:r>
         <w:rPr>
-          <w:rFonts w:hint="eastAsia"/>
+          <w:rFonts w:hint="eastAsia" w:eastAsia="黑体"/>
         </w:rPr>
         <w:t xml:space="preserve">一端接加热正端、另一端接加热地</w:t>
       </w:r>
       <w:r>
+        <w:rPr>
+          <w:rFonts w:eastAsia="黑体"/>
+        </w:rPr>
         <w:t xml:space="preserve"> </w:t>
       </w:r>
       <w:r>
         <w:rPr>
-          <w:rFonts w:hint="eastAsia"/>
+          <w:rFonts w:hint="eastAsia" w:eastAsia="黑体"/>
         </w:rPr>
         <w:t xml:space="preserve">GND；</w:t>
       </w:r>
       <w:r>
         <w:rPr>
-          <w:rFonts w:hint="eastAsia"/>
+          <w:rFonts w:hint="eastAsia" w:eastAsia="黑体"/>
           <w:b/>
           <w:bCs/>
         </w:rPr>
@@ -634,6 +718,7 @@
       </w:r>
       <w:r>
         <w:rPr>
+          <w:rFonts w:eastAsia="黑体"/>
           <w:b/>
           <w:bCs/>
         </w:rPr>
@@ -654,17 +739,20 @@
         </m:sSub>
       </m:oMath>
       <w:r>
+        <w:rPr>
+          <w:rFonts w:eastAsia="黑体"/>
+        </w:rPr>
         <w:t xml:space="preserve"> </w:t>
       </w:r>
       <w:r>
         <w:rPr>
-          <w:rFonts w:hint="eastAsia"/>
+          <w:rFonts w:hint="eastAsia" w:eastAsia="黑体"/>
         </w:rPr>
         <w:t xml:space="preserve">一端接感测回路供电端、另一端接分压输出节点；</w:t>
       </w:r>
       <w:r>
         <w:rPr>
-          <w:rFonts w:hint="eastAsia"/>
+          <w:rFonts w:hint="eastAsia" w:eastAsia="黑体"/>
           <w:b/>
           <w:bCs/>
         </w:rPr>
@@ -672,6 +760,7 @@
       </w:r>
       <w:r>
         <w:rPr>
+          <w:rFonts w:eastAsia="黑体"/>
           <w:b/>
           <w:bCs/>
         </w:rPr>
@@ -692,24 +781,33 @@
         </m:sSub>
       </m:oMath>
       <w:r>
+        <w:rPr>
+          <w:rFonts w:eastAsia="黑体"/>
+        </w:rPr>
         <w:t xml:space="preserve"> </w:t>
       </w:r>
       <w:r>
         <w:rPr>
-          <w:rFonts w:hint="eastAsia"/>
+          <w:rFonts w:hint="eastAsia" w:eastAsia="黑体"/>
         </w:rPr>
         <w:t xml:space="preserve">一端接分压输出节点、另一端接感测地</w:t>
       </w:r>
       <w:r>
+        <w:rPr>
+          <w:rFonts w:eastAsia="黑体"/>
+        </w:rPr>
         <w:t xml:space="preserve"> </w:t>
       </w:r>
       <w:r>
         <w:rPr>
-          <w:rFonts w:hint="eastAsia"/>
+          <w:rFonts w:hint="eastAsia" w:eastAsia="黑体"/>
         </w:rPr>
         <w:t xml:space="preserve">GND；输出</w:t>
       </w:r>
       <w:r>
+        <w:rPr>
+          <w:rFonts w:eastAsia="黑体"/>
+        </w:rPr>
         <w:t xml:space="preserve"> </w:t>
       </w:r>
       <m:oMath>
@@ -733,20 +831,26 @@
         </m:sSub>
       </m:oMath>
       <w:r>
+        <w:rPr>
+          <w:rFonts w:eastAsia="黑体"/>
+        </w:rPr>
         <w:t xml:space="preserve"> </w:t>
       </w:r>
       <w:r>
         <w:rPr>
-          <w:rFonts w:hint="eastAsia"/>
+          <w:rFonts w:hint="eastAsia" w:eastAsia="黑体"/>
         </w:rPr>
         <w:t xml:space="preserve">从分压输出节点引出。加热回路与感测回路仅在公共地</w:t>
       </w:r>
       <w:r>
+        <w:rPr>
+          <w:rFonts w:eastAsia="黑体"/>
+        </w:rPr>
         <w:t xml:space="preserve"> GND </w:t>
       </w:r>
       <w:r>
         <w:rPr>
-          <w:rFonts w:hint="eastAsia"/>
+          <w:rFonts w:hint="eastAsia" w:eastAsia="黑体"/>
         </w:rPr>
         <w:t xml:space="preserve">处汇合。</w:t>
       </w:r>
@@ -755,7 +859,7 @@
       <w:pPr/>
       <w:r>
         <w:rPr>
-          <w:rFonts w:hint="eastAsia"/>
+          <w:rFonts w:hint="eastAsia" w:eastAsia="黑体"/>
         </w:rPr>
         <w:t xml:space="preserve">由此构成”加热回路预热气敏元件，</w:t>
       </w:r>
@@ -774,15 +878,21 @@
         </m:sSub>
       </m:oMath>
       <w:r>
+        <w:rPr>
+          <w:rFonts w:eastAsia="黑体"/>
+        </w:rPr>
         <w:t xml:space="preserve"> </w:t>
       </w:r>
       <w:r>
         <w:rPr>
-          <w:rFonts w:hint="eastAsia"/>
+          <w:rFonts w:hint="eastAsia" w:eastAsia="黑体"/>
         </w:rPr>
         <w:t xml:space="preserve">与</w:t>
       </w:r>
       <w:r>
+        <w:rPr>
+          <w:rFonts w:eastAsia="黑体"/>
+        </w:rPr>
         <w:t xml:space="preserve"> </w:t>
       </w:r>
       <m:oMath>
@@ -800,15 +910,21 @@
         </m:sSub>
       </m:oMath>
       <w:r>
+        <w:rPr>
+          <w:rFonts w:eastAsia="黑体"/>
+        </w:rPr>
         <w:t xml:space="preserve"> </w:t>
       </w:r>
       <w:r>
         <w:rPr>
-          <w:rFonts w:hint="eastAsia"/>
+          <w:rFonts w:hint="eastAsia" w:eastAsia="黑体"/>
         </w:rPr>
         <w:t xml:space="preserve">串联分压”的半导体气敏组态，输出电压</w:t>
       </w:r>
       <w:r>
+        <w:rPr>
+          <w:rFonts w:eastAsia="黑体"/>
+        </w:rPr>
         <w:t xml:space="preserve"> </w:t>
       </w:r>
       <m:oMath>
@@ -910,11 +1026,14 @@
         </m:f>
       </m:oMath>
       <w:r>
+        <w:rPr>
+          <w:rFonts w:eastAsia="黑体"/>
+        </w:rPr>
         <w:t xml:space="preserve"> </w:t>
       </w:r>
       <w:r>
         <w:rPr>
-          <w:rFonts w:hint="eastAsia"/>
+          <w:rFonts w:hint="eastAsia" w:eastAsia="黑体"/>
         </w:rPr>
         <w:t xml:space="preserve">随气体浓度升高而升高。</w:t>
       </w:r>
@@ -927,7 +1046,7 @@
       </w:pPr>
       <w:r>
         <w:rPr>
-          <w:rFonts w:hint="eastAsia"/>
+          <w:rFonts w:hint="eastAsia" w:eastAsia="黑体"/>
         </w:rPr>
         <w:t xml:space="preserve">工作原理</w:t>
       </w:r>
@@ -938,34 +1057,43 @@
       </w:pPr>
       <w:r>
         <w:rPr>
-          <w:rFonts w:hint="eastAsia"/>
+          <w:rFonts w:hint="eastAsia" w:eastAsia="黑体"/>
         </w:rPr>
         <w:t xml:space="preserve">加热使</w:t>
       </w:r>
       <w:r>
+        <w:rPr>
+          <w:rFonts w:eastAsia="黑体"/>
+        </w:rPr>
         <w:t xml:space="preserve"> SnO₂ </w:t>
       </w:r>
       <w:r>
         <w:rPr>
-          <w:rFonts w:hint="eastAsia"/>
+          <w:rFonts w:hint="eastAsia" w:eastAsia="黑体"/>
         </w:rPr>
         <w:t xml:space="preserve">表面活化，目标气体（还原性）吸附后释放电子，使</w:t>
       </w:r>
       <w:r>
+        <w:rPr>
+          <w:rFonts w:eastAsia="黑体"/>
+        </w:rPr>
         <w:t xml:space="preserve"> R_S </w:t>
       </w:r>
       <w:r>
         <w:rPr>
-          <w:rFonts w:hint="eastAsia"/>
+          <w:rFonts w:hint="eastAsia" w:eastAsia="黑体"/>
         </w:rPr>
         <w:t xml:space="preserve">减小；气敏电阻与负载电阻</w:t>
       </w:r>
       <w:r>
+        <w:rPr>
+          <w:rFonts w:eastAsia="黑体"/>
+        </w:rPr>
         <w:t xml:space="preserve"> R_L </w:t>
       </w:r>
       <w:r>
         <w:rPr>
-          <w:rFonts w:hint="eastAsia"/>
+          <w:rFonts w:hint="eastAsia" w:eastAsia="黑体"/>
         </w:rPr>
         <w:t xml:space="preserve">串联分压，输出电压随气体浓度变化，从而把气体浓度转换为电压信号。</w:t>
       </w:r>
@@ -978,7 +1106,7 @@
       </w:pPr>
       <w:r>
         <w:rPr>
-          <w:rFonts w:hint="eastAsia"/>
+          <w:rFonts w:hint="eastAsia" w:eastAsia="黑体"/>
         </w:rPr>
         <w:t xml:space="preserve">关键计算公式</w:t>
       </w:r>
@@ -992,7 +1120,7 @@
       </w:pPr>
       <w:r>
         <w:rPr>
-          <w:rFonts w:hint="eastAsia"/>
+          <w:rFonts w:hint="eastAsia" w:eastAsia="黑体"/>
         </w:rPr>
         <w:t xml:space="preserve">分压输出：</w:t>
       </w:r>
@@ -1115,7 +1243,7 @@
       </w:pPr>
       <w:r>
         <w:rPr>
-          <w:rFonts w:hint="eastAsia"/>
+          <w:rFonts w:hint="eastAsia" w:eastAsia="黑体"/>
         </w:rPr>
         <w:t xml:space="preserve">气敏电阻—浓度经验关系：</w:t>
       </w:r>
@@ -1187,7 +1315,7 @@
       </w:pPr>
       <w:r>
         <w:rPr>
-          <w:rFonts w:hint="eastAsia"/>
+          <w:rFonts w:hint="eastAsia" w:eastAsia="黑体"/>
         </w:rPr>
         <w:t xml:space="preserve">元件加热功耗：</w:t>
       </w:r>
@@ -1292,7 +1420,7 @@
             </w:pPr>
             <w:r>
               <w:rPr>
-                <w:rFonts w:hint="eastAsia"/>
+                <w:rFonts w:hint="eastAsia" w:eastAsia="黑体"/>
               </w:rPr>
               <w:t xml:space="preserve">符号</w:t>
             </w:r>
@@ -1306,7 +1434,7 @@
             </w:pPr>
             <w:r>
               <w:rPr>
-                <w:rFonts w:hint="eastAsia"/>
+                <w:rFonts w:hint="eastAsia" w:eastAsia="黑体"/>
               </w:rPr>
               <w:t xml:space="preserve">含义</w:t>
             </w:r>
@@ -1320,7 +1448,7 @@
             </w:pPr>
             <w:r>
               <w:rPr>
-                <w:rFonts w:hint="eastAsia"/>
+                <w:rFonts w:hint="eastAsia" w:eastAsia="黑体"/>
               </w:rPr>
               <w:t xml:space="preserve">单位</w:t>
             </w:r>
@@ -1349,6 +1477,9 @@
               </m:sSub>
             </m:oMath>
             <w:r>
+              <w:rPr>
+                <w:rFonts w:eastAsia="黑体"/>
+              </w:rPr>
               <w:t xml:space="preserve">​</w:t>
             </w:r>
           </w:p>
@@ -1361,7 +1492,7 @@
             </w:pPr>
             <w:r>
               <w:rPr>
-                <w:rFonts w:hint="eastAsia"/>
+                <w:rFonts w:hint="eastAsia" w:eastAsia="黑体"/>
               </w:rPr>
               <w:t xml:space="preserve">气敏电阻</w:t>
             </w:r>
@@ -1374,6 +1505,9 @@
               <w:pStyle w:val="Compact"/>
             </w:pPr>
             <w:r>
+              <w:rPr>
+                <w:rFonts w:eastAsia="黑体"/>
+              </w:rPr>
               <w:t xml:space="preserve">Ω</w:t>
             </w:r>
           </w:p>
@@ -1401,6 +1535,9 @@
               </m:sSub>
             </m:oMath>
             <w:r>
+              <w:rPr>
+                <w:rFonts w:eastAsia="黑体"/>
+              </w:rPr>
               <w:t xml:space="preserve">​</w:t>
             </w:r>
           </w:p>
@@ -1413,7 +1550,7 @@
             </w:pPr>
             <w:r>
               <w:rPr>
-                <w:rFonts w:hint="eastAsia"/>
+                <w:rFonts w:hint="eastAsia" w:eastAsia="黑体"/>
               </w:rPr>
               <w:t xml:space="preserve">负载电阻</w:t>
             </w:r>
@@ -1426,6 +1563,9 @@
               <w:pStyle w:val="Compact"/>
             </w:pPr>
             <w:r>
+              <w:rPr>
+                <w:rFonts w:eastAsia="黑体"/>
+              </w:rPr>
               <w:t xml:space="preserve">Ω</w:t>
             </w:r>
           </w:p>
@@ -1456,6 +1596,9 @@
               </m:sSub>
             </m:oMath>
             <w:r>
+              <w:rPr>
+                <w:rFonts w:eastAsia="黑体"/>
+              </w:rPr>
               <w:t xml:space="preserve">​</w:t>
             </w:r>
           </w:p>
@@ -1468,7 +1611,7 @@
             </w:pPr>
             <w:r>
               <w:rPr>
-                <w:rFonts w:hint="eastAsia"/>
+                <w:rFonts w:hint="eastAsia" w:eastAsia="黑体"/>
               </w:rPr>
               <w:t xml:space="preserve">回路电压</w:t>
             </w:r>
@@ -1481,6 +1624,9 @@
               <w:pStyle w:val="Compact"/>
             </w:pPr>
             <w:r>
+              <w:rPr>
+                <w:rFonts w:eastAsia="黑体"/>
+              </w:rPr>
               <w:t xml:space="preserve">V</w:t>
             </w:r>
           </w:p>
@@ -1499,6 +1645,9 @@
               </m:r>
             </m:oMath>
             <w:r>
+              <w:rPr>
+                <w:rFonts w:eastAsia="黑体"/>
+              </w:rPr>
               <w:t xml:space="preserve">​</w:t>
             </w:r>
           </w:p>
@@ -1511,7 +1660,7 @@
             </w:pPr>
             <w:r>
               <w:rPr>
-                <w:rFonts w:hint="eastAsia"/>
+                <w:rFonts w:hint="eastAsia" w:eastAsia="黑体"/>
               </w:rPr>
               <w:t xml:space="preserve">气体浓度</w:t>
             </w:r>
@@ -1524,6 +1673,9 @@
               <w:pStyle w:val="Compact"/>
             </w:pPr>
             <w:r>
+              <w:rPr>
+                <w:rFonts w:eastAsia="黑体"/>
+              </w:rPr>
               <w:t xml:space="preserve">ppm</w:t>
             </w:r>
           </w:p>
@@ -1542,6 +1694,9 @@
               </m:r>
             </m:oMath>
             <w:r>
+              <w:rPr>
+                <w:rFonts w:eastAsia="黑体"/>
+              </w:rPr>
               <w:t xml:space="preserve">​</w:t>
             </w:r>
           </w:p>
@@ -1554,7 +1709,7 @@
             </w:pPr>
             <w:r>
               <w:rPr>
-                <w:rFonts w:hint="eastAsia"/>
+                <w:rFonts w:hint="eastAsia" w:eastAsia="黑体"/>
               </w:rPr>
               <w:t xml:space="preserve">器件常数</w:t>
             </w:r>
@@ -1567,6 +1722,9 @@
               <w:pStyle w:val="Compact"/>
             </w:pPr>
             <w:r>
+              <w:rPr>
+                <w:rFonts w:eastAsia="黑体"/>
+              </w:rPr>
               <w:t xml:space="preserve">Ω·ppm^n</w:t>
             </w:r>
           </w:p>
@@ -1585,6 +1743,9 @@
               </m:r>
             </m:oMath>
             <w:r>
+              <w:rPr>
+                <w:rFonts w:eastAsia="黑体"/>
+              </w:rPr>
               <w:t xml:space="preserve">​</w:t>
             </w:r>
           </w:p>
@@ -1597,7 +1758,7 @@
             </w:pPr>
             <w:r>
               <w:rPr>
-                <w:rFonts w:hint="eastAsia"/>
+                <w:rFonts w:hint="eastAsia" w:eastAsia="黑体"/>
               </w:rPr>
               <w:t xml:space="preserve">浓度指数</w:t>
             </w:r>
@@ -1610,6 +1771,9 @@
               <w:pStyle w:val="Compact"/>
             </w:pPr>
             <w:r>
+              <w:rPr>
+                <w:rFonts w:eastAsia="黑体"/>
+              </w:rPr>
               <w:t xml:space="preserve">—</w:t>
             </w:r>
           </w:p>
@@ -1637,6 +1801,9 @@
               </m:sSub>
             </m:oMath>
             <w:r>
+              <w:rPr>
+                <w:rFonts w:eastAsia="黑体"/>
+              </w:rPr>
               <w:t xml:space="preserve">​</w:t>
             </w:r>
           </w:p>
@@ -1649,7 +1816,7 @@
             </w:pPr>
             <w:r>
               <w:rPr>
-                <w:rFonts w:hint="eastAsia"/>
+                <w:rFonts w:hint="eastAsia" w:eastAsia="黑体"/>
               </w:rPr>
               <w:t xml:space="preserve">加热丝电阻</w:t>
             </w:r>
@@ -1662,6 +1829,9 @@
               <w:pStyle w:val="Compact"/>
             </w:pPr>
             <w:r>
+              <w:rPr>
+                <w:rFonts w:eastAsia="黑体"/>
+              </w:rPr>
               <w:t xml:space="preserve">Ω</w:t>
             </w:r>
           </w:p>
@@ -1676,7 +1846,7 @@
       </w:pPr>
       <w:r>
         <w:rPr>
-          <w:rFonts w:hint="eastAsia"/>
+          <w:rFonts w:hint="eastAsia" w:eastAsia="黑体"/>
         </w:rPr>
         <w:t xml:space="preserve">元件调整影响</w:t>
       </w:r>
@@ -1691,20 +1861,27 @@
       </w:pPr>
       <w:r>
         <w:rPr>
+          <w:rFonts w:eastAsia="黑体"/>
           <w:b/>
           <w:bCs/>
         </w:rPr>
         <w:t xml:space="preserve">R_L ↑</w:t>
       </w:r>
       <w:r>
+        <w:rPr>
+          <w:rFonts w:eastAsia="黑体"/>
+        </w:rPr>
         <w:t xml:space="preserve"> </w:t>
       </w:r>
       <w:r>
+        <w:rPr>
+          <w:rFonts w:eastAsia="黑体"/>
+        </w:rPr>
         <w:t xml:space="preserve">→ </w:t>
       </w:r>
       <w:r>
         <w:rPr>
-          <w:rFonts w:hint="eastAsia"/>
+          <w:rFonts w:hint="eastAsia" w:eastAsia="黑体"/>
         </w:rPr>
         <w:t xml:space="preserve">输出电压摆幅增大、灵敏度提高，但功耗与温漂增加。</w:t>
       </w:r>
@@ -1719,7 +1896,7 @@
       </w:pPr>
       <w:r>
         <w:rPr>
-          <w:rFonts w:hint="eastAsia"/>
+          <w:rFonts w:hint="eastAsia" w:eastAsia="黑体"/>
           <w:b/>
           <w:bCs/>
         </w:rPr>
@@ -1727,20 +1904,27 @@
       </w:r>
       <w:r>
         <w:rPr>
+          <w:rFonts w:eastAsia="黑体"/>
           <w:b/>
           <w:bCs/>
         </w:rPr>
         <w:t xml:space="preserve"> V_H ↑</w:t>
       </w:r>
       <w:r>
+        <w:rPr>
+          <w:rFonts w:eastAsia="黑体"/>
+        </w:rPr>
         <w:t xml:space="preserve"> </w:t>
       </w:r>
       <w:r>
+        <w:rPr>
+          <w:rFonts w:eastAsia="黑体"/>
+        </w:rPr>
         <w:t xml:space="preserve">→ </w:t>
       </w:r>
       <w:r>
         <w:rPr>
-          <w:rFonts w:hint="eastAsia"/>
+          <w:rFonts w:hint="eastAsia" w:eastAsia="黑体"/>
         </w:rPr>
         <w:t xml:space="preserve">响应加快、活性提高，但过高缩短寿命、干扰灵敏度。</w:t>
       </w:r>
@@ -1755,7 +1939,7 @@
       </w:pPr>
       <w:r>
         <w:rPr>
-          <w:rFonts w:hint="eastAsia"/>
+          <w:rFonts w:hint="eastAsia" w:eastAsia="黑体"/>
           <w:b/>
           <w:bCs/>
         </w:rPr>
@@ -1763,6 +1947,7 @@
       </w:r>
       <w:r>
         <w:rPr>
+          <w:rFonts w:eastAsia="黑体"/>
           <w:b/>
           <w:bCs/>
         </w:rPr>
@@ -1770,21 +1955,27 @@
       </w:r>
       <w:r>
         <w:rPr>
-          <w:rFonts w:hint="eastAsia"/>
+          <w:rFonts w:hint="eastAsia" w:eastAsia="黑体"/>
           <w:b/>
           <w:bCs/>
         </w:rPr>
         <w:t xml:space="preserve">恒流加热</w:t>
       </w:r>
       <w:r>
+        <w:rPr>
+          <w:rFonts w:eastAsia="黑体"/>
+        </w:rPr>
         <w:t xml:space="preserve"> </w:t>
       </w:r>
       <w:r>
+        <w:rPr>
+          <w:rFonts w:eastAsia="黑体"/>
+        </w:rPr>
         <w:t xml:space="preserve">→ </w:t>
       </w:r>
       <w:r>
         <w:rPr>
-          <w:rFonts w:hint="eastAsia"/>
+          <w:rFonts w:hint="eastAsia" w:eastAsia="黑体"/>
         </w:rPr>
         <w:t xml:space="preserve">影响传感器工作温度稳定性与稳定性。</w:t>
       </w:r>
@@ -1799,7 +1990,7 @@
       </w:pPr>
       <w:r>
         <w:rPr>
-          <w:rFonts w:hint="eastAsia"/>
+          <w:rFonts w:hint="eastAsia" w:eastAsia="黑体"/>
         </w:rPr>
         <w:t xml:space="preserve">负载电阻需与传感器工作点匹配，避免饱和或过小摆幅。</w:t>
       </w:r>
@@ -1812,7 +2003,7 @@
       </w:pPr>
       <w:r>
         <w:rPr>
-          <w:rFonts w:hint="eastAsia"/>
+          <w:rFonts w:hint="eastAsia" w:eastAsia="黑体"/>
         </w:rPr>
         <w:t xml:space="preserve">典型参数示例</w:t>
       </w:r>
@@ -1827,11 +2018,14 @@
       </w:pPr>
       <w:r>
         <w:rPr>
-          <w:rFonts w:hint="eastAsia"/>
+          <w:rFonts w:hint="eastAsia" w:eastAsia="黑体"/>
         </w:rPr>
         <w:t xml:space="preserve">取</w:t>
       </w:r>
       <w:r>
+        <w:rPr>
+          <w:rFonts w:eastAsia="黑体"/>
+        </w:rPr>
         <w:t xml:space="preserve"> </w:t>
       </w:r>
       <m:oMath>
@@ -1871,6 +2065,9 @@
         </m:r>
       </m:oMath>
       <w:r>
+        <w:rPr>
+          <w:rFonts w:eastAsia="黑体"/>
+        </w:rPr>
         <w:t xml:space="preserve">、</w:t>
       </w:r>
       <m:oMath>
@@ -1908,11 +2105,14 @@
       </m:oMath>
       <w:r>
         <w:rPr>
-          <w:rFonts w:hint="eastAsia"/>
+          <w:rFonts w:hint="eastAsia" w:eastAsia="黑体"/>
         </w:rPr>
         <w:t xml:space="preserve">、清洁空气中</w:t>
       </w:r>
       <w:r>
+        <w:rPr>
+          <w:rFonts w:eastAsia="黑体"/>
+        </w:rPr>
         <w:t xml:space="preserve"> </w:t>
       </w:r>
       <m:oMath>
@@ -1950,7 +2150,7 @@
       </m:oMath>
       <w:r>
         <w:rPr>
-          <w:rFonts w:hint="eastAsia"/>
+          <w:rFonts w:hint="eastAsia" w:eastAsia="黑体"/>
         </w:rPr>
         <w:t xml:space="preserve">：</w:t>
       </w:r>
@@ -2033,6 +2233,9 @@
         </m:r>
       </m:oMath>
       <w:r>
+        <w:rPr>
+          <w:rFonts w:eastAsia="黑体"/>
+        </w:rPr>
         <w:t xml:space="preserve">。</w:t>
       </w:r>
     </w:p>
@@ -2046,11 +2249,14 @@
       </w:pPr>
       <w:r>
         <w:rPr>
-          <w:rFonts w:hint="eastAsia"/>
+          <w:rFonts w:hint="eastAsia" w:eastAsia="黑体"/>
         </w:rPr>
         <w:t xml:space="preserve">目标气体使</w:t>
       </w:r>
       <w:r>
+        <w:rPr>
+          <w:rFonts w:eastAsia="黑体"/>
+        </w:rPr>
         <w:t xml:space="preserve"> </w:t>
       </w:r>
       <m:oMath>
@@ -2068,20 +2274,26 @@
         </m:sSub>
       </m:oMath>
       <w:r>
+        <w:rPr>
+          <w:rFonts w:eastAsia="黑体"/>
+        </w:rPr>
         <w:t xml:space="preserve"> </w:t>
       </w:r>
       <w:r>
         <w:rPr>
-          <w:rFonts w:hint="eastAsia"/>
+          <w:rFonts w:hint="eastAsia" w:eastAsia="黑体"/>
         </w:rPr>
         <w:t xml:space="preserve">降至</w:t>
       </w:r>
       <w:r>
+        <w:rPr>
+          <w:rFonts w:eastAsia="黑体"/>
+        </w:rPr>
         <w:t xml:space="preserve"> 5 </w:t>
       </w:r>
       <w:r>
         <w:rPr>
-          <w:rFonts w:hint="eastAsia"/>
+          <w:rFonts w:hint="eastAsia" w:eastAsia="黑体"/>
         </w:rPr>
         <w:t xml:space="preserve">kΩ：</w:t>
       </w:r>
@@ -2165,7 +2377,7 @@
       </m:oMath>
       <w:r>
         <w:rPr>
-          <w:rFonts w:hint="eastAsia"/>
+          <w:rFonts w:hint="eastAsia" w:eastAsia="黑体"/>
         </w:rPr>
         <w:t xml:space="preserve">，电压升高表示浓度增大。</w:t>
       </w:r>
@@ -2178,7 +2390,7 @@
       </w:pPr>
       <w:r>
         <w:rPr>
-          <w:rFonts w:hint="eastAsia"/>
+          <w:rFonts w:hint="eastAsia" w:eastAsia="黑体"/>
         </w:rPr>
         <w:t xml:space="preserve">常见器件型号</w:t>
       </w:r>
@@ -2193,7 +2405,7 @@
       </w:pPr>
       <w:r>
         <w:rPr>
-          <w:rFonts w:hint="eastAsia"/>
+          <w:rFonts w:hint="eastAsia" w:eastAsia="黑体"/>
         </w:rPr>
         <w:t xml:space="preserve">半导体气体传感器：MQ-2、MQ-3、MQ-7、MQ-135、TGS2600（Figaro）。</w:t>
       </w:r>
@@ -2206,7 +2418,7 @@
       </w:pPr>
       <w:r>
         <w:rPr>
-          <w:rFonts w:hint="eastAsia"/>
+          <w:rFonts w:hint="eastAsia" w:eastAsia="黑体"/>
         </w:rPr>
         <w:t xml:space="preserve">注意事项</w:t>
       </w:r>
@@ -2221,7 +2433,7 @@
       </w:pPr>
       <w:r>
         <w:rPr>
-          <w:rFonts w:hint="eastAsia"/>
+          <w:rFonts w:hint="eastAsia" w:eastAsia="黑体"/>
         </w:rPr>
         <w:t xml:space="preserve">加热丝需预热（几分钟至数十分钟）才能稳定读数。</w:t>
       </w:r>
@@ -2236,7 +2448,7 @@
       </w:pPr>
       <w:r>
         <w:rPr>
-          <w:rFonts w:hint="eastAsia"/>
+          <w:rFonts w:hint="eastAsia" w:eastAsia="黑体"/>
         </w:rPr>
         <w:t xml:space="preserve">对多种气体有交叉灵敏度，选择性差，需针对目标气体标定。</w:t>
       </w:r>
@@ -2251,7 +2463,7 @@
       </w:pPr>
       <w:r>
         <w:rPr>
-          <w:rFonts w:hint="eastAsia"/>
+          <w:rFonts w:hint="eastAsia" w:eastAsia="黑体"/>
         </w:rPr>
         <w:t xml:space="preserve">湿度、温度影响较大，需做环境补偿。</w:t>
       </w:r>
@@ -2266,7 +2478,7 @@
       </w:pPr>
       <w:r>
         <w:rPr>
-          <w:rFonts w:hint="eastAsia"/>
+          <w:rFonts w:hint="eastAsia" w:eastAsia="黑体"/>
         </w:rPr>
         <w:t xml:space="preserve">负载电阻与加热电压按器件手册配置，避免加热功率超标损坏。</w:t>
       </w:r>
@@ -2279,7 +2491,7 @@
       </w:pPr>
       <w:r>
         <w:rPr>
-          <w:rFonts w:hint="eastAsia"/>
+          <w:rFonts w:hint="eastAsia" w:eastAsia="黑体"/>
         </w:rPr>
         <w:t xml:space="preserve">参考资料</w:t>
       </w:r>
@@ -2293,6 +2505,9 @@
         </w:numPr>
       </w:pPr>
       <w:r>
+        <w:rPr>
+          <w:rFonts w:eastAsia="黑体"/>
+        </w:rPr>
         <w:t xml:space="preserve">Wikipedia: Gas sensor。</w:t>
       </w:r>
     </w:p>
@@ -2305,11 +2520,14 @@
         </w:numPr>
       </w:pPr>
       <w:r>
+        <w:rPr>
+          <w:rFonts w:eastAsia="黑体"/>
+        </w:rPr>
         <w:t xml:space="preserve">Figaro TGS </w:t>
       </w:r>
       <w:r>
         <w:rPr>
-          <w:rFonts w:hint="eastAsia"/>
+          <w:rFonts w:hint="eastAsia" w:eastAsia="黑体"/>
         </w:rPr>
         <w:t xml:space="preserve">系列技术资料。</w:t>
       </w:r>
@@ -2323,11 +2541,11 @@
       </w:pPr>
       <w:r>
         <w:rPr>
-          <w:rFonts w:ascii="Times New Roman" w:hAnsi="Times New Roman"/>
+          <w:rFonts w:ascii="Times New Roman" w:hAnsi="Times New Roman" w:eastAsia="黑体"/>
           <w:color w:val="555555"/>
           <w:sz w:val="21"/>
         </w:rPr>
-        <w:t>材料收集者：杜文杰</w:t>
+        <w:t>材料收集者：杜文杰，WX手机：19519196569，QQ:3478827729</w:t>
       </w:r>
     </w:p>
     <w:sectPr>
@@ -2347,7 +2565,7 @@
 </file>
 
 <file path=word/footer1.xml><?xml version="1.0" encoding="utf-8"?>
-<w:ftr xmlns:m="http://schemas.openxmlformats.org/officeDocument/2006/math" xmlns:mc="http://schemas.openxmlformats.org/markup-compatibility/2006" xmlns:mo="http://schemas.microsoft.com/office/mac/office/2008/main" xmlns:mv="urn:schemas-microsoft-com:mac:vml" xmlns:o="urn:schemas-microsoft-com:office:office" xmlns:r="http://schemas.openxmlformats.org/officeDocument/2006/relationships" xmlns:v="urn:schemas-microsoft-com:vml" xmlns:w10="urn:schemas-microsoft-com:office:word" xmlns:w14="http://schemas.microsoft.com/office/word/2010/wordml" xmlns:w="http://schemas.openxmlformats.org/wordprocessingml/2006/main" xmlns:wne="http://schemas.microsoft.com/office/word/2006/wordml" xmlns:wp14="http://schemas.microsoft.com/office/word/2010/wordprocessingDrawing" xmlns:wp="http://schemas.openxmlformats.org/drawingml/2006/wordprocessingDrawing" xmlns:wpc="http://schemas.microsoft.com/office/word/2010/wordprocessingCanvas" xmlns:wpg="http://schemas.microsoft.com/office/word/2010/wordprocessingGroup" xmlns:wpi="http://schemas.microsoft.com/office/word/2010/wordprocessingInk" xmlns:wps="http://schemas.microsoft.com/office/word/2010/wordprocessingShape" mc:Ignorable="w14 wp14">
+<w:ftr xmlns:mc="http://schemas.openxmlformats.org/markup-compatibility/2006" xmlns:w="http://schemas.openxmlformats.org/wordprocessingml/2006/main" xmlns:m="http://schemas.openxmlformats.org/officeDocument/2006/math" xmlns:mo="http://schemas.microsoft.com/office/mac/office/2008/main" xmlns:mv="urn:schemas-microsoft-com:mac:vml" xmlns:o="urn:schemas-microsoft-com:office:office" xmlns:r="http://schemas.openxmlformats.org/officeDocument/2006/relationships" xmlns:v="urn:schemas-microsoft-com:vml" xmlns:w10="urn:schemas-microsoft-com:office:word" xmlns:w14="http://schemas.microsoft.com/office/word/2010/wordml" xmlns:wne="http://schemas.microsoft.com/office/word/2006/wordml" xmlns:wp14="http://schemas.microsoft.com/office/word/2010/wordprocessingDrawing" xmlns:wp="http://schemas.openxmlformats.org/drawingml/2006/wordprocessingDrawing" xmlns:wpc="http://schemas.microsoft.com/office/word/2010/wordprocessingCanvas" xmlns:wpg="http://schemas.microsoft.com/office/word/2010/wordprocessingGroup" xmlns:wpi="http://schemas.microsoft.com/office/word/2010/wordprocessingInk" xmlns:wps="http://schemas.microsoft.com/office/word/2010/wordprocessingShape" mc:Ignorable="w14 wp14">
   <w:p>
     <w:pPr>
       <w:pStyle w:val="Footer"/>
@@ -2355,12 +2573,14 @@
     </w:pPr>
     <w:r>
       <w:rPr>
+        <w:rFonts w:eastAsia="黑体"/>
         <w:sz w:val="18"/>
       </w:rPr>
       <w:t xml:space="preserve">第 </w:t>
     </w:r>
     <w:r>
       <w:rPr>
+        <w:rFonts w:eastAsia="黑体"/>
         <w:sz w:val="18"/>
       </w:rPr>
       <w:fldChar w:fldCharType="begin"/>
@@ -2369,6 +2589,7 @@
     </w:r>
     <w:r>
       <w:rPr>
+        <w:rFonts w:eastAsia="黑体"/>
         <w:sz w:val="18"/>
       </w:rPr>
       <w:t xml:space="preserve"> 页</w:t>
@@ -2382,6 +2603,9 @@
   <w:footnote w:type="continuationSeparator" w:id="0">
     <w:p>
       <w:r>
+        <w:rPr>
+          <w:rFonts w:eastAsia="黑体"/>
+        </w:rPr>
         <w:continuationSeparator/>
       </w:r>
     </w:p>
@@ -2389,6 +2613,9 @@
   <w:footnote w:type="separator" w:id="-1">
     <w:p>
       <w:r>
+        <w:rPr>
+          <w:rFonts w:eastAsia="黑体"/>
+        </w:rPr>
         <w:separator/>
       </w:r>
     </w:p>
@@ -2397,7 +2624,7 @@
 </file>
 
 <file path=word/header1.xml><?xml version="1.0" encoding="utf-8"?>
-<w:hdr xmlns:m="http://schemas.openxmlformats.org/officeDocument/2006/math" xmlns:mc="http://schemas.openxmlformats.org/markup-compatibility/2006" xmlns:mo="http://schemas.microsoft.com/office/mac/office/2008/main" xmlns:mv="urn:schemas-microsoft-com:mac:vml" xmlns:o="urn:schemas-microsoft-com:office:office" xmlns:r="http://schemas.openxmlformats.org/officeDocument/2006/relationships" xmlns:v="urn:schemas-microsoft-com:vml" xmlns:w10="urn:schemas-microsoft-com:office:word" xmlns:w14="http://schemas.microsoft.com/office/word/2010/wordml" xmlns:w="http://schemas.openxmlformats.org/wordprocessingml/2006/main" xmlns:wne="http://schemas.microsoft.com/office/word/2006/wordml" xmlns:wp14="http://schemas.microsoft.com/office/word/2010/wordprocessingDrawing" xmlns:wp="http://schemas.openxmlformats.org/drawingml/2006/wordprocessingDrawing" xmlns:wpc="http://schemas.microsoft.com/office/word/2010/wordprocessingCanvas" xmlns:wpg="http://schemas.microsoft.com/office/word/2010/wordprocessingGroup" xmlns:wpi="http://schemas.microsoft.com/office/word/2010/wordprocessingInk" xmlns:wps="http://schemas.microsoft.com/office/word/2010/wordprocessingShape" mc:Ignorable="w14 wp14">
+<w:hdr xmlns:mc="http://schemas.openxmlformats.org/markup-compatibility/2006" xmlns:w="http://schemas.openxmlformats.org/wordprocessingml/2006/main" xmlns:m="http://schemas.openxmlformats.org/officeDocument/2006/math" xmlns:mo="http://schemas.microsoft.com/office/mac/office/2008/main" xmlns:mv="urn:schemas-microsoft-com:mac:vml" xmlns:o="urn:schemas-microsoft-com:office:office" xmlns:r="http://schemas.openxmlformats.org/officeDocument/2006/relationships" xmlns:v="urn:schemas-microsoft-com:vml" xmlns:w10="urn:schemas-microsoft-com:office:word" xmlns:w14="http://schemas.microsoft.com/office/word/2010/wordml" xmlns:wne="http://schemas.microsoft.com/office/word/2006/wordml" xmlns:wp14="http://schemas.microsoft.com/office/word/2010/wordprocessingDrawing" xmlns:wp="http://schemas.openxmlformats.org/drawingml/2006/wordprocessingDrawing" xmlns:wpc="http://schemas.microsoft.com/office/word/2010/wordprocessingCanvas" xmlns:wpg="http://schemas.microsoft.com/office/word/2010/wordprocessingGroup" xmlns:wpi="http://schemas.microsoft.com/office/word/2010/wordprocessingInk" xmlns:wps="http://schemas.microsoft.com/office/word/2010/wordprocessingShape" mc:Ignorable="w14 wp14">
   <w:p>
     <w:pPr>
       <w:pStyle w:val="Header"/>
@@ -2405,7 +2632,7 @@
     </w:pPr>
     <w:r>
       <w:rPr>
-        <w:rFonts w:ascii="Times New Roman" w:hAnsi="Times New Roman"/>
+        <w:rFonts w:ascii="Times New Roman" w:hAnsi="Times New Roman" w:eastAsia="黑体"/>
         <w:sz w:val="18"/>
         <w:rFonts w:eastAsia="黑体"/>
         <w:rFonts w:eastAsia="黑体"/>
@@ -2417,7 +2644,7 @@
 </file>
 
 <file path=word/numbering.xml><?xml version="1.0" encoding="utf-8"?>
-<w:numbering xmlns:m="http://schemas.openxmlformats.org/officeDocument/2006/math" xmlns:mc="http://schemas.openxmlformats.org/markup-compatibility/2006" xmlns:mo="http://schemas.microsoft.com/office/mac/office/2008/main" xmlns:mv="urn:schemas-microsoft-com:mac:vml" xmlns:o="urn:schemas-microsoft-com:office:office" xmlns:r="http://schemas.openxmlformats.org/officeDocument/2006/relationships" xmlns:v="urn:schemas-microsoft-com:vml" xmlns:w="http://schemas.openxmlformats.org/wordprocessingml/2006/main" xmlns:w10="urn:schemas-microsoft-com:office:word" xmlns:w14="http://schemas.microsoft.com/office/word/2010/wordml" xmlns:wne="http://schemas.microsoft.com/office/word/2006/wordml" xmlns:wp="http://schemas.openxmlformats.org/drawingml/2006/wordprocessingDrawing" xmlns:wp14="http://schemas.microsoft.com/office/word/2010/wordprocessingDrawing" xmlns:wpc="http://schemas.microsoft.com/office/word/2010/wordprocessingCanvas" xmlns:wpg="http://schemas.microsoft.com/office/word/2010/wordprocessingGroup" xmlns:wpi="http://schemas.microsoft.com/office/word/2010/wordprocessingInk" xmlns:wps="http://schemas.microsoft.com/office/word/2010/wordprocessingShape" mc:Ignorable="w14 wp14">
+<w:numbering xmlns:mc="http://schemas.openxmlformats.org/markup-compatibility/2006" xmlns:w="http://schemas.openxmlformats.org/wordprocessingml/2006/main" xmlns:m="http://schemas.openxmlformats.org/officeDocument/2006/math" xmlns:mo="http://schemas.microsoft.com/office/mac/office/2008/main" xmlns:mv="urn:schemas-microsoft-com:mac:vml" xmlns:o="urn:schemas-microsoft-com:office:office" xmlns:r="http://schemas.openxmlformats.org/officeDocument/2006/relationships" xmlns:v="urn:schemas-microsoft-com:vml" xmlns:w10="urn:schemas-microsoft-com:office:word" xmlns:w14="http://schemas.microsoft.com/office/word/2010/wordml" xmlns:wne="http://schemas.microsoft.com/office/word/2006/wordml" xmlns:wp="http://schemas.openxmlformats.org/drawingml/2006/wordprocessingDrawing" xmlns:wp14="http://schemas.microsoft.com/office/word/2010/wordprocessingDrawing" xmlns:wpc="http://schemas.microsoft.com/office/word/2010/wordprocessingCanvas" xmlns:wpg="http://schemas.microsoft.com/office/word/2010/wordprocessingGroup" xmlns:wpi="http://schemas.microsoft.com/office/word/2010/wordprocessingInk" xmlns:wps="http://schemas.microsoft.com/office/word/2010/wordprocessingShape" mc:Ignorable="w14 wp14">
   <w:abstractNum w:abstractNumId="0">
     <w:nsid w:val="FFFFFF7C"/>
     <w:multiLevelType w:val="singleLevel"/>
@@ -2504,7 +2731,7 @@
         <w:ind w:hanging="360" w:left="1440"/>
       </w:pPr>
       <w:rPr>
-        <w:rFonts w:ascii="Symbol" w:hAnsi="Symbol" w:hint="default"/>
+        <w:rFonts w:ascii="Symbol" w:hAnsi="Symbol" w:hint="default" w:eastAsia="黑体"/>
       </w:rPr>
     </w:lvl>
   </w:abstractNum>
@@ -2525,7 +2752,7 @@
         <w:ind w:hanging="360" w:left="1080"/>
       </w:pPr>
       <w:rPr>
-        <w:rFonts w:ascii="Symbol" w:hAnsi="Symbol" w:hint="default"/>
+        <w:rFonts w:ascii="Symbol" w:hAnsi="Symbol" w:hint="default" w:eastAsia="黑体"/>
       </w:rPr>
     </w:lvl>
   </w:abstractNum>
@@ -2546,7 +2773,7 @@
         <w:ind w:hanging="360" w:left="720"/>
       </w:pPr>
       <w:rPr>
-        <w:rFonts w:ascii="Symbol" w:hAnsi="Symbol" w:hint="default"/>
+        <w:rFonts w:ascii="Symbol" w:hAnsi="Symbol" w:hint="default" w:eastAsia="黑体"/>
       </w:rPr>
     </w:lvl>
   </w:abstractNum>
@@ -2585,7 +2812,7 @@
         <w:ind w:hanging="360" w:left="360"/>
       </w:pPr>
       <w:rPr>
-        <w:rFonts w:ascii="Symbol" w:hAnsi="Symbol" w:hint="default"/>
+        <w:rFonts w:ascii="Symbol" w:hAnsi="Symbol" w:hint="default" w:eastAsia="黑体"/>
       </w:rPr>
     </w:lvl>
   </w:abstractNum>
@@ -2676,7 +2903,7 @@
         <w:ind w:left="720" w:hanging="360"/>
       </w:pPr>
       <w:rPr>
-        <w:rFonts w:ascii="Symbol" w:hAnsi="Symbol" w:cs="Symbol" w:hint="default"/>
+        <w:rFonts w:ascii="Symbol" w:hAnsi="Symbol" w:cs="Symbol" w:hint="default" w:eastAsia="黑体"/>
       </w:rPr>
     </w:lvl>
     <w:lvl w:ilvl="1">
@@ -2687,7 +2914,7 @@
         <w:ind w:left="1440" w:hanging="360"/>
       </w:pPr>
       <w:rPr>
-        <w:rFonts w:ascii="Courier New" w:hAnsi="Courier New" w:cs="Courier New" w:hint="default"/>
+        <w:rFonts w:ascii="Courier New" w:hAnsi="Courier New" w:cs="Courier New" w:hint="default" w:eastAsia="黑体"/>
       </w:rPr>
     </w:lvl>
     <w:lvl w:ilvl="2">
@@ -2698,7 +2925,7 @@
         <w:ind w:left="2160" w:hanging="360"/>
       </w:pPr>
       <w:rPr>
-        <w:rFonts w:ascii="Wingdings" w:hAnsi="Wingdings" w:cs="Wingdings" w:hint="default"/>
+        <w:rFonts w:ascii="Wingdings" w:hAnsi="Wingdings" w:cs="Wingdings" w:hint="default" w:eastAsia="黑体"/>
       </w:rPr>
     </w:lvl>
     <w:lvl w:ilvl="3">
@@ -2709,7 +2936,7 @@
         <w:ind w:left="2880" w:hanging="360"/>
       </w:pPr>
       <w:rPr>
-        <w:rFonts w:ascii="Symbol" w:hAnsi="Symbol" w:cs="Symbol" w:hint="default"/>
+        <w:rFonts w:ascii="Symbol" w:hAnsi="Symbol" w:cs="Symbol" w:hint="default" w:eastAsia="黑体"/>
       </w:rPr>
     </w:lvl>
     <w:lvl w:ilvl="4">
@@ -2720,7 +2947,7 @@
         <w:ind w:left="3600" w:hanging="360"/>
       </w:pPr>
       <w:rPr>
-        <w:rFonts w:ascii="Courier New" w:hAnsi="Courier New" w:cs="Courier New" w:hint="default"/>
+        <w:rFonts w:ascii="Courier New" w:hAnsi="Courier New" w:cs="Courier New" w:hint="default" w:eastAsia="黑体"/>
       </w:rPr>
     </w:lvl>
     <w:lvl w:ilvl="5">
@@ -2731,7 +2958,7 @@
         <w:ind w:left="4320" w:hanging="360"/>
       </w:pPr>
       <w:rPr>
-        <w:rFonts w:ascii="Wingdings" w:hAnsi="Wingdings" w:cs="Wingdings" w:hint="default"/>
+        <w:rFonts w:ascii="Wingdings" w:hAnsi="Wingdings" w:cs="Wingdings" w:hint="default" w:eastAsia="黑体"/>
       </w:rPr>
     </w:lvl>
     <w:lvl w:ilvl="6">
@@ -2742,7 +2969,7 @@
         <w:ind w:left="5040" w:hanging="360"/>
       </w:pPr>
       <w:rPr>
-        <w:rFonts w:ascii="Symbol" w:hAnsi="Symbol" w:cs="Symbol" w:hint="default"/>
+        <w:rFonts w:ascii="Symbol" w:hAnsi="Symbol" w:cs="Symbol" w:hint="default" w:eastAsia="黑体"/>
       </w:rPr>
     </w:lvl>
     <w:lvl w:ilvl="7">
@@ -2753,7 +2980,7 @@
         <w:ind w:left="5760" w:hanging="360"/>
       </w:pPr>
       <w:rPr>
-        <w:rFonts w:ascii="Courier New" w:hAnsi="Courier New" w:cs="Courier New" w:hint="default"/>
+        <w:rFonts w:ascii="Courier New" w:hAnsi="Courier New" w:cs="Courier New" w:hint="default" w:eastAsia="黑体"/>
       </w:rPr>
     </w:lvl>
     <w:lvl w:ilvl="8">
@@ -2764,7 +2991,7 @@
         <w:ind w:left="6480" w:hanging="360"/>
       </w:pPr>
       <w:rPr>
-        <w:rFonts w:ascii="Wingdings" w:hAnsi="Wingdings" w:cs="Wingdings" w:hint="default"/>
+        <w:rFonts w:ascii="Wingdings" w:hAnsi="Wingdings" w:cs="Wingdings" w:hint="default" w:eastAsia="黑体"/>
       </w:rPr>
     </w:lvl>
   </w:abstractNum>
@@ -2820,11 +3047,11 @@
 </file>
 
 <file path=word/styles.xml><?xml version="1.0" encoding="utf-8"?>
-<w:styles xmlns:mc="http://schemas.openxmlformats.org/markup-compatibility/2006" xmlns:r="http://schemas.openxmlformats.org/officeDocument/2006/relationships" xmlns:w="http://schemas.openxmlformats.org/wordprocessingml/2006/main" xmlns:w14="http://schemas.microsoft.com/office/word/2010/wordml" mc:Ignorable="w14">
+<w:styles xmlns:mc="http://schemas.openxmlformats.org/markup-compatibility/2006" xmlns:w="http://schemas.openxmlformats.org/wordprocessingml/2006/main" xmlns:r="http://schemas.openxmlformats.org/officeDocument/2006/relationships" xmlns:w14="http://schemas.microsoft.com/office/word/2010/wordml" mc:Ignorable="w14">
   <w:docDefaults>
     <w:rPrDefault>
       <w:rPr>
-        <w:rFonts w:asciiTheme="minorHAnsi" w:cstheme="minorBidi" w:eastAsiaTheme="minorEastAsia" w:hAnsiTheme="minorHAnsi"/>
+        <w:rFonts w:asciiTheme="minorHAnsi" w:cstheme="minorBidi" w:hAnsiTheme="minorHAnsi" w:eastAsia="黑体"/>
         <w:sz w:val="22"/>
         <w:szCs w:val="22"/>
         <w:lang w:bidi="ar-SA" w:eastAsia="en-US" w:val="en-US"/>
@@ -3046,7 +3273,7 @@
       <w:outlineLvl w:val="0"/>
     </w:pPr>
     <w:rPr>
-      <w:rFonts w:ascii="Times New Roman" w:asciiTheme="majorHAnsi" w:cstheme="majorBidi" w:eastAsia="黑体" w:eastAsiaTheme="majorEastAsia" w:hAnsi="Times New Roman" w:hAnsiTheme="majorHAnsi"/>
+      <w:rFonts w:ascii="Times New Roman" w:asciiTheme="majorHAnsi" w:cstheme="majorBidi" w:eastAsia="黑体" w:hAnsi="Times New Roman" w:hAnsiTheme="majorHAnsi"/>
       <w:b/>
       <w:bCs/>
       <w:color w:val="1F3864"/>
@@ -3070,7 +3297,7 @@
       <w:outlineLvl w:val="1"/>
     </w:pPr>
     <w:rPr>
-      <w:rFonts w:ascii="Times New Roman" w:asciiTheme="majorHAnsi" w:cstheme="majorBidi" w:eastAsia="黑体" w:eastAsiaTheme="majorEastAsia" w:hAnsi="Times New Roman" w:hAnsiTheme="majorHAnsi"/>
+      <w:rFonts w:ascii="Times New Roman" w:asciiTheme="majorHAnsi" w:cstheme="majorBidi" w:eastAsia="黑体" w:hAnsi="Times New Roman" w:hAnsiTheme="majorHAnsi"/>
       <w:b/>
       <w:bCs/>
       <w:color w:val="2E4E7E"/>
@@ -3094,7 +3321,7 @@
       <w:outlineLvl w:val="2"/>
     </w:pPr>
     <w:rPr>
-      <w:rFonts w:ascii="Times New Roman" w:asciiTheme="majorHAnsi" w:cstheme="majorBidi" w:eastAsia="黑体" w:eastAsiaTheme="majorEastAsia" w:hAnsi="Times New Roman" w:hAnsiTheme="majorHAnsi"/>
+      <w:rFonts w:ascii="Times New Roman" w:asciiTheme="majorHAnsi" w:cstheme="majorBidi" w:eastAsia="黑体" w:hAnsi="Times New Roman" w:hAnsiTheme="majorHAnsi"/>
       <w:b/>
       <w:bCs/>
       <w:color w:val="2E4E7E"/>
@@ -3118,7 +3345,7 @@
       <w:outlineLvl w:val="3"/>
     </w:pPr>
     <w:rPr>
-      <w:rFonts w:ascii="Times New Roman" w:asciiTheme="majorHAnsi" w:cstheme="majorBidi" w:eastAsia="黑体" w:eastAsiaTheme="majorEastAsia" w:hAnsi="Times New Roman" w:hAnsiTheme="majorHAnsi"/>
+      <w:rFonts w:ascii="Times New Roman" w:asciiTheme="majorHAnsi" w:cstheme="majorBidi" w:eastAsia="黑体" w:hAnsi="Times New Roman" w:hAnsiTheme="majorHAnsi"/>
       <w:b/>
       <w:bCs/>
       <w:i/>
@@ -3144,7 +3371,7 @@
       <w:outlineLvl w:val="4"/>
     </w:pPr>
     <w:rPr>
-      <w:rFonts w:ascii="Times New Roman" w:asciiTheme="majorHAnsi" w:cstheme="majorBidi" w:eastAsia="黑体" w:eastAsiaTheme="majorEastAsia" w:hAnsi="Times New Roman" w:hAnsiTheme="majorHAnsi"/>
+      <w:rFonts w:ascii="Times New Roman" w:asciiTheme="majorHAnsi" w:cstheme="majorBidi" w:eastAsia="黑体" w:hAnsi="Times New Roman" w:hAnsiTheme="majorHAnsi"/>
       <w:b/>
       <w:color w:val="333333"/>
       <w:sz w:val="22"/>
@@ -3167,7 +3394,7 @@
       <w:outlineLvl w:val="5"/>
     </w:pPr>
     <w:rPr>
-      <w:rFonts w:asciiTheme="majorHAnsi" w:cstheme="majorBidi" w:eastAsiaTheme="majorEastAsia" w:hAnsiTheme="majorHAnsi"/>
+      <w:rFonts w:asciiTheme="majorHAnsi" w:cstheme="majorBidi" w:hAnsiTheme="majorHAnsi" w:eastAsia="黑体"/>
       <w:i/>
       <w:iCs/>
       <w:color w:themeColor="accent1" w:themeShade="7F" w:val="243F60"/>
@@ -3190,7 +3417,7 @@
       <w:outlineLvl w:val="6"/>
     </w:pPr>
     <w:rPr>
-      <w:rFonts w:asciiTheme="majorHAnsi" w:cstheme="majorBidi" w:eastAsiaTheme="majorEastAsia" w:hAnsiTheme="majorHAnsi"/>
+      <w:rFonts w:asciiTheme="majorHAnsi" w:cstheme="majorBidi" w:hAnsiTheme="majorHAnsi" w:eastAsia="黑体"/>
       <w:i/>
       <w:iCs/>
       <w:color w:themeColor="text1" w:themeTint="BF" w:val="404040"/>
@@ -3213,7 +3440,7 @@
       <w:outlineLvl w:val="7"/>
     </w:pPr>
     <w:rPr>
-      <w:rFonts w:asciiTheme="majorHAnsi" w:cstheme="majorBidi" w:eastAsiaTheme="majorEastAsia" w:hAnsiTheme="majorHAnsi"/>
+      <w:rFonts w:asciiTheme="majorHAnsi" w:cstheme="majorBidi" w:hAnsiTheme="majorHAnsi" w:eastAsia="黑体"/>
       <w:color w:themeColor="accent1" w:val="4F81BD"/>
       <w:sz w:val="20"/>
       <w:szCs w:val="20"/>
@@ -3236,7 +3463,7 @@
       <w:outlineLvl w:val="8"/>
     </w:pPr>
     <w:rPr>
-      <w:rFonts w:asciiTheme="majorHAnsi" w:cstheme="majorBidi" w:eastAsiaTheme="majorEastAsia" w:hAnsiTheme="majorHAnsi"/>
+      <w:rFonts w:asciiTheme="majorHAnsi" w:cstheme="majorBidi" w:hAnsiTheme="majorHAnsi" w:eastAsia="黑体"/>
       <w:i/>
       <w:iCs/>
       <w:color w:themeColor="text1" w:themeTint="BF" w:val="404040"/>
@@ -3287,7 +3514,7 @@
     <w:uiPriority w:val="9"/>
     <w:rsid w:val="00FC693F"/>
     <w:rPr>
-      <w:rFonts w:asciiTheme="majorHAnsi" w:cstheme="majorBidi" w:eastAsiaTheme="majorEastAsia" w:hAnsiTheme="majorHAnsi"/>
+      <w:rFonts w:asciiTheme="majorHAnsi" w:cstheme="majorBidi" w:hAnsiTheme="majorHAnsi" w:eastAsia="黑体"/>
       <w:b/>
       <w:bCs/>
       <w:color w:themeColor="accent1" w:themeShade="BF" w:val="365F91"/>
@@ -3302,7 +3529,7 @@
     <w:uiPriority w:val="9"/>
     <w:rsid w:val="00FC693F"/>
     <w:rPr>
-      <w:rFonts w:asciiTheme="majorHAnsi" w:cstheme="majorBidi" w:eastAsiaTheme="majorEastAsia" w:hAnsiTheme="majorHAnsi"/>
+      <w:rFonts w:asciiTheme="majorHAnsi" w:cstheme="majorBidi" w:hAnsiTheme="majorHAnsi" w:eastAsia="黑体"/>
       <w:b/>
       <w:bCs/>
       <w:color w:themeColor="accent1" w:val="4F81BD"/>
@@ -3317,7 +3544,7 @@
     <w:uiPriority w:val="9"/>
     <w:rsid w:val="00FC693F"/>
     <w:rPr>
-      <w:rFonts w:asciiTheme="majorHAnsi" w:cstheme="majorBidi" w:eastAsiaTheme="majorEastAsia" w:hAnsiTheme="majorHAnsi"/>
+      <w:rFonts w:asciiTheme="majorHAnsi" w:cstheme="majorBidi" w:hAnsiTheme="majorHAnsi" w:eastAsia="黑体"/>
       <w:b/>
       <w:bCs/>
       <w:color w:themeColor="accent1" w:val="4F81BD"/>
@@ -3340,7 +3567,7 @@
       <w:contextualSpacing/>
     </w:pPr>
     <w:rPr>
-      <w:rFonts w:ascii="Times New Roman" w:asciiTheme="majorHAnsi" w:cstheme="majorBidi" w:eastAsia="黑体" w:eastAsiaTheme="majorEastAsia" w:hAnsi="Times New Roman" w:hAnsiTheme="majorHAnsi"/>
+      <w:rFonts w:ascii="Times New Roman" w:asciiTheme="majorHAnsi" w:cstheme="majorBidi" w:eastAsia="黑体" w:hAnsi="Times New Roman" w:hAnsiTheme="majorHAnsi"/>
       <w:b/>
       <w:color w:val="1F3864"/>
       <w:spacing w:val="5"/>
@@ -3356,7 +3583,7 @@
     <w:uiPriority w:val="10"/>
     <w:rsid w:val="00FC693F"/>
     <w:rPr>
-      <w:rFonts w:asciiTheme="majorHAnsi" w:cstheme="majorBidi" w:eastAsiaTheme="majorEastAsia" w:hAnsiTheme="majorHAnsi"/>
+      <w:rFonts w:asciiTheme="majorHAnsi" w:cstheme="majorBidi" w:hAnsiTheme="majorHAnsi" w:eastAsia="黑体"/>
       <w:color w:themeColor="text2" w:themeShade="BF" w:val="17365D"/>
       <w:spacing w:val="5"/>
       <w:kern w:val="28"/>
@@ -3378,7 +3605,7 @@
       </w:numPr>
     </w:pPr>
     <w:rPr>
-      <w:rFonts w:asciiTheme="majorHAnsi" w:cstheme="majorBidi" w:eastAsiaTheme="majorEastAsia" w:hAnsiTheme="majorHAnsi"/>
+      <w:rFonts w:asciiTheme="majorHAnsi" w:cstheme="majorBidi" w:hAnsiTheme="majorHAnsi" w:eastAsia="黑体"/>
       <w:i/>
       <w:iCs/>
       <w:color w:themeColor="accent1" w:val="4F81BD"/>
@@ -3394,7 +3621,7 @@
     <w:uiPriority w:val="11"/>
     <w:rsid w:val="00FC693F"/>
     <w:rPr>
-      <w:rFonts w:asciiTheme="majorHAnsi" w:cstheme="majorBidi" w:eastAsiaTheme="majorEastAsia" w:hAnsiTheme="majorHAnsi"/>
+      <w:rFonts w:asciiTheme="majorHAnsi" w:cstheme="majorBidi" w:hAnsiTheme="majorHAnsi" w:eastAsia="黑体"/>
       <w:i/>
       <w:iCs/>
       <w:color w:themeColor="accent1" w:val="4F81BD"/>
@@ -3461,6 +3688,7 @@
       <w:spacing w:after="120"/>
     </w:pPr>
     <w:rPr>
+      <w:rFonts w:eastAsia="黑体"/>
       <w:sz w:val="16"/>
       <w:szCs w:val="16"/>
     </w:rPr>
@@ -3472,6 +3700,7 @@
     <w:uiPriority w:val="99"/>
     <w:rsid w:val="00AA1D8D"/>
     <w:rPr>
+      <w:rFonts w:eastAsia="黑体"/>
       <w:sz w:val="16"/>
       <w:szCs w:val="16"/>
     </w:rPr>
@@ -3641,7 +3870,7 @@
       </w:tabs>
     </w:pPr>
     <w:rPr>
-      <w:rFonts w:ascii="Courier" w:hAnsi="Courier"/>
+      <w:rFonts w:ascii="Courier" w:hAnsi="Courier" w:eastAsia="黑体"/>
       <w:sz w:val="20"/>
       <w:szCs w:val="20"/>
     </w:rPr>
@@ -3653,7 +3882,7 @@
     <w:uiPriority w:val="99"/>
     <w:rsid w:val="0029639D"/>
     <w:rPr>
-      <w:rFonts w:ascii="Courier" w:hAnsi="Courier"/>
+      <w:rFonts w:ascii="Courier" w:hAnsi="Courier" w:eastAsia="黑体"/>
       <w:sz w:val="20"/>
       <w:szCs w:val="20"/>
     </w:rPr>
@@ -3689,6 +3918,7 @@
     <w:uiPriority w:val="29"/>
     <w:rsid w:val="00FC693F"/>
     <w:rPr>
+      <w:rFonts w:eastAsia="黑体"/>
       <w:i/>
       <w:iCs/>
       <w:color w:themeColor="text1" w:val="000000"/>
@@ -3702,7 +3932,7 @@
     <w:semiHidden/>
     <w:rsid w:val="00FC693F"/>
     <w:rPr>
-      <w:rFonts w:asciiTheme="majorHAnsi" w:cstheme="majorBidi" w:eastAsiaTheme="majorEastAsia" w:hAnsiTheme="majorHAnsi"/>
+      <w:rFonts w:asciiTheme="majorHAnsi" w:cstheme="majorBidi" w:hAnsiTheme="majorHAnsi" w:eastAsia="黑体"/>
       <w:b/>
       <w:bCs/>
       <w:i/>
@@ -3718,7 +3948,7 @@
     <w:semiHidden/>
     <w:rsid w:val="00FC693F"/>
     <w:rPr>
-      <w:rFonts w:asciiTheme="majorHAnsi" w:cstheme="majorBidi" w:eastAsiaTheme="majorEastAsia" w:hAnsiTheme="majorHAnsi"/>
+      <w:rFonts w:asciiTheme="majorHAnsi" w:cstheme="majorBidi" w:hAnsiTheme="majorHAnsi" w:eastAsia="黑体"/>
       <w:color w:themeColor="accent1" w:themeShade="7F" w:val="243F60"/>
     </w:rPr>
   </w:style>
@@ -3730,7 +3960,7 @@
     <w:semiHidden/>
     <w:rsid w:val="00FC693F"/>
     <w:rPr>
-      <w:rFonts w:asciiTheme="majorHAnsi" w:cstheme="majorBidi" w:eastAsiaTheme="majorEastAsia" w:hAnsiTheme="majorHAnsi"/>
+      <w:rFonts w:asciiTheme="majorHAnsi" w:cstheme="majorBidi" w:hAnsiTheme="majorHAnsi" w:eastAsia="黑体"/>
       <w:i/>
       <w:iCs/>
       <w:color w:themeColor="accent1" w:themeShade="7F" w:val="243F60"/>
@@ -3744,7 +3974,7 @@
     <w:semiHidden/>
     <w:rsid w:val="00FC693F"/>
     <w:rPr>
-      <w:rFonts w:asciiTheme="majorHAnsi" w:cstheme="majorBidi" w:eastAsiaTheme="majorEastAsia" w:hAnsiTheme="majorHAnsi"/>
+      <w:rFonts w:asciiTheme="majorHAnsi" w:cstheme="majorBidi" w:hAnsiTheme="majorHAnsi" w:eastAsia="黑体"/>
       <w:i/>
       <w:iCs/>
       <w:color w:themeColor="text1" w:themeTint="BF" w:val="404040"/>
@@ -3758,7 +3988,7 @@
     <w:semiHidden/>
     <w:rsid w:val="00FC693F"/>
     <w:rPr>
-      <w:rFonts w:asciiTheme="majorHAnsi" w:cstheme="majorBidi" w:eastAsiaTheme="majorEastAsia" w:hAnsiTheme="majorHAnsi"/>
+      <w:rFonts w:asciiTheme="majorHAnsi" w:cstheme="majorBidi" w:hAnsiTheme="majorHAnsi" w:eastAsia="黑体"/>
       <w:color w:themeColor="accent1" w:val="4F81BD"/>
       <w:sz w:val="20"/>
       <w:szCs w:val="20"/>
@@ -3772,7 +4002,7 @@
     <w:semiHidden/>
     <w:rsid w:val="00FC693F"/>
     <w:rPr>
-      <w:rFonts w:asciiTheme="majorHAnsi" w:cstheme="majorBidi" w:eastAsiaTheme="majorEastAsia" w:hAnsiTheme="majorHAnsi"/>
+      <w:rFonts w:asciiTheme="majorHAnsi" w:cstheme="majorBidi" w:hAnsiTheme="majorHAnsi" w:eastAsia="黑体"/>
       <w:i/>
       <w:iCs/>
       <w:color w:themeColor="text1" w:themeTint="BF" w:val="404040"/>
@@ -3793,6 +4023,7 @@
       <w:spacing w:line="240" w:lineRule="auto"/>
     </w:pPr>
     <w:rPr>
+      <w:rFonts w:eastAsia="黑体"/>
       <w:b/>
       <w:bCs/>
       <w:color w:themeColor="accent1" w:val="4F81BD"/>
@@ -3807,6 +4038,7 @@
     <w:qFormat/>
     <w:rsid w:val="00FC693F"/>
     <w:rPr>
+      <w:rFonts w:eastAsia="黑体"/>
       <w:b/>
       <w:bCs/>
     </w:rPr>
@@ -3818,6 +4050,7 @@
     <w:qFormat/>
     <w:rsid w:val="00FC693F"/>
     <w:rPr>
+      <w:rFonts w:eastAsia="黑体"/>
       <w:i/>
       <w:iCs/>
     </w:rPr>
@@ -3838,6 +4071,7 @@
       <w:ind w:left="936" w:right="936"/>
     </w:pPr>
     <w:rPr>
+      <w:rFonts w:eastAsia="黑体"/>
       <w:b/>
       <w:bCs/>
       <w:i/>
@@ -3852,6 +4086,7 @@
     <w:uiPriority w:val="30"/>
     <w:rsid w:val="00FC693F"/>
     <w:rPr>
+      <w:rFonts w:eastAsia="黑体"/>
       <w:b/>
       <w:bCs/>
       <w:i/>
@@ -3866,6 +4101,7 @@
     <w:qFormat/>
     <w:rsid w:val="00FC693F"/>
     <w:rPr>
+      <w:rFonts w:eastAsia="黑体"/>
       <w:i/>
       <w:iCs/>
       <w:color w:themeColor="text1" w:themeTint="7F" w:val="808080"/>
@@ -3878,6 +4114,7 @@
     <w:qFormat/>
     <w:rsid w:val="00FC693F"/>
     <w:rPr>
+      <w:rFonts w:eastAsia="黑体"/>
       <w:b/>
       <w:bCs/>
       <w:i/>
@@ -3892,6 +4129,7 @@
     <w:qFormat/>
     <w:rsid w:val="00FC693F"/>
     <w:rPr>
+      <w:rFonts w:eastAsia="黑体"/>
       <w:smallCaps/>
       <w:color w:themeColor="accent2" w:val="C0504D"/>
       <w:u w:val="single"/>
@@ -3904,6 +4142,7 @@
     <w:qFormat/>
     <w:rsid w:val="00FC693F"/>
     <w:rPr>
+      <w:rFonts w:eastAsia="黑体"/>
       <w:b/>
       <w:bCs/>
       <w:smallCaps/>
@@ -3919,6 +4158,7 @@
     <w:qFormat/>
     <w:rsid w:val="00FC693F"/>
     <w:rPr>
+      <w:rFonts w:eastAsia="黑体"/>
       <w:b/>
       <w:bCs/>
       <w:smallCaps/>
@@ -3973,6 +4213,7 @@
       <w:spacing w:after="0" w:line="240" w:lineRule="auto"/>
     </w:pPr>
     <w:rPr>
+      <w:rFonts w:eastAsia="黑体"/>
       <w:color w:themeColor="text1" w:themeShade="BF" w:val="000000"/>
     </w:rPr>
     <w:tblPr>
@@ -3995,6 +4236,7 @@
         <w:spacing w:after="0" w:before="0" w:line="240" w:lineRule="auto"/>
       </w:pPr>
       <w:rPr>
+        <w:rFonts w:eastAsia="黑体"/>
         <w:b/>
         <w:bCs/>
       </w:rPr>
@@ -4015,6 +4257,7 @@
         <w:spacing w:after="0" w:before="0" w:line="240" w:lineRule="auto"/>
       </w:pPr>
       <w:rPr>
+        <w:rFonts w:eastAsia="黑体"/>
         <w:b/>
         <w:bCs/>
       </w:rPr>
@@ -4032,12 +4275,14 @@
     </w:tblStylePr>
     <w:tblStylePr w:type="firstCol">
       <w:rPr>
+        <w:rFonts w:eastAsia="黑体"/>
         <w:b/>
         <w:bCs/>
       </w:rPr>
     </w:tblStylePr>
     <w:tblStylePr w:type="lastCol">
       <w:rPr>
+        <w:rFonts w:eastAsia="黑体"/>
         <w:b/>
         <w:bCs/>
       </w:rPr>
@@ -4076,6 +4321,7 @@
       <w:spacing w:after="0" w:line="240" w:lineRule="auto"/>
     </w:pPr>
     <w:rPr>
+      <w:rFonts w:eastAsia="黑体"/>
       <w:color w:themeColor="accent1" w:themeShade="BF" w:val="365F91"/>
     </w:rPr>
     <w:tblPr>
@@ -4098,6 +4344,7 @@
         <w:spacing w:after="0" w:before="0" w:line="240" w:lineRule="auto"/>
       </w:pPr>
       <w:rPr>
+        <w:rFonts w:eastAsia="黑体"/>
         <w:b/>
         <w:bCs/>
       </w:rPr>
@@ -4118,6 +4365,7 @@
         <w:spacing w:after="0" w:before="0" w:line="240" w:lineRule="auto"/>
       </w:pPr>
       <w:rPr>
+        <w:rFonts w:eastAsia="黑体"/>
         <w:b/>
         <w:bCs/>
       </w:rPr>
@@ -4135,12 +4383,14 @@
     </w:tblStylePr>
     <w:tblStylePr w:type="firstCol">
       <w:rPr>
+        <w:rFonts w:eastAsia="黑体"/>
         <w:b/>
         <w:bCs/>
       </w:rPr>
     </w:tblStylePr>
     <w:tblStylePr w:type="lastCol">
       <w:rPr>
+        <w:rFonts w:eastAsia="黑体"/>
         <w:b/>
         <w:bCs/>
       </w:rPr>
@@ -4179,6 +4429,7 @@
       <w:spacing w:after="0" w:line="240" w:lineRule="auto"/>
     </w:pPr>
     <w:rPr>
+      <w:rFonts w:eastAsia="黑体"/>
       <w:color w:themeColor="accent2" w:themeShade="BF" w:val="943634"/>
     </w:rPr>
     <w:tblPr>
@@ -4201,6 +4452,7 @@
         <w:spacing w:after="0" w:before="0" w:line="240" w:lineRule="auto"/>
       </w:pPr>
       <w:rPr>
+        <w:rFonts w:eastAsia="黑体"/>
         <w:b/>
         <w:bCs/>
       </w:rPr>
@@ -4221,6 +4473,7 @@
         <w:spacing w:after="0" w:before="0" w:line="240" w:lineRule="auto"/>
       </w:pPr>
       <w:rPr>
+        <w:rFonts w:eastAsia="黑体"/>
         <w:b/>
         <w:bCs/>
       </w:rPr>
@@ -4238,12 +4491,14 @@
     </w:tblStylePr>
     <w:tblStylePr w:type="firstCol">
       <w:rPr>
+        <w:rFonts w:eastAsia="黑体"/>
         <w:b/>
         <w:bCs/>
       </w:rPr>
     </w:tblStylePr>
     <w:tblStylePr w:type="lastCol">
       <w:rPr>
+        <w:rFonts w:eastAsia="黑体"/>
         <w:b/>
         <w:bCs/>
       </w:rPr>
@@ -4282,6 +4537,7 @@
       <w:spacing w:after="0" w:line="240" w:lineRule="auto"/>
     </w:pPr>
     <w:rPr>
+      <w:rFonts w:eastAsia="黑体"/>
       <w:color w:themeColor="accent3" w:themeShade="BF" w:val="76923C"/>
     </w:rPr>
     <w:tblPr>
@@ -4304,6 +4560,7 @@
         <w:spacing w:after="0" w:before="0" w:line="240" w:lineRule="auto"/>
       </w:pPr>
       <w:rPr>
+        <w:rFonts w:eastAsia="黑体"/>
         <w:b/>
         <w:bCs/>
       </w:rPr>
@@ -4324,6 +4581,7 @@
         <w:spacing w:after="0" w:before="0" w:line="240" w:lineRule="auto"/>
       </w:pPr>
       <w:rPr>
+        <w:rFonts w:eastAsia="黑体"/>
         <w:b/>
         <w:bCs/>
       </w:rPr>
@@ -4341,12 +4599,14 @@
     </w:tblStylePr>
     <w:tblStylePr w:type="firstCol">
       <w:rPr>
+        <w:rFonts w:eastAsia="黑体"/>
         <w:b/>
         <w:bCs/>
       </w:rPr>
     </w:tblStylePr>
     <w:tblStylePr w:type="lastCol">
       <w:rPr>
+        <w:rFonts w:eastAsia="黑体"/>
         <w:b/>
         <w:bCs/>
       </w:rPr>
@@ -4385,6 +4645,7 @@
       <w:spacing w:after="0" w:line="240" w:lineRule="auto"/>
     </w:pPr>
     <w:rPr>
+      <w:rFonts w:eastAsia="黑体"/>
       <w:color w:themeColor="accent4" w:themeShade="BF" w:val="5F497A"/>
     </w:rPr>
     <w:tblPr>
@@ -4407,6 +4668,7 @@
         <w:spacing w:after="0" w:before="0" w:line="240" w:lineRule="auto"/>
       </w:pPr>
       <w:rPr>
+        <w:rFonts w:eastAsia="黑体"/>
         <w:b/>
         <w:bCs/>
       </w:rPr>
@@ -4427,6 +4689,7 @@
         <w:spacing w:after="0" w:before="0" w:line="240" w:lineRule="auto"/>
       </w:pPr>
       <w:rPr>
+        <w:rFonts w:eastAsia="黑体"/>
         <w:b/>
         <w:bCs/>
       </w:rPr>
@@ -4444,12 +4707,14 @@
     </w:tblStylePr>
     <w:tblStylePr w:type="firstCol">
       <w:rPr>
+        <w:rFonts w:eastAsia="黑体"/>
         <w:b/>
         <w:bCs/>
       </w:rPr>
     </w:tblStylePr>
     <w:tblStylePr w:type="lastCol">
       <w:rPr>
+        <w:rFonts w:eastAsia="黑体"/>
         <w:b/>
         <w:bCs/>
       </w:rPr>
@@ -4488,6 +4753,7 @@
       <w:spacing w:after="0" w:line="240" w:lineRule="auto"/>
     </w:pPr>
     <w:rPr>
+      <w:rFonts w:eastAsia="黑体"/>
       <w:color w:themeColor="accent5" w:themeShade="BF" w:val="31849B"/>
     </w:rPr>
     <w:tblPr>
@@ -4510,6 +4776,7 @@
         <w:spacing w:after="0" w:before="0" w:line="240" w:lineRule="auto"/>
       </w:pPr>
       <w:rPr>
+        <w:rFonts w:eastAsia="黑体"/>
         <w:b/>
         <w:bCs/>
       </w:rPr>
@@ -4530,6 +4797,7 @@
         <w:spacing w:after="0" w:before="0" w:line="240" w:lineRule="auto"/>
       </w:pPr>
       <w:rPr>
+        <w:rFonts w:eastAsia="黑体"/>
         <w:b/>
         <w:bCs/>
       </w:rPr>
@@ -4547,12 +4815,14 @@
     </w:tblStylePr>
     <w:tblStylePr w:type="firstCol">
       <w:rPr>
+        <w:rFonts w:eastAsia="黑体"/>
         <w:b/>
         <w:bCs/>
       </w:rPr>
     </w:tblStylePr>
     <w:tblStylePr w:type="lastCol">
       <w:rPr>
+        <w:rFonts w:eastAsia="黑体"/>
         <w:b/>
         <w:bCs/>
       </w:rPr>
@@ -4591,6 +4861,7 @@
       <w:spacing w:after="0" w:line="240" w:lineRule="auto"/>
     </w:pPr>
     <w:rPr>
+      <w:rFonts w:eastAsia="黑体"/>
       <w:color w:themeColor="accent6" w:themeShade="BF" w:val="E36C0A"/>
     </w:rPr>
     <w:tblPr>
@@ -4613,6 +4884,7 @@
         <w:spacing w:after="0" w:before="0" w:line="240" w:lineRule="auto"/>
       </w:pPr>
       <w:rPr>
+        <w:rFonts w:eastAsia="黑体"/>
         <w:b/>
         <w:bCs/>
       </w:rPr>
@@ -4633,6 +4905,7 @@
         <w:spacing w:after="0" w:before="0" w:line="240" w:lineRule="auto"/>
       </w:pPr>
       <w:rPr>
+        <w:rFonts w:eastAsia="黑体"/>
         <w:b/>
         <w:bCs/>
       </w:rPr>
@@ -4650,12 +4923,14 @@
     </w:tblStylePr>
     <w:tblStylePr w:type="firstCol">
       <w:rPr>
+        <w:rFonts w:eastAsia="黑体"/>
         <w:b/>
         <w:bCs/>
       </w:rPr>
     </w:tblStylePr>
     <w:tblStylePr w:type="lastCol">
       <w:rPr>
+        <w:rFonts w:eastAsia="黑体"/>
         <w:b/>
         <w:bCs/>
       </w:rPr>
@@ -4715,6 +4990,7 @@
         <w:spacing w:after="0" w:before="0" w:line="240" w:lineRule="auto"/>
       </w:pPr>
       <w:rPr>
+        <w:rFonts w:eastAsia="黑体"/>
         <w:b/>
         <w:bCs/>
         <w:color w:themeColor="background1" w:val="FFFFFF"/>
@@ -4729,6 +5005,7 @@
         <w:spacing w:after="0" w:before="0" w:line="240" w:lineRule="auto"/>
       </w:pPr>
       <w:rPr>
+        <w:rFonts w:eastAsia="黑体"/>
         <w:b/>
         <w:bCs/>
       </w:rPr>
@@ -4744,12 +5021,14 @@
     </w:tblStylePr>
     <w:tblStylePr w:type="firstCol">
       <w:rPr>
+        <w:rFonts w:eastAsia="黑体"/>
         <w:b/>
         <w:bCs/>
       </w:rPr>
     </w:tblStylePr>
     <w:tblStylePr w:type="lastCol">
       <w:rPr>
+        <w:rFonts w:eastAsia="黑体"/>
         <w:b/>
         <w:bCs/>
       </w:rPr>
@@ -4807,6 +5086,7 @@
         <w:spacing w:after="0" w:before="0" w:line="240" w:lineRule="auto"/>
       </w:pPr>
       <w:rPr>
+        <w:rFonts w:eastAsia="黑体"/>
         <w:b/>
         <w:bCs/>
         <w:color w:themeColor="background1" w:val="FFFFFF"/>
@@ -4821,6 +5101,7 @@
         <w:spacing w:after="0" w:before="0" w:line="240" w:lineRule="auto"/>
       </w:pPr>
       <w:rPr>
+        <w:rFonts w:eastAsia="黑体"/>
         <w:b/>
         <w:bCs/>
       </w:rPr>
@@ -4836,12 +5117,14 @@
     </w:tblStylePr>
     <w:tblStylePr w:type="firstCol">
       <w:rPr>
+        <w:rFonts w:eastAsia="黑体"/>
         <w:b/>
         <w:bCs/>
       </w:rPr>
     </w:tblStylePr>
     <w:tblStylePr w:type="lastCol">
       <w:rPr>
+        <w:rFonts w:eastAsia="黑体"/>
         <w:b/>
         <w:bCs/>
       </w:rPr>
@@ -4899,6 +5182,7 @@
         <w:spacing w:after="0" w:before="0" w:line="240" w:lineRule="auto"/>
       </w:pPr>
       <w:rPr>
+        <w:rFonts w:eastAsia="黑体"/>
         <w:b/>
         <w:bCs/>
         <w:color w:themeColor="background1" w:val="FFFFFF"/>
@@ -4913,6 +5197,7 @@
         <w:spacing w:after="0" w:before="0" w:line="240" w:lineRule="auto"/>
       </w:pPr>
       <w:rPr>
+        <w:rFonts w:eastAsia="黑体"/>
         <w:b/>
         <w:bCs/>
       </w:rPr>
@@ -4928,12 +5213,14 @@
     </w:tblStylePr>
     <w:tblStylePr w:type="firstCol">
       <w:rPr>
+        <w:rFonts w:eastAsia="黑体"/>
         <w:b/>
         <w:bCs/>
       </w:rPr>
     </w:tblStylePr>
     <w:tblStylePr w:type="lastCol">
       <w:rPr>
+        <w:rFonts w:eastAsia="黑体"/>
         <w:b/>
         <w:bCs/>
       </w:rPr>
@@ -4991,6 +5278,7 @@
         <w:spacing w:after="0" w:before="0" w:line="240" w:lineRule="auto"/>
       </w:pPr>
       <w:rPr>
+        <w:rFonts w:eastAsia="黑体"/>
         <w:b/>
         <w:bCs/>
         <w:color w:themeColor="background1" w:val="FFFFFF"/>
@@ -5005,6 +5293,7 @@
         <w:spacing w:after="0" w:before="0" w:line="240" w:lineRule="auto"/>
       </w:pPr>
       <w:rPr>
+        <w:rFonts w:eastAsia="黑体"/>
         <w:b/>
         <w:bCs/>
       </w:rPr>
@@ -5020,12 +5309,14 @@
     </w:tblStylePr>
     <w:tblStylePr w:type="firstCol">
       <w:rPr>
+        <w:rFonts w:eastAsia="黑体"/>
         <w:b/>
         <w:bCs/>
       </w:rPr>
     </w:tblStylePr>
     <w:tblStylePr w:type="lastCol">
       <w:rPr>
+        <w:rFonts w:eastAsia="黑体"/>
         <w:b/>
         <w:bCs/>
       </w:rPr>
@@ -5083,6 +5374,7 @@
         <w:spacing w:after="0" w:before="0" w:line="240" w:lineRule="auto"/>
       </w:pPr>
       <w:rPr>
+        <w:rFonts w:eastAsia="黑体"/>
         <w:b/>
         <w:bCs/>
         <w:color w:themeColor="background1" w:val="FFFFFF"/>
@@ -5097,6 +5389,7 @@
         <w:spacing w:after="0" w:before="0" w:line="240" w:lineRule="auto"/>
       </w:pPr>
       <w:rPr>
+        <w:rFonts w:eastAsia="黑体"/>
         <w:b/>
         <w:bCs/>
       </w:rPr>
@@ -5112,12 +5405,14 @@
     </w:tblStylePr>
     <w:tblStylePr w:type="firstCol">
       <w:rPr>
+        <w:rFonts w:eastAsia="黑体"/>
         <w:b/>
         <w:bCs/>
       </w:rPr>
     </w:tblStylePr>
     <w:tblStylePr w:type="lastCol">
       <w:rPr>
+        <w:rFonts w:eastAsia="黑体"/>
         <w:b/>
         <w:bCs/>
       </w:rPr>
@@ -5175,6 +5470,7 @@
         <w:spacing w:after="0" w:before="0" w:line="240" w:lineRule="auto"/>
       </w:pPr>
       <w:rPr>
+        <w:rFonts w:eastAsia="黑体"/>
         <w:b/>
         <w:bCs/>
         <w:color w:themeColor="background1" w:val="FFFFFF"/>
@@ -5189,6 +5485,7 @@
         <w:spacing w:after="0" w:before="0" w:line="240" w:lineRule="auto"/>
       </w:pPr>
       <w:rPr>
+        <w:rFonts w:eastAsia="黑体"/>
         <w:b/>
         <w:bCs/>
       </w:rPr>
@@ -5204,12 +5501,14 @@
     </w:tblStylePr>
     <w:tblStylePr w:type="firstCol">
       <w:rPr>
+        <w:rFonts w:eastAsia="黑体"/>
         <w:b/>
         <w:bCs/>
       </w:rPr>
     </w:tblStylePr>
     <w:tblStylePr w:type="lastCol">
       <w:rPr>
+        <w:rFonts w:eastAsia="黑体"/>
         <w:b/>
         <w:bCs/>
       </w:rPr>
@@ -5267,6 +5566,7 @@
         <w:spacing w:after="0" w:before="0" w:line="240" w:lineRule="auto"/>
       </w:pPr>
       <w:rPr>
+        <w:rFonts w:eastAsia="黑体"/>
         <w:b/>
         <w:bCs/>
         <w:color w:themeColor="background1" w:val="FFFFFF"/>
@@ -5281,6 +5581,7 @@
         <w:spacing w:after="0" w:before="0" w:line="240" w:lineRule="auto"/>
       </w:pPr>
       <w:rPr>
+        <w:rFonts w:eastAsia="黑体"/>
         <w:b/>
         <w:bCs/>
       </w:rPr>
@@ -5296,12 +5597,14 @@
     </w:tblStylePr>
     <w:tblStylePr w:type="firstCol">
       <w:rPr>
+        <w:rFonts w:eastAsia="黑体"/>
         <w:b/>
         <w:bCs/>
       </w:rPr>
     </w:tblStylePr>
     <w:tblStylePr w:type="lastCol">
       <w:rPr>
+        <w:rFonts w:eastAsia="黑体"/>
         <w:b/>
         <w:bCs/>
       </w:rPr>
@@ -5361,7 +5664,7 @@
         <w:spacing w:after="0" w:before="0" w:line="240" w:lineRule="auto"/>
       </w:pPr>
       <w:rPr>
-        <w:rFonts w:asciiTheme="majorHAnsi" w:cstheme="majorBidi" w:eastAsiaTheme="majorEastAsia" w:hAnsiTheme="majorHAnsi"/>
+        <w:rFonts w:asciiTheme="majorHAnsi" w:cstheme="majorBidi" w:hAnsiTheme="majorHAnsi" w:eastAsia="黑体"/>
         <w:b/>
         <w:bCs/>
       </w:rPr>
@@ -5382,7 +5685,7 @@
         <w:spacing w:after="0" w:before="0" w:line="240" w:lineRule="auto"/>
       </w:pPr>
       <w:rPr>
-        <w:rFonts w:asciiTheme="majorHAnsi" w:cstheme="majorBidi" w:eastAsiaTheme="majorEastAsia" w:hAnsiTheme="majorHAnsi"/>
+        <w:rFonts w:asciiTheme="majorHAnsi" w:cstheme="majorBidi" w:hAnsiTheme="majorHAnsi" w:eastAsia="黑体"/>
         <w:b/>
         <w:bCs/>
       </w:rPr>
@@ -5400,14 +5703,14 @@
     </w:tblStylePr>
     <w:tblStylePr w:type="firstCol">
       <w:rPr>
-        <w:rFonts w:asciiTheme="majorHAnsi" w:cstheme="majorBidi" w:eastAsiaTheme="majorEastAsia" w:hAnsiTheme="majorHAnsi"/>
+        <w:rFonts w:asciiTheme="majorHAnsi" w:cstheme="majorBidi" w:hAnsiTheme="majorHAnsi" w:eastAsia="黑体"/>
         <w:b/>
         <w:bCs/>
       </w:rPr>
     </w:tblStylePr>
     <w:tblStylePr w:type="lastCol">
       <w:rPr>
-        <w:rFonts w:asciiTheme="majorHAnsi" w:cstheme="majorBidi" w:eastAsiaTheme="majorEastAsia" w:hAnsiTheme="majorHAnsi"/>
+        <w:rFonts w:asciiTheme="majorHAnsi" w:cstheme="majorBidi" w:hAnsiTheme="majorHAnsi" w:eastAsia="黑体"/>
         <w:b/>
         <w:bCs/>
       </w:rPr>
@@ -5491,7 +5794,7 @@
         <w:spacing w:after="0" w:before="0" w:line="240" w:lineRule="auto"/>
       </w:pPr>
       <w:rPr>
-        <w:rFonts w:asciiTheme="majorHAnsi" w:cstheme="majorBidi" w:eastAsiaTheme="majorEastAsia" w:hAnsiTheme="majorHAnsi"/>
+        <w:rFonts w:asciiTheme="majorHAnsi" w:cstheme="majorBidi" w:hAnsiTheme="majorHAnsi" w:eastAsia="黑体"/>
         <w:b/>
         <w:bCs/>
       </w:rPr>
@@ -5512,7 +5815,7 @@
         <w:spacing w:after="0" w:before="0" w:line="240" w:lineRule="auto"/>
       </w:pPr>
       <w:rPr>
-        <w:rFonts w:asciiTheme="majorHAnsi" w:cstheme="majorBidi" w:eastAsiaTheme="majorEastAsia" w:hAnsiTheme="majorHAnsi"/>
+        <w:rFonts w:asciiTheme="majorHAnsi" w:cstheme="majorBidi" w:hAnsiTheme="majorHAnsi" w:eastAsia="黑体"/>
         <w:b/>
         <w:bCs/>
       </w:rPr>
@@ -5530,14 +5833,14 @@
     </w:tblStylePr>
     <w:tblStylePr w:type="firstCol">
       <w:rPr>
-        <w:rFonts w:asciiTheme="majorHAnsi" w:cstheme="majorBidi" w:eastAsiaTheme="majorEastAsia" w:hAnsiTheme="majorHAnsi"/>
+        <w:rFonts w:asciiTheme="majorHAnsi" w:cstheme="majorBidi" w:hAnsiTheme="majorHAnsi" w:eastAsia="黑体"/>
         <w:b/>
         <w:bCs/>
       </w:rPr>
     </w:tblStylePr>
     <w:tblStylePr w:type="lastCol">
       <w:rPr>
-        <w:rFonts w:asciiTheme="majorHAnsi" w:cstheme="majorBidi" w:eastAsiaTheme="majorEastAsia" w:hAnsiTheme="majorHAnsi"/>
+        <w:rFonts w:asciiTheme="majorHAnsi" w:cstheme="majorBidi" w:hAnsiTheme="majorHAnsi" w:eastAsia="黑体"/>
         <w:b/>
         <w:bCs/>
       </w:rPr>
@@ -5621,7 +5924,7 @@
         <w:spacing w:after="0" w:before="0" w:line="240" w:lineRule="auto"/>
       </w:pPr>
       <w:rPr>
-        <w:rFonts w:asciiTheme="majorHAnsi" w:cstheme="majorBidi" w:eastAsiaTheme="majorEastAsia" w:hAnsiTheme="majorHAnsi"/>
+        <w:rFonts w:asciiTheme="majorHAnsi" w:cstheme="majorBidi" w:hAnsiTheme="majorHAnsi" w:eastAsia="黑体"/>
         <w:b/>
         <w:bCs/>
       </w:rPr>
@@ -5642,7 +5945,7 @@
         <w:spacing w:after="0" w:before="0" w:line="240" w:lineRule="auto"/>
       </w:pPr>
       <w:rPr>
-        <w:rFonts w:asciiTheme="majorHAnsi" w:cstheme="majorBidi" w:eastAsiaTheme="majorEastAsia" w:hAnsiTheme="majorHAnsi"/>
+        <w:rFonts w:asciiTheme="majorHAnsi" w:cstheme="majorBidi" w:hAnsiTheme="majorHAnsi" w:eastAsia="黑体"/>
         <w:b/>
         <w:bCs/>
       </w:rPr>
@@ -5660,14 +5963,14 @@
     </w:tblStylePr>
     <w:tblStylePr w:type="firstCol">
       <w:rPr>
-        <w:rFonts w:asciiTheme="majorHAnsi" w:cstheme="majorBidi" w:eastAsiaTheme="majorEastAsia" w:hAnsiTheme="majorHAnsi"/>
+        <w:rFonts w:asciiTheme="majorHAnsi" w:cstheme="majorBidi" w:hAnsiTheme="majorHAnsi" w:eastAsia="黑体"/>
         <w:b/>
         <w:bCs/>
       </w:rPr>
     </w:tblStylePr>
     <w:tblStylePr w:type="lastCol">
       <w:rPr>
-        <w:rFonts w:asciiTheme="majorHAnsi" w:cstheme="majorBidi" w:eastAsiaTheme="majorEastAsia" w:hAnsiTheme="majorHAnsi"/>
+        <w:rFonts w:asciiTheme="majorHAnsi" w:cstheme="majorBidi" w:hAnsiTheme="majorHAnsi" w:eastAsia="黑体"/>
         <w:b/>
         <w:bCs/>
       </w:rPr>
@@ -5751,7 +6054,7 @@
         <w:spacing w:after="0" w:before="0" w:line="240" w:lineRule="auto"/>
       </w:pPr>
       <w:rPr>
-        <w:rFonts w:asciiTheme="majorHAnsi" w:cstheme="majorBidi" w:eastAsiaTheme="majorEastAsia" w:hAnsiTheme="majorHAnsi"/>
+        <w:rFonts w:asciiTheme="majorHAnsi" w:cstheme="majorBidi" w:hAnsiTheme="majorHAnsi" w:eastAsia="黑体"/>
         <w:b/>
         <w:bCs/>
       </w:rPr>
@@ -5772,7 +6075,7 @@
         <w:spacing w:after="0" w:before="0" w:line="240" w:lineRule="auto"/>
       </w:pPr>
       <w:rPr>
-        <w:rFonts w:asciiTheme="majorHAnsi" w:cstheme="majorBidi" w:eastAsiaTheme="majorEastAsia" w:hAnsiTheme="majorHAnsi"/>
+        <w:rFonts w:asciiTheme="majorHAnsi" w:cstheme="majorBidi" w:hAnsiTheme="majorHAnsi" w:eastAsia="黑体"/>
         <w:b/>
         <w:bCs/>
       </w:rPr>
@@ -5790,14 +6093,14 @@
     </w:tblStylePr>
     <w:tblStylePr w:type="firstCol">
       <w:rPr>
-        <w:rFonts w:asciiTheme="majorHAnsi" w:cstheme="majorBidi" w:eastAsiaTheme="majorEastAsia" w:hAnsiTheme="majorHAnsi"/>
+        <w:rFonts w:asciiTheme="majorHAnsi" w:cstheme="majorBidi" w:hAnsiTheme="majorHAnsi" w:eastAsia="黑体"/>
         <w:b/>
         <w:bCs/>
       </w:rPr>
     </w:tblStylePr>
     <w:tblStylePr w:type="lastCol">
       <w:rPr>
-        <w:rFonts w:asciiTheme="majorHAnsi" w:cstheme="majorBidi" w:eastAsiaTheme="majorEastAsia" w:hAnsiTheme="majorHAnsi"/>
+        <w:rFonts w:asciiTheme="majorHAnsi" w:cstheme="majorBidi" w:hAnsiTheme="majorHAnsi" w:eastAsia="黑体"/>
         <w:b/>
         <w:bCs/>
       </w:rPr>
@@ -5881,7 +6184,7 @@
         <w:spacing w:after="0" w:before="0" w:line="240" w:lineRule="auto"/>
       </w:pPr>
       <w:rPr>
-        <w:rFonts w:asciiTheme="majorHAnsi" w:cstheme="majorBidi" w:eastAsiaTheme="majorEastAsia" w:hAnsiTheme="majorHAnsi"/>
+        <w:rFonts w:asciiTheme="majorHAnsi" w:cstheme="majorBidi" w:hAnsiTheme="majorHAnsi" w:eastAsia="黑体"/>
         <w:b/>
         <w:bCs/>
       </w:rPr>
@@ -5902,7 +6205,7 @@
         <w:spacing w:after="0" w:before="0" w:line="240" w:lineRule="auto"/>
       </w:pPr>
       <w:rPr>
-        <w:rFonts w:asciiTheme="majorHAnsi" w:cstheme="majorBidi" w:eastAsiaTheme="majorEastAsia" w:hAnsiTheme="majorHAnsi"/>
+        <w:rFonts w:asciiTheme="majorHAnsi" w:cstheme="majorBidi" w:hAnsiTheme="majorHAnsi" w:eastAsia="黑体"/>
         <w:b/>
         <w:bCs/>
       </w:rPr>
@@ -5920,14 +6223,14 @@
     </w:tblStylePr>
     <w:tblStylePr w:type="firstCol">
       <w:rPr>
-        <w:rFonts w:asciiTheme="majorHAnsi" w:cstheme="majorBidi" w:eastAsiaTheme="majorEastAsia" w:hAnsiTheme="majorHAnsi"/>
+        <w:rFonts w:asciiTheme="majorHAnsi" w:cstheme="majorBidi" w:hAnsiTheme="majorHAnsi" w:eastAsia="黑体"/>
         <w:b/>
         <w:bCs/>
       </w:rPr>
     </w:tblStylePr>
     <w:tblStylePr w:type="lastCol">
       <w:rPr>
-        <w:rFonts w:asciiTheme="majorHAnsi" w:cstheme="majorBidi" w:eastAsiaTheme="majorEastAsia" w:hAnsiTheme="majorHAnsi"/>
+        <w:rFonts w:asciiTheme="majorHAnsi" w:cstheme="majorBidi" w:hAnsiTheme="majorHAnsi" w:eastAsia="黑体"/>
         <w:b/>
         <w:bCs/>
       </w:rPr>
@@ -6011,7 +6314,7 @@
         <w:spacing w:after="0" w:before="0" w:line="240" w:lineRule="auto"/>
       </w:pPr>
       <w:rPr>
-        <w:rFonts w:asciiTheme="majorHAnsi" w:cstheme="majorBidi" w:eastAsiaTheme="majorEastAsia" w:hAnsiTheme="majorHAnsi"/>
+        <w:rFonts w:asciiTheme="majorHAnsi" w:cstheme="majorBidi" w:hAnsiTheme="majorHAnsi" w:eastAsia="黑体"/>
         <w:b/>
         <w:bCs/>
       </w:rPr>
@@ -6032,7 +6335,7 @@
         <w:spacing w:after="0" w:before="0" w:line="240" w:lineRule="auto"/>
       </w:pPr>
       <w:rPr>
-        <w:rFonts w:asciiTheme="majorHAnsi" w:cstheme="majorBidi" w:eastAsiaTheme="majorEastAsia" w:hAnsiTheme="majorHAnsi"/>
+        <w:rFonts w:asciiTheme="majorHAnsi" w:cstheme="majorBidi" w:hAnsiTheme="majorHAnsi" w:eastAsia="黑体"/>
         <w:b/>
         <w:bCs/>
       </w:rPr>
@@ -6050,14 +6353,14 @@
     </w:tblStylePr>
     <w:tblStylePr w:type="firstCol">
       <w:rPr>
-        <w:rFonts w:asciiTheme="majorHAnsi" w:cstheme="majorBidi" w:eastAsiaTheme="majorEastAsia" w:hAnsiTheme="majorHAnsi"/>
+        <w:rFonts w:asciiTheme="majorHAnsi" w:cstheme="majorBidi" w:hAnsiTheme="majorHAnsi" w:eastAsia="黑体"/>
         <w:b/>
         <w:bCs/>
       </w:rPr>
     </w:tblStylePr>
     <w:tblStylePr w:type="lastCol">
       <w:rPr>
-        <w:rFonts w:asciiTheme="majorHAnsi" w:cstheme="majorBidi" w:eastAsiaTheme="majorEastAsia" w:hAnsiTheme="majorHAnsi"/>
+        <w:rFonts w:asciiTheme="majorHAnsi" w:cstheme="majorBidi" w:hAnsiTheme="majorHAnsi" w:eastAsia="黑体"/>
         <w:b/>
         <w:bCs/>
       </w:rPr>
@@ -6141,7 +6444,7 @@
         <w:spacing w:after="0" w:before="0" w:line="240" w:lineRule="auto"/>
       </w:pPr>
       <w:rPr>
-        <w:rFonts w:asciiTheme="majorHAnsi" w:cstheme="majorBidi" w:eastAsiaTheme="majorEastAsia" w:hAnsiTheme="majorHAnsi"/>
+        <w:rFonts w:asciiTheme="majorHAnsi" w:cstheme="majorBidi" w:hAnsiTheme="majorHAnsi" w:eastAsia="黑体"/>
         <w:b/>
         <w:bCs/>
       </w:rPr>
@@ -6162,7 +6465,7 @@
         <w:spacing w:after="0" w:before="0" w:line="240" w:lineRule="auto"/>
       </w:pPr>
       <w:rPr>
-        <w:rFonts w:asciiTheme="majorHAnsi" w:cstheme="majorBidi" w:eastAsiaTheme="majorEastAsia" w:hAnsiTheme="majorHAnsi"/>
+        <w:rFonts w:asciiTheme="majorHAnsi" w:cstheme="majorBidi" w:hAnsiTheme="majorHAnsi" w:eastAsia="黑体"/>
         <w:b/>
         <w:bCs/>
       </w:rPr>
@@ -6180,14 +6483,14 @@
     </w:tblStylePr>
     <w:tblStylePr w:type="firstCol">
       <w:rPr>
-        <w:rFonts w:asciiTheme="majorHAnsi" w:cstheme="majorBidi" w:eastAsiaTheme="majorEastAsia" w:hAnsiTheme="majorHAnsi"/>
+        <w:rFonts w:asciiTheme="majorHAnsi" w:cstheme="majorBidi" w:hAnsiTheme="majorHAnsi" w:eastAsia="黑体"/>
         <w:b/>
         <w:bCs/>
       </w:rPr>
     </w:tblStylePr>
     <w:tblStylePr w:type="lastCol">
       <w:rPr>
-        <w:rFonts w:asciiTheme="majorHAnsi" w:cstheme="majorBidi" w:eastAsiaTheme="majorEastAsia" w:hAnsiTheme="majorHAnsi"/>
+        <w:rFonts w:asciiTheme="majorHAnsi" w:cstheme="majorBidi" w:hAnsiTheme="majorHAnsi" w:eastAsia="黑体"/>
         <w:b/>
         <w:bCs/>
       </w:rPr>
@@ -6270,6 +6573,7 @@
         <w:spacing w:after="0" w:before="0" w:line="240" w:lineRule="auto"/>
       </w:pPr>
       <w:rPr>
+        <w:rFonts w:eastAsia="黑体"/>
         <w:b/>
         <w:bCs/>
         <w:color w:themeColor="background1" w:val="FFFFFF"/>
@@ -6292,6 +6596,7 @@
         <w:spacing w:after="0" w:before="0" w:line="240" w:lineRule="auto"/>
       </w:pPr>
       <w:rPr>
+        <w:rFonts w:eastAsia="黑体"/>
         <w:b/>
         <w:bCs/>
       </w:rPr>
@@ -6309,12 +6614,14 @@
     </w:tblStylePr>
     <w:tblStylePr w:type="firstCol">
       <w:rPr>
+        <w:rFonts w:eastAsia="黑体"/>
         <w:b/>
         <w:bCs/>
       </w:rPr>
     </w:tblStylePr>
     <w:tblStylePr w:type="lastCol">
       <w:rPr>
+        <w:rFonts w:eastAsia="黑体"/>
         <w:b/>
         <w:bCs/>
       </w:rPr>
@@ -6376,6 +6683,7 @@
         <w:spacing w:after="0" w:before="0" w:line="240" w:lineRule="auto"/>
       </w:pPr>
       <w:rPr>
+        <w:rFonts w:eastAsia="黑体"/>
         <w:b/>
         <w:bCs/>
         <w:color w:themeColor="background1" w:val="FFFFFF"/>
@@ -6398,6 +6706,7 @@
         <w:spacing w:after="0" w:before="0" w:line="240" w:lineRule="auto"/>
       </w:pPr>
       <w:rPr>
+        <w:rFonts w:eastAsia="黑体"/>
         <w:b/>
         <w:bCs/>
       </w:rPr>
@@ -6415,12 +6724,14 @@
     </w:tblStylePr>
     <w:tblStylePr w:type="firstCol">
       <w:rPr>
+        <w:rFonts w:eastAsia="黑体"/>
         <w:b/>
         <w:bCs/>
       </w:rPr>
     </w:tblStylePr>
     <w:tblStylePr w:type="lastCol">
       <w:rPr>
+        <w:rFonts w:eastAsia="黑体"/>
         <w:b/>
         <w:bCs/>
       </w:rPr>
@@ -6482,6 +6793,7 @@
         <w:spacing w:after="0" w:before="0" w:line="240" w:lineRule="auto"/>
       </w:pPr>
       <w:rPr>
+        <w:rFonts w:eastAsia="黑体"/>
         <w:b/>
         <w:bCs/>
         <w:color w:themeColor="background1" w:val="FFFFFF"/>
@@ -6504,6 +6816,7 @@
         <w:spacing w:after="0" w:before="0" w:line="240" w:lineRule="auto"/>
       </w:pPr>
       <w:rPr>
+        <w:rFonts w:eastAsia="黑体"/>
         <w:b/>
         <w:bCs/>
       </w:rPr>
@@ -6521,12 +6834,14 @@
     </w:tblStylePr>
     <w:tblStylePr w:type="firstCol">
       <w:rPr>
+        <w:rFonts w:eastAsia="黑体"/>
         <w:b/>
         <w:bCs/>
       </w:rPr>
     </w:tblStylePr>
     <w:tblStylePr w:type="lastCol">
       <w:rPr>
+        <w:rFonts w:eastAsia="黑体"/>
         <w:b/>
         <w:bCs/>
       </w:rPr>
@@ -6588,6 +6903,7 @@
         <w:spacing w:after="0" w:before="0" w:line="240" w:lineRule="auto"/>
       </w:pPr>
       <w:rPr>
+        <w:rFonts w:eastAsia="黑体"/>
         <w:b/>
         <w:bCs/>
         <w:color w:themeColor="background1" w:val="FFFFFF"/>
@@ -6610,6 +6926,7 @@
         <w:spacing w:after="0" w:before="0" w:line="240" w:lineRule="auto"/>
       </w:pPr>
       <w:rPr>
+        <w:rFonts w:eastAsia="黑体"/>
         <w:b/>
         <w:bCs/>
       </w:rPr>
@@ -6627,12 +6944,14 @@
     </w:tblStylePr>
     <w:tblStylePr w:type="firstCol">
       <w:rPr>
+        <w:rFonts w:eastAsia="黑体"/>
         <w:b/>
         <w:bCs/>
       </w:rPr>
     </w:tblStylePr>
     <w:tblStylePr w:type="lastCol">
       <w:rPr>
+        <w:rFonts w:eastAsia="黑体"/>
         <w:b/>
         <w:bCs/>
       </w:rPr>
@@ -6694,6 +7013,7 @@
         <w:spacing w:after="0" w:before="0" w:line="240" w:lineRule="auto"/>
       </w:pPr>
       <w:rPr>
+        <w:rFonts w:eastAsia="黑体"/>
         <w:b/>
         <w:bCs/>
         <w:color w:themeColor="background1" w:val="FFFFFF"/>
@@ -6716,6 +7036,7 @@
         <w:spacing w:after="0" w:before="0" w:line="240" w:lineRule="auto"/>
       </w:pPr>
       <w:rPr>
+        <w:rFonts w:eastAsia="黑体"/>
         <w:b/>
         <w:bCs/>
       </w:rPr>
@@ -6733,12 +7054,14 @@
     </w:tblStylePr>
     <w:tblStylePr w:type="firstCol">
       <w:rPr>
+        <w:rFonts w:eastAsia="黑体"/>
         <w:b/>
         <w:bCs/>
       </w:rPr>
     </w:tblStylePr>
     <w:tblStylePr w:type="lastCol">
       <w:rPr>
+        <w:rFonts w:eastAsia="黑体"/>
         <w:b/>
         <w:bCs/>
       </w:rPr>
@@ -6800,6 +7123,7 @@
         <w:spacing w:after="0" w:before="0" w:line="240" w:lineRule="auto"/>
       </w:pPr>
       <w:rPr>
+        <w:rFonts w:eastAsia="黑体"/>
         <w:b/>
         <w:bCs/>
         <w:color w:themeColor="background1" w:val="FFFFFF"/>
@@ -6822,6 +7146,7 @@
         <w:spacing w:after="0" w:before="0" w:line="240" w:lineRule="auto"/>
       </w:pPr>
       <w:rPr>
+        <w:rFonts w:eastAsia="黑体"/>
         <w:b/>
         <w:bCs/>
       </w:rPr>
@@ -6839,12 +7164,14 @@
     </w:tblStylePr>
     <w:tblStylePr w:type="firstCol">
       <w:rPr>
+        <w:rFonts w:eastAsia="黑体"/>
         <w:b/>
         <w:bCs/>
       </w:rPr>
     </w:tblStylePr>
     <w:tblStylePr w:type="lastCol">
       <w:rPr>
+        <w:rFonts w:eastAsia="黑体"/>
         <w:b/>
         <w:bCs/>
       </w:rPr>
@@ -6906,6 +7233,7 @@
         <w:spacing w:after="0" w:before="0" w:line="240" w:lineRule="auto"/>
       </w:pPr>
       <w:rPr>
+        <w:rFonts w:eastAsia="黑体"/>
         <w:b/>
         <w:bCs/>
         <w:color w:themeColor="background1" w:val="FFFFFF"/>
@@ -6928,6 +7256,7 @@
         <w:spacing w:after="0" w:before="0" w:line="240" w:lineRule="auto"/>
       </w:pPr>
       <w:rPr>
+        <w:rFonts w:eastAsia="黑体"/>
         <w:b/>
         <w:bCs/>
       </w:rPr>
@@ -6945,12 +7274,14 @@
     </w:tblStylePr>
     <w:tblStylePr w:type="firstCol">
       <w:rPr>
+        <w:rFonts w:eastAsia="黑体"/>
         <w:b/>
         <w:bCs/>
       </w:rPr>
     </w:tblStylePr>
     <w:tblStylePr w:type="lastCol">
       <w:rPr>
+        <w:rFonts w:eastAsia="黑体"/>
         <w:b/>
         <w:bCs/>
       </w:rPr>
@@ -7009,6 +7340,7 @@
         <w:spacing w:after="0" w:before="0" w:line="240" w:lineRule="auto"/>
       </w:pPr>
       <w:rPr>
+        <w:rFonts w:eastAsia="黑体"/>
         <w:b/>
         <w:bCs/>
         <w:color w:themeColor="background1" w:val="FFFFFF"/>
@@ -7031,6 +7363,7 @@
         <w:spacing w:after="0" w:before="0" w:line="240" w:lineRule="auto"/>
       </w:pPr>
       <w:rPr>
+        <w:rFonts w:eastAsia="黑体"/>
         <w:color w:val="auto"/>
       </w:rPr>
       <w:tblPr/>
@@ -7048,6 +7381,7 @@
     </w:tblStylePr>
     <w:tblStylePr w:type="firstCol">
       <w:rPr>
+        <w:rFonts w:eastAsia="黑体"/>
         <w:b/>
         <w:bCs/>
         <w:color w:themeColor="background1" w:val="FFFFFF"/>
@@ -7067,6 +7401,7 @@
     </w:tblStylePr>
     <w:tblStylePr w:type="lastCol">
       <w:rPr>
+        <w:rFonts w:eastAsia="黑体"/>
         <w:b/>
         <w:bCs/>
         <w:color w:themeColor="background1" w:val="FFFFFF"/>
@@ -7115,6 +7450,7 @@
     </w:tblStylePr>
     <w:tblStylePr w:type="nwCell">
       <w:rPr>
+        <w:rFonts w:eastAsia="黑体"/>
         <w:color w:themeColor="background1" w:val="FFFFFF"/>
       </w:rPr>
       <w:tblPr/>
@@ -7158,6 +7494,7 @@
         <w:spacing w:after="0" w:before="0" w:line="240" w:lineRule="auto"/>
       </w:pPr>
       <w:rPr>
+        <w:rFonts w:eastAsia="黑体"/>
         <w:b/>
         <w:bCs/>
         <w:color w:themeColor="background1" w:val="FFFFFF"/>
@@ -7180,6 +7517,7 @@
         <w:spacing w:after="0" w:before="0" w:line="240" w:lineRule="auto"/>
       </w:pPr>
       <w:rPr>
+        <w:rFonts w:eastAsia="黑体"/>
         <w:color w:val="auto"/>
       </w:rPr>
       <w:tblPr/>
@@ -7197,6 +7535,7 @@
     </w:tblStylePr>
     <w:tblStylePr w:type="firstCol">
       <w:rPr>
+        <w:rFonts w:eastAsia="黑体"/>
         <w:b/>
         <w:bCs/>
         <w:color w:themeColor="background1" w:val="FFFFFF"/>
@@ -7216,6 +7555,7 @@
     </w:tblStylePr>
     <w:tblStylePr w:type="lastCol">
       <w:rPr>
+        <w:rFonts w:eastAsia="黑体"/>
         <w:b/>
         <w:bCs/>
         <w:color w:themeColor="background1" w:val="FFFFFF"/>
@@ -7264,6 +7604,7 @@
     </w:tblStylePr>
     <w:tblStylePr w:type="nwCell">
       <w:rPr>
+        <w:rFonts w:eastAsia="黑体"/>
         <w:color w:themeColor="background1" w:val="FFFFFF"/>
       </w:rPr>
       <w:tblPr/>
@@ -7307,6 +7648,7 @@
         <w:spacing w:after="0" w:before="0" w:line="240" w:lineRule="auto"/>
       </w:pPr>
       <w:rPr>
+        <w:rFonts w:eastAsia="黑体"/>
         <w:b/>
         <w:bCs/>
         <w:color w:themeColor="background1" w:val="FFFFFF"/>
@@ -7329,6 +7671,7 @@
         <w:spacing w:after="0" w:before="0" w:line="240" w:lineRule="auto"/>
       </w:pPr>
       <w:rPr>
+        <w:rFonts w:eastAsia="黑体"/>
         <w:color w:val="auto"/>
       </w:rPr>
       <w:tblPr/>
@@ -7346,6 +7689,7 @@
     </w:tblStylePr>
     <w:tblStylePr w:type="firstCol">
       <w:rPr>
+        <w:rFonts w:eastAsia="黑体"/>
         <w:b/>
         <w:bCs/>
         <w:color w:themeColor="background1" w:val="FFFFFF"/>
@@ -7365,6 +7709,7 @@
     </w:tblStylePr>
     <w:tblStylePr w:type="lastCol">
       <w:rPr>
+        <w:rFonts w:eastAsia="黑体"/>
         <w:b/>
         <w:bCs/>
         <w:color w:themeColor="background1" w:val="FFFFFF"/>
@@ -7413,6 +7758,7 @@
     </w:tblStylePr>
     <w:tblStylePr w:type="nwCell">
       <w:rPr>
+        <w:rFonts w:eastAsia="黑体"/>
         <w:color w:themeColor="background1" w:val="FFFFFF"/>
       </w:rPr>
       <w:tblPr/>
@@ -7456,6 +7802,7 @@
         <w:spacing w:after="0" w:before="0" w:line="240" w:lineRule="auto"/>
       </w:pPr>
       <w:rPr>
+        <w:rFonts w:eastAsia="黑体"/>
         <w:b/>
         <w:bCs/>
         <w:color w:themeColor="background1" w:val="FFFFFF"/>
@@ -7478,6 +7825,7 @@
         <w:spacing w:after="0" w:before="0" w:line="240" w:lineRule="auto"/>
       </w:pPr>
       <w:rPr>
+        <w:rFonts w:eastAsia="黑体"/>
         <w:color w:val="auto"/>
       </w:rPr>
       <w:tblPr/>
@@ -7495,6 +7843,7 @@
     </w:tblStylePr>
     <w:tblStylePr w:type="firstCol">
       <w:rPr>
+        <w:rFonts w:eastAsia="黑体"/>
         <w:b/>
         <w:bCs/>
         <w:color w:themeColor="background1" w:val="FFFFFF"/>
@@ -7514,6 +7863,7 @@
     </w:tblStylePr>
     <w:tblStylePr w:type="lastCol">
       <w:rPr>
+        <w:rFonts w:eastAsia="黑体"/>
         <w:b/>
         <w:bCs/>
         <w:color w:themeColor="background1" w:val="FFFFFF"/>
@@ -7562,6 +7912,7 @@
     </w:tblStylePr>
     <w:tblStylePr w:type="nwCell">
       <w:rPr>
+        <w:rFonts w:eastAsia="黑体"/>
         <w:color w:themeColor="background1" w:val="FFFFFF"/>
       </w:rPr>
       <w:tblPr/>
@@ -7605,6 +7956,7 @@
         <w:spacing w:after="0" w:before="0" w:line="240" w:lineRule="auto"/>
       </w:pPr>
       <w:rPr>
+        <w:rFonts w:eastAsia="黑体"/>
         <w:b/>
         <w:bCs/>
         <w:color w:themeColor="background1" w:val="FFFFFF"/>
@@ -7627,6 +7979,7 @@
         <w:spacing w:after="0" w:before="0" w:line="240" w:lineRule="auto"/>
       </w:pPr>
       <w:rPr>
+        <w:rFonts w:eastAsia="黑体"/>
         <w:color w:val="auto"/>
       </w:rPr>
       <w:tblPr/>
@@ -7644,6 +7997,7 @@
     </w:tblStylePr>
     <w:tblStylePr w:type="firstCol">
       <w:rPr>
+        <w:rFonts w:eastAsia="黑体"/>
         <w:b/>
         <w:bCs/>
         <w:color w:themeColor="background1" w:val="FFFFFF"/>
@@ -7663,6 +8017,7 @@
     </w:tblStylePr>
     <w:tblStylePr w:type="lastCol">
       <w:rPr>
+        <w:rFonts w:eastAsia="黑体"/>
         <w:b/>
         <w:bCs/>
         <w:color w:themeColor="background1" w:val="FFFFFF"/>
@@ -7711,6 +8066,7 @@
     </w:tblStylePr>
     <w:tblStylePr w:type="nwCell">
       <w:rPr>
+        <w:rFonts w:eastAsia="黑体"/>
         <w:color w:themeColor="background1" w:val="FFFFFF"/>
       </w:rPr>
       <w:tblPr/>
@@ -7754,6 +8110,7 @@
         <w:spacing w:after="0" w:before="0" w:line="240" w:lineRule="auto"/>
       </w:pPr>
       <w:rPr>
+        <w:rFonts w:eastAsia="黑体"/>
         <w:b/>
         <w:bCs/>
         <w:color w:themeColor="background1" w:val="FFFFFF"/>
@@ -7776,6 +8133,7 @@
         <w:spacing w:after="0" w:before="0" w:line="240" w:lineRule="auto"/>
       </w:pPr>
       <w:rPr>
+        <w:rFonts w:eastAsia="黑体"/>
         <w:color w:val="auto"/>
       </w:rPr>
       <w:tblPr/>
@@ -7793,6 +8151,7 @@
     </w:tblStylePr>
     <w:tblStylePr w:type="firstCol">
       <w:rPr>
+        <w:rFonts w:eastAsia="黑体"/>
         <w:b/>
         <w:bCs/>
         <w:color w:themeColor="background1" w:val="FFFFFF"/>
@@ -7812,6 +8171,7 @@
     </w:tblStylePr>
     <w:tblStylePr w:type="lastCol">
       <w:rPr>
+        <w:rFonts w:eastAsia="黑体"/>
         <w:b/>
         <w:bCs/>
         <w:color w:themeColor="background1" w:val="FFFFFF"/>
@@ -7860,6 +8220,7 @@
     </w:tblStylePr>
     <w:tblStylePr w:type="nwCell">
       <w:rPr>
+        <w:rFonts w:eastAsia="黑体"/>
         <w:color w:themeColor="background1" w:val="FFFFFF"/>
       </w:rPr>
       <w:tblPr/>
@@ -7903,6 +8264,7 @@
         <w:spacing w:after="0" w:before="0" w:line="240" w:lineRule="auto"/>
       </w:pPr>
       <w:rPr>
+        <w:rFonts w:eastAsia="黑体"/>
         <w:b/>
         <w:bCs/>
         <w:color w:themeColor="background1" w:val="FFFFFF"/>
@@ -7925,6 +8287,7 @@
         <w:spacing w:after="0" w:before="0" w:line="240" w:lineRule="auto"/>
       </w:pPr>
       <w:rPr>
+        <w:rFonts w:eastAsia="黑体"/>
         <w:color w:val="auto"/>
       </w:rPr>
       <w:tblPr/>
@@ -7942,6 +8305,7 @@
     </w:tblStylePr>
     <w:tblStylePr w:type="firstCol">
       <w:rPr>
+        <w:rFonts w:eastAsia="黑体"/>
         <w:b/>
         <w:bCs/>
         <w:color w:themeColor="background1" w:val="FFFFFF"/>
@@ -7961,6 +8325,7 @@
     </w:tblStylePr>
     <w:tblStylePr w:type="lastCol">
       <w:rPr>
+        <w:rFonts w:eastAsia="黑体"/>
         <w:b/>
         <w:bCs/>
         <w:color w:themeColor="background1" w:val="FFFFFF"/>
@@ -8009,6 +8374,7 @@
     </w:tblStylePr>
     <w:tblStylePr w:type="nwCell">
       <w:rPr>
+        <w:rFonts w:eastAsia="黑体"/>
         <w:color w:themeColor="background1" w:val="FFFFFF"/>
       </w:rPr>
       <w:tblPr/>
@@ -8033,6 +8399,7 @@
       <w:spacing w:after="0" w:line="240" w:lineRule="auto"/>
     </w:pPr>
     <w:rPr>
+      <w:rFonts w:eastAsia="黑体"/>
       <w:color w:themeColor="text1" w:val="000000"/>
     </w:rPr>
     <w:tblPr>
@@ -8052,7 +8419,7 @@
     </w:tblPr>
     <w:tblStylePr w:type="firstRow">
       <w:rPr>
-        <w:rFonts w:asciiTheme="majorHAnsi" w:cstheme="majorBidi" w:eastAsiaTheme="majorEastAsia" w:hAnsiTheme="majorHAnsi"/>
+        <w:rFonts w:asciiTheme="majorHAnsi" w:cstheme="majorBidi" w:hAnsiTheme="majorHAnsi" w:eastAsia="黑体"/>
       </w:rPr>
       <w:tblPr/>
       <w:tcPr>
@@ -8064,6 +8431,7 @@
     </w:tblStylePr>
     <w:tblStylePr w:type="lastRow">
       <w:rPr>
+        <w:rFonts w:eastAsia="黑体"/>
         <w:b/>
         <w:bCs/>
         <w:color w:themeColor="text2" w:val="1F497D"/>
@@ -8078,12 +8446,14 @@
     </w:tblStylePr>
     <w:tblStylePr w:type="firstCol">
       <w:rPr>
+        <w:rFonts w:eastAsia="黑体"/>
         <w:b/>
         <w:bCs/>
       </w:rPr>
     </w:tblStylePr>
     <w:tblStylePr w:type="lastCol">
       <w:rPr>
+        <w:rFonts w:eastAsia="黑体"/>
         <w:b/>
         <w:bCs/>
       </w:rPr>
@@ -8117,6 +8487,7 @@
       <w:spacing w:after="0" w:line="240" w:lineRule="auto"/>
     </w:pPr>
     <w:rPr>
+      <w:rFonts w:eastAsia="黑体"/>
       <w:color w:themeColor="text1" w:val="000000"/>
     </w:rPr>
     <w:tblPr>
@@ -8136,7 +8507,7 @@
     </w:tblPr>
     <w:tblStylePr w:type="firstRow">
       <w:rPr>
-        <w:rFonts w:asciiTheme="majorHAnsi" w:cstheme="majorBidi" w:eastAsiaTheme="majorEastAsia" w:hAnsiTheme="majorHAnsi"/>
+        <w:rFonts w:asciiTheme="majorHAnsi" w:cstheme="majorBidi" w:hAnsiTheme="majorHAnsi" w:eastAsia="黑体"/>
       </w:rPr>
       <w:tblPr/>
       <w:tcPr>
@@ -8148,6 +8519,7 @@
     </w:tblStylePr>
     <w:tblStylePr w:type="lastRow">
       <w:rPr>
+        <w:rFonts w:eastAsia="黑体"/>
         <w:b/>
         <w:bCs/>
         <w:color w:themeColor="text2" w:val="1F497D"/>
@@ -8162,12 +8534,14 @@
     </w:tblStylePr>
     <w:tblStylePr w:type="firstCol">
       <w:rPr>
+        <w:rFonts w:eastAsia="黑体"/>
         <w:b/>
         <w:bCs/>
       </w:rPr>
     </w:tblStylePr>
     <w:tblStylePr w:type="lastCol">
       <w:rPr>
+        <w:rFonts w:eastAsia="黑体"/>
         <w:b/>
         <w:bCs/>
       </w:rPr>
@@ -8201,6 +8575,7 @@
       <w:spacing w:after="0" w:line="240" w:lineRule="auto"/>
     </w:pPr>
     <w:rPr>
+      <w:rFonts w:eastAsia="黑体"/>
       <w:color w:themeColor="text1" w:val="000000"/>
     </w:rPr>
     <w:tblPr>
@@ -8220,7 +8595,7 @@
     </w:tblPr>
     <w:tblStylePr w:type="firstRow">
       <w:rPr>
-        <w:rFonts w:asciiTheme="majorHAnsi" w:cstheme="majorBidi" w:eastAsiaTheme="majorEastAsia" w:hAnsiTheme="majorHAnsi"/>
+        <w:rFonts w:asciiTheme="majorHAnsi" w:cstheme="majorBidi" w:hAnsiTheme="majorHAnsi" w:eastAsia="黑体"/>
       </w:rPr>
       <w:tblPr/>
       <w:tcPr>
@@ -8232,6 +8607,7 @@
     </w:tblStylePr>
     <w:tblStylePr w:type="lastRow">
       <w:rPr>
+        <w:rFonts w:eastAsia="黑体"/>
         <w:b/>
         <w:bCs/>
         <w:color w:themeColor="text2" w:val="1F497D"/>
@@ -8246,12 +8622,14 @@
     </w:tblStylePr>
     <w:tblStylePr w:type="firstCol">
       <w:rPr>
+        <w:rFonts w:eastAsia="黑体"/>
         <w:b/>
         <w:bCs/>
       </w:rPr>
     </w:tblStylePr>
     <w:tblStylePr w:type="lastCol">
       <w:rPr>
+        <w:rFonts w:eastAsia="黑体"/>
         <w:b/>
         <w:bCs/>
       </w:rPr>
@@ -8285,6 +8663,7 @@
       <w:spacing w:after="0" w:line="240" w:lineRule="auto"/>
     </w:pPr>
     <w:rPr>
+      <w:rFonts w:eastAsia="黑体"/>
       <w:color w:themeColor="text1" w:val="000000"/>
     </w:rPr>
     <w:tblPr>
@@ -8304,7 +8683,7 @@
     </w:tblPr>
     <w:tblStylePr w:type="firstRow">
       <w:rPr>
-        <w:rFonts w:asciiTheme="majorHAnsi" w:cstheme="majorBidi" w:eastAsiaTheme="majorEastAsia" w:hAnsiTheme="majorHAnsi"/>
+        <w:rFonts w:asciiTheme="majorHAnsi" w:cstheme="majorBidi" w:hAnsiTheme="majorHAnsi" w:eastAsia="黑体"/>
       </w:rPr>
       <w:tblPr/>
       <w:tcPr>
@@ -8316,6 +8695,7 @@
     </w:tblStylePr>
     <w:tblStylePr w:type="lastRow">
       <w:rPr>
+        <w:rFonts w:eastAsia="黑体"/>
         <w:b/>
         <w:bCs/>
         <w:color w:themeColor="text2" w:val="1F497D"/>
@@ -8330,12 +8710,14 @@
     </w:tblStylePr>
     <w:tblStylePr w:type="firstCol">
       <w:rPr>
+        <w:rFonts w:eastAsia="黑体"/>
         <w:b/>
         <w:bCs/>
       </w:rPr>
     </w:tblStylePr>
     <w:tblStylePr w:type="lastCol">
       <w:rPr>
+        <w:rFonts w:eastAsia="黑体"/>
         <w:b/>
         <w:bCs/>
       </w:rPr>
@@ -8369,6 +8751,7 @@
       <w:spacing w:after="0" w:line="240" w:lineRule="auto"/>
     </w:pPr>
     <w:rPr>
+      <w:rFonts w:eastAsia="黑体"/>
       <w:color w:themeColor="text1" w:val="000000"/>
     </w:rPr>
     <w:tblPr>
@@ -8388,7 +8771,7 @@
     </w:tblPr>
     <w:tblStylePr w:type="firstRow">
       <w:rPr>
-        <w:rFonts w:asciiTheme="majorHAnsi" w:cstheme="majorBidi" w:eastAsiaTheme="majorEastAsia" w:hAnsiTheme="majorHAnsi"/>
+        <w:rFonts w:asciiTheme="majorHAnsi" w:cstheme="majorBidi" w:hAnsiTheme="majorHAnsi" w:eastAsia="黑体"/>
       </w:rPr>
       <w:tblPr/>
       <w:tcPr>
@@ -8400,6 +8783,7 @@
     </w:tblStylePr>
     <w:tblStylePr w:type="lastRow">
       <w:rPr>
+        <w:rFonts w:eastAsia="黑体"/>
         <w:b/>
         <w:bCs/>
         <w:color w:themeColor="text2" w:val="1F497D"/>
@@ -8414,12 +8798,14 @@
     </w:tblStylePr>
     <w:tblStylePr w:type="firstCol">
       <w:rPr>
+        <w:rFonts w:eastAsia="黑体"/>
         <w:b/>
         <w:bCs/>
       </w:rPr>
     </w:tblStylePr>
     <w:tblStylePr w:type="lastCol">
       <w:rPr>
+        <w:rFonts w:eastAsia="黑体"/>
         <w:b/>
         <w:bCs/>
       </w:rPr>
@@ -8453,6 +8839,7 @@
       <w:spacing w:after="0" w:line="240" w:lineRule="auto"/>
     </w:pPr>
     <w:rPr>
+      <w:rFonts w:eastAsia="黑体"/>
       <w:color w:themeColor="text1" w:val="000000"/>
     </w:rPr>
     <w:tblPr>
@@ -8472,7 +8859,7 @@
     </w:tblPr>
     <w:tblStylePr w:type="firstRow">
       <w:rPr>
-        <w:rFonts w:asciiTheme="majorHAnsi" w:cstheme="majorBidi" w:eastAsiaTheme="majorEastAsia" w:hAnsiTheme="majorHAnsi"/>
+        <w:rFonts w:asciiTheme="majorHAnsi" w:cstheme="majorBidi" w:hAnsiTheme="majorHAnsi" w:eastAsia="黑体"/>
       </w:rPr>
       <w:tblPr/>
       <w:tcPr>
@@ -8484,6 +8871,7 @@
     </w:tblStylePr>
     <w:tblStylePr w:type="lastRow">
       <w:rPr>
+        <w:rFonts w:eastAsia="黑体"/>
         <w:b/>
         <w:bCs/>
         <w:color w:themeColor="text2" w:val="1F497D"/>
@@ -8498,12 +8886,14 @@
     </w:tblStylePr>
     <w:tblStylePr w:type="firstCol">
       <w:rPr>
+        <w:rFonts w:eastAsia="黑体"/>
         <w:b/>
         <w:bCs/>
       </w:rPr>
     </w:tblStylePr>
     <w:tblStylePr w:type="lastCol">
       <w:rPr>
+        <w:rFonts w:eastAsia="黑体"/>
         <w:b/>
         <w:bCs/>
       </w:rPr>
@@ -8537,6 +8927,7 @@
       <w:spacing w:after="0" w:line="240" w:lineRule="auto"/>
     </w:pPr>
     <w:rPr>
+      <w:rFonts w:eastAsia="黑体"/>
       <w:color w:themeColor="text1" w:val="000000"/>
     </w:rPr>
     <w:tblPr>
@@ -8556,7 +8947,7 @@
     </w:tblPr>
     <w:tblStylePr w:type="firstRow">
       <w:rPr>
-        <w:rFonts w:asciiTheme="majorHAnsi" w:cstheme="majorBidi" w:eastAsiaTheme="majorEastAsia" w:hAnsiTheme="majorHAnsi"/>
+        <w:rFonts w:asciiTheme="majorHAnsi" w:cstheme="majorBidi" w:hAnsiTheme="majorHAnsi" w:eastAsia="黑体"/>
       </w:rPr>
       <w:tblPr/>
       <w:tcPr>
@@ -8568,6 +8959,7 @@
     </w:tblStylePr>
     <w:tblStylePr w:type="lastRow">
       <w:rPr>
+        <w:rFonts w:eastAsia="黑体"/>
         <w:b/>
         <w:bCs/>
         <w:color w:themeColor="text2" w:val="1F497D"/>
@@ -8582,12 +8974,14 @@
     </w:tblStylePr>
     <w:tblStylePr w:type="firstCol">
       <w:rPr>
+        <w:rFonts w:eastAsia="黑体"/>
         <w:b/>
         <w:bCs/>
       </w:rPr>
     </w:tblStylePr>
     <w:tblStylePr w:type="lastCol">
       <w:rPr>
+        <w:rFonts w:eastAsia="黑体"/>
         <w:b/>
         <w:bCs/>
       </w:rPr>
@@ -8621,7 +9015,7 @@
       <w:spacing w:after="0" w:line="240" w:lineRule="auto"/>
     </w:pPr>
     <w:rPr>
-      <w:rFonts w:asciiTheme="majorHAnsi" w:cstheme="majorBidi" w:eastAsiaTheme="majorEastAsia" w:hAnsiTheme="majorHAnsi"/>
+      <w:rFonts w:asciiTheme="majorHAnsi" w:cstheme="majorBidi" w:hAnsiTheme="majorHAnsi" w:eastAsia="黑体"/>
       <w:color w:themeColor="text1" w:val="000000"/>
     </w:rPr>
     <w:tblPr>
@@ -8643,6 +9037,7 @@
     </w:tblPr>
     <w:tblStylePr w:type="firstRow">
       <w:rPr>
+        <w:rFonts w:eastAsia="黑体"/>
         <w:sz w:val="24"/>
         <w:szCs w:val="24"/>
       </w:rPr>
@@ -8749,7 +9144,7 @@
       <w:spacing w:after="0" w:line="240" w:lineRule="auto"/>
     </w:pPr>
     <w:rPr>
-      <w:rFonts w:asciiTheme="majorHAnsi" w:cstheme="majorBidi" w:eastAsiaTheme="majorEastAsia" w:hAnsiTheme="majorHAnsi"/>
+      <w:rFonts w:asciiTheme="majorHAnsi" w:cstheme="majorBidi" w:hAnsiTheme="majorHAnsi" w:eastAsia="黑体"/>
       <w:color w:themeColor="text1" w:val="000000"/>
     </w:rPr>
     <w:tblPr>
@@ -8771,6 +9166,7 @@
     </w:tblPr>
     <w:tblStylePr w:type="firstRow">
       <w:rPr>
+        <w:rFonts w:eastAsia="黑体"/>
         <w:sz w:val="24"/>
         <w:szCs w:val="24"/>
       </w:rPr>
@@ -8877,7 +9273,7 @@
       <w:spacing w:after="0" w:line="240" w:lineRule="auto"/>
     </w:pPr>
     <w:rPr>
-      <w:rFonts w:asciiTheme="majorHAnsi" w:cstheme="majorBidi" w:eastAsiaTheme="majorEastAsia" w:hAnsiTheme="majorHAnsi"/>
+      <w:rFonts w:asciiTheme="majorHAnsi" w:cstheme="majorBidi" w:hAnsiTheme="majorHAnsi" w:eastAsia="黑体"/>
       <w:color w:themeColor="text1" w:val="000000"/>
     </w:rPr>
     <w:tblPr>
@@ -8899,6 +9295,7 @@
     </w:tblPr>
     <w:tblStylePr w:type="firstRow">
       <w:rPr>
+        <w:rFonts w:eastAsia="黑体"/>
         <w:sz w:val="24"/>
         <w:szCs w:val="24"/>
       </w:rPr>
@@ -9005,7 +9402,7 @@
       <w:spacing w:after="0" w:line="240" w:lineRule="auto"/>
     </w:pPr>
     <w:rPr>
-      <w:rFonts w:asciiTheme="majorHAnsi" w:cstheme="majorBidi" w:eastAsiaTheme="majorEastAsia" w:hAnsiTheme="majorHAnsi"/>
+      <w:rFonts w:asciiTheme="majorHAnsi" w:cstheme="majorBidi" w:hAnsiTheme="majorHAnsi" w:eastAsia="黑体"/>
       <w:color w:themeColor="text1" w:val="000000"/>
     </w:rPr>
     <w:tblPr>
@@ -9027,6 +9424,7 @@
     </w:tblPr>
     <w:tblStylePr w:type="firstRow">
       <w:rPr>
+        <w:rFonts w:eastAsia="黑体"/>
         <w:sz w:val="24"/>
         <w:szCs w:val="24"/>
       </w:rPr>
@@ -9133,7 +9531,7 @@
       <w:spacing w:after="0" w:line="240" w:lineRule="auto"/>
     </w:pPr>
     <w:rPr>
-      <w:rFonts w:asciiTheme="majorHAnsi" w:cstheme="majorBidi" w:eastAsiaTheme="majorEastAsia" w:hAnsiTheme="majorHAnsi"/>
+      <w:rFonts w:asciiTheme="majorHAnsi" w:cstheme="majorBidi" w:hAnsiTheme="majorHAnsi" w:eastAsia="黑体"/>
       <w:color w:themeColor="text1" w:val="000000"/>
     </w:rPr>
     <w:tblPr>
@@ -9155,6 +9553,7 @@
     </w:tblPr>
     <w:tblStylePr w:type="firstRow">
       <w:rPr>
+        <w:rFonts w:eastAsia="黑体"/>
         <w:sz w:val="24"/>
         <w:szCs w:val="24"/>
       </w:rPr>
@@ -9261,7 +9660,7 @@
       <w:spacing w:after="0" w:line="240" w:lineRule="auto"/>
     </w:pPr>
     <w:rPr>
-      <w:rFonts w:asciiTheme="majorHAnsi" w:cstheme="majorBidi" w:eastAsiaTheme="majorEastAsia" w:hAnsiTheme="majorHAnsi"/>
+      <w:rFonts w:asciiTheme="majorHAnsi" w:cstheme="majorBidi" w:hAnsiTheme="majorHAnsi" w:eastAsia="黑体"/>
       <w:color w:themeColor="text1" w:val="000000"/>
     </w:rPr>
     <w:tblPr>
@@ -9283,6 +9682,7 @@
     </w:tblPr>
     <w:tblStylePr w:type="firstRow">
       <w:rPr>
+        <w:rFonts w:eastAsia="黑体"/>
         <w:sz w:val="24"/>
         <w:szCs w:val="24"/>
       </w:rPr>
@@ -9389,7 +9789,7 @@
       <w:spacing w:after="0" w:line="240" w:lineRule="auto"/>
     </w:pPr>
     <w:rPr>
-      <w:rFonts w:asciiTheme="majorHAnsi" w:cstheme="majorBidi" w:eastAsiaTheme="majorEastAsia" w:hAnsiTheme="majorHAnsi"/>
+      <w:rFonts w:asciiTheme="majorHAnsi" w:cstheme="majorBidi" w:hAnsiTheme="majorHAnsi" w:eastAsia="黑体"/>
       <w:color w:themeColor="text1" w:val="000000"/>
     </w:rPr>
     <w:tblPr>
@@ -9411,6 +9811,7 @@
     </w:tblPr>
     <w:tblStylePr w:type="firstRow">
       <w:rPr>
+        <w:rFonts w:eastAsia="黑体"/>
         <w:sz w:val="24"/>
         <w:szCs w:val="24"/>
       </w:rPr>
@@ -9540,12 +9941,14 @@
     </w:tcPr>
     <w:tblStylePr w:type="firstRow">
       <w:rPr>
+        <w:rFonts w:eastAsia="黑体"/>
         <w:b/>
         <w:bCs/>
       </w:rPr>
     </w:tblStylePr>
     <w:tblStylePr w:type="lastRow">
       <w:rPr>
+        <w:rFonts w:eastAsia="黑体"/>
         <w:b/>
         <w:bCs/>
       </w:rPr>
@@ -9558,12 +9961,14 @@
     </w:tblStylePr>
     <w:tblStylePr w:type="firstCol">
       <w:rPr>
+        <w:rFonts w:eastAsia="黑体"/>
         <w:b/>
         <w:bCs/>
       </w:rPr>
     </w:tblStylePr>
     <w:tblStylePr w:type="lastCol">
       <w:rPr>
+        <w:rFonts w:eastAsia="黑体"/>
         <w:b/>
         <w:bCs/>
       </w:rPr>
@@ -9613,12 +10018,14 @@
     </w:tcPr>
     <w:tblStylePr w:type="firstRow">
       <w:rPr>
+        <w:rFonts w:eastAsia="黑体"/>
         <w:b/>
         <w:bCs/>
       </w:rPr>
     </w:tblStylePr>
     <w:tblStylePr w:type="lastRow">
       <w:rPr>
+        <w:rFonts w:eastAsia="黑体"/>
         <w:b/>
         <w:bCs/>
       </w:rPr>
@@ -9631,12 +10038,14 @@
     </w:tblStylePr>
     <w:tblStylePr w:type="firstCol">
       <w:rPr>
+        <w:rFonts w:eastAsia="黑体"/>
         <w:b/>
         <w:bCs/>
       </w:rPr>
     </w:tblStylePr>
     <w:tblStylePr w:type="lastCol">
       <w:rPr>
+        <w:rFonts w:eastAsia="黑体"/>
         <w:b/>
         <w:bCs/>
       </w:rPr>
@@ -9686,12 +10095,14 @@
     </w:tcPr>
     <w:tblStylePr w:type="firstRow">
       <w:rPr>
+        <w:rFonts w:eastAsia="黑体"/>
         <w:b/>
         <w:bCs/>
       </w:rPr>
     </w:tblStylePr>
     <w:tblStylePr w:type="lastRow">
       <w:rPr>
+        <w:rFonts w:eastAsia="黑体"/>
         <w:b/>
         <w:bCs/>
       </w:rPr>
@@ -9704,12 +10115,14 @@
     </w:tblStylePr>
     <w:tblStylePr w:type="firstCol">
       <w:rPr>
+        <w:rFonts w:eastAsia="黑体"/>
         <w:b/>
         <w:bCs/>
       </w:rPr>
     </w:tblStylePr>
     <w:tblStylePr w:type="lastCol">
       <w:rPr>
+        <w:rFonts w:eastAsia="黑体"/>
         <w:b/>
         <w:bCs/>
       </w:rPr>
@@ -9759,12 +10172,14 @@
     </w:tcPr>
     <w:tblStylePr w:type="firstRow">
       <w:rPr>
+        <w:rFonts w:eastAsia="黑体"/>
         <w:b/>
         <w:bCs/>
       </w:rPr>
     </w:tblStylePr>
     <w:tblStylePr w:type="lastRow">
       <w:rPr>
+        <w:rFonts w:eastAsia="黑体"/>
         <w:b/>
         <w:bCs/>
       </w:rPr>
@@ -9777,12 +10192,14 @@
     </w:tblStylePr>
     <w:tblStylePr w:type="firstCol">
       <w:rPr>
+        <w:rFonts w:eastAsia="黑体"/>
         <w:b/>
         <w:bCs/>
       </w:rPr>
     </w:tblStylePr>
     <w:tblStylePr w:type="lastCol">
       <w:rPr>
+        <w:rFonts w:eastAsia="黑体"/>
         <w:b/>
         <w:bCs/>
       </w:rPr>
@@ -9832,12 +10249,14 @@
     </w:tcPr>
     <w:tblStylePr w:type="firstRow">
       <w:rPr>
+        <w:rFonts w:eastAsia="黑体"/>
         <w:b/>
         <w:bCs/>
       </w:rPr>
     </w:tblStylePr>
     <w:tblStylePr w:type="lastRow">
       <w:rPr>
+        <w:rFonts w:eastAsia="黑体"/>
         <w:b/>
         <w:bCs/>
       </w:rPr>
@@ -9850,12 +10269,14 @@
     </w:tblStylePr>
     <w:tblStylePr w:type="firstCol">
       <w:rPr>
+        <w:rFonts w:eastAsia="黑体"/>
         <w:b/>
         <w:bCs/>
       </w:rPr>
     </w:tblStylePr>
     <w:tblStylePr w:type="lastCol">
       <w:rPr>
+        <w:rFonts w:eastAsia="黑体"/>
         <w:b/>
         <w:bCs/>
       </w:rPr>
@@ -9905,12 +10326,14 @@
     </w:tcPr>
     <w:tblStylePr w:type="firstRow">
       <w:rPr>
+        <w:rFonts w:eastAsia="黑体"/>
         <w:b/>
         <w:bCs/>
       </w:rPr>
     </w:tblStylePr>
     <w:tblStylePr w:type="lastRow">
       <w:rPr>
+        <w:rFonts w:eastAsia="黑体"/>
         <w:b/>
         <w:bCs/>
       </w:rPr>
@@ -9923,12 +10346,14 @@
     </w:tblStylePr>
     <w:tblStylePr w:type="firstCol">
       <w:rPr>
+        <w:rFonts w:eastAsia="黑体"/>
         <w:b/>
         <w:bCs/>
       </w:rPr>
     </w:tblStylePr>
     <w:tblStylePr w:type="lastCol">
       <w:rPr>
+        <w:rFonts w:eastAsia="黑体"/>
         <w:b/>
         <w:bCs/>
       </w:rPr>
@@ -9978,12 +10403,14 @@
     </w:tcPr>
     <w:tblStylePr w:type="firstRow">
       <w:rPr>
+        <w:rFonts w:eastAsia="黑体"/>
         <w:b/>
         <w:bCs/>
       </w:rPr>
     </w:tblStylePr>
     <w:tblStylePr w:type="lastRow">
       <w:rPr>
+        <w:rFonts w:eastAsia="黑体"/>
         <w:b/>
         <w:bCs/>
       </w:rPr>
@@ -9996,12 +10423,14 @@
     </w:tblStylePr>
     <w:tblStylePr w:type="firstCol">
       <w:rPr>
+        <w:rFonts w:eastAsia="黑体"/>
         <w:b/>
         <w:bCs/>
       </w:rPr>
     </w:tblStylePr>
     <w:tblStylePr w:type="lastCol">
       <w:rPr>
+        <w:rFonts w:eastAsia="黑体"/>
         <w:b/>
         <w:bCs/>
       </w:rPr>
@@ -10028,7 +10457,7 @@
       <w:spacing w:after="0" w:line="240" w:lineRule="auto"/>
     </w:pPr>
     <w:rPr>
-      <w:rFonts w:asciiTheme="majorHAnsi" w:cstheme="majorBidi" w:eastAsiaTheme="majorEastAsia" w:hAnsiTheme="majorHAnsi"/>
+      <w:rFonts w:asciiTheme="majorHAnsi" w:cstheme="majorBidi" w:hAnsiTheme="majorHAnsi" w:eastAsia="黑体"/>
       <w:color w:themeColor="text1" w:val="000000"/>
     </w:rPr>
     <w:tblPr>
@@ -10055,6 +10484,7 @@
     </w:tcPr>
     <w:tblStylePr w:type="firstRow">
       <w:rPr>
+        <w:rFonts w:eastAsia="黑体"/>
         <w:b/>
         <w:bCs/>
         <w:color w:themeColor="text1" w:val="000000"/>
@@ -10066,6 +10496,7 @@
     </w:tblStylePr>
     <w:tblStylePr w:type="lastRow">
       <w:rPr>
+        <w:rFonts w:eastAsia="黑体"/>
         <w:b/>
         <w:bCs/>
         <w:color w:themeColor="text1" w:val="000000"/>
@@ -10085,6 +10516,7 @@
     </w:tblStylePr>
     <w:tblStylePr w:type="firstCol">
       <w:rPr>
+        <w:rFonts w:eastAsia="黑体"/>
         <w:b/>
         <w:bCs/>
         <w:color w:themeColor="text1" w:val="000000"/>
@@ -10104,6 +10536,7 @@
     </w:tblStylePr>
     <w:tblStylePr w:type="lastCol">
       <w:rPr>
+        <w:rFonts w:eastAsia="黑体"/>
         <w:b w:val="0"/>
         <w:bCs w:val="0"/>
         <w:color w:themeColor="text1" w:val="000000"/>
@@ -10153,7 +10586,7 @@
       <w:spacing w:after="0" w:line="240" w:lineRule="auto"/>
     </w:pPr>
     <w:rPr>
-      <w:rFonts w:asciiTheme="majorHAnsi" w:cstheme="majorBidi" w:eastAsiaTheme="majorEastAsia" w:hAnsiTheme="majorHAnsi"/>
+      <w:rFonts w:asciiTheme="majorHAnsi" w:cstheme="majorBidi" w:hAnsiTheme="majorHAnsi" w:eastAsia="黑体"/>
       <w:color w:themeColor="text1" w:val="000000"/>
     </w:rPr>
     <w:tblPr>
@@ -10180,6 +10613,7 @@
     </w:tcPr>
     <w:tblStylePr w:type="firstRow">
       <w:rPr>
+        <w:rFonts w:eastAsia="黑体"/>
         <w:b/>
         <w:bCs/>
         <w:color w:themeColor="text1" w:val="000000"/>
@@ -10191,6 +10625,7 @@
     </w:tblStylePr>
     <w:tblStylePr w:type="lastRow">
       <w:rPr>
+        <w:rFonts w:eastAsia="黑体"/>
         <w:b/>
         <w:bCs/>
         <w:color w:themeColor="text1" w:val="000000"/>
@@ -10210,6 +10645,7 @@
     </w:tblStylePr>
     <w:tblStylePr w:type="firstCol">
       <w:rPr>
+        <w:rFonts w:eastAsia="黑体"/>
         <w:b/>
         <w:bCs/>
         <w:color w:themeColor="text1" w:val="000000"/>
@@ -10229,6 +10665,7 @@
     </w:tblStylePr>
     <w:tblStylePr w:type="lastCol">
       <w:rPr>
+        <w:rFonts w:eastAsia="黑体"/>
         <w:b w:val="0"/>
         <w:bCs w:val="0"/>
         <w:color w:themeColor="text1" w:val="000000"/>
@@ -10278,7 +10715,7 @@
       <w:spacing w:after="0" w:line="240" w:lineRule="auto"/>
     </w:pPr>
     <w:rPr>
-      <w:rFonts w:asciiTheme="majorHAnsi" w:cstheme="majorBidi" w:eastAsiaTheme="majorEastAsia" w:hAnsiTheme="majorHAnsi"/>
+      <w:rFonts w:asciiTheme="majorHAnsi" w:cstheme="majorBidi" w:hAnsiTheme="majorHAnsi" w:eastAsia="黑体"/>
       <w:color w:themeColor="text1" w:val="000000"/>
     </w:rPr>
     <w:tblPr>
@@ -10305,6 +10742,7 @@
     </w:tcPr>
     <w:tblStylePr w:type="firstRow">
       <w:rPr>
+        <w:rFonts w:eastAsia="黑体"/>
         <w:b/>
         <w:bCs/>
         <w:color w:themeColor="text1" w:val="000000"/>
@@ -10316,6 +10754,7 @@
     </w:tblStylePr>
     <w:tblStylePr w:type="lastRow">
       <w:rPr>
+        <w:rFonts w:eastAsia="黑体"/>
         <w:b/>
         <w:bCs/>
         <w:color w:themeColor="text1" w:val="000000"/>
@@ -10335,6 +10774,7 @@
     </w:tblStylePr>
     <w:tblStylePr w:type="firstCol">
       <w:rPr>
+        <w:rFonts w:eastAsia="黑体"/>
         <w:b/>
         <w:bCs/>
         <w:color w:themeColor="text1" w:val="000000"/>
@@ -10354,6 +10794,7 @@
     </w:tblStylePr>
     <w:tblStylePr w:type="lastCol">
       <w:rPr>
+        <w:rFonts w:eastAsia="黑体"/>
         <w:b w:val="0"/>
         <w:bCs w:val="0"/>
         <w:color w:themeColor="text1" w:val="000000"/>
@@ -10403,7 +10844,7 @@
       <w:spacing w:after="0" w:line="240" w:lineRule="auto"/>
     </w:pPr>
     <w:rPr>
-      <w:rFonts w:asciiTheme="majorHAnsi" w:cstheme="majorBidi" w:eastAsiaTheme="majorEastAsia" w:hAnsiTheme="majorHAnsi"/>
+      <w:rFonts w:asciiTheme="majorHAnsi" w:cstheme="majorBidi" w:hAnsiTheme="majorHAnsi" w:eastAsia="黑体"/>
       <w:color w:themeColor="text1" w:val="000000"/>
     </w:rPr>
     <w:tblPr>
@@ -10430,6 +10871,7 @@
     </w:tcPr>
     <w:tblStylePr w:type="firstRow">
       <w:rPr>
+        <w:rFonts w:eastAsia="黑体"/>
         <w:b/>
         <w:bCs/>
         <w:color w:themeColor="text1" w:val="000000"/>
@@ -10441,6 +10883,7 @@
     </w:tblStylePr>
     <w:tblStylePr w:type="lastRow">
       <w:rPr>
+        <w:rFonts w:eastAsia="黑体"/>
         <w:b/>
         <w:bCs/>
         <w:color w:themeColor="text1" w:val="000000"/>
@@ -10460,6 +10903,7 @@
     </w:tblStylePr>
     <w:tblStylePr w:type="firstCol">
       <w:rPr>
+        <w:rFonts w:eastAsia="黑体"/>
         <w:b/>
         <w:bCs/>
         <w:color w:themeColor="text1" w:val="000000"/>
@@ -10479,6 +10923,7 @@
     </w:tblStylePr>
     <w:tblStylePr w:type="lastCol">
       <w:rPr>
+        <w:rFonts w:eastAsia="黑体"/>
         <w:b w:val="0"/>
         <w:bCs w:val="0"/>
         <w:color w:themeColor="text1" w:val="000000"/>
@@ -10528,7 +10973,7 @@
       <w:spacing w:after="0" w:line="240" w:lineRule="auto"/>
     </w:pPr>
     <w:rPr>
-      <w:rFonts w:asciiTheme="majorHAnsi" w:cstheme="majorBidi" w:eastAsiaTheme="majorEastAsia" w:hAnsiTheme="majorHAnsi"/>
+      <w:rFonts w:asciiTheme="majorHAnsi" w:cstheme="majorBidi" w:hAnsiTheme="majorHAnsi" w:eastAsia="黑体"/>
       <w:color w:themeColor="text1" w:val="000000"/>
     </w:rPr>
     <w:tblPr>
@@ -10555,6 +11000,7 @@
     </w:tcPr>
     <w:tblStylePr w:type="firstRow">
       <w:rPr>
+        <w:rFonts w:eastAsia="黑体"/>
         <w:b/>
         <w:bCs/>
         <w:color w:themeColor="text1" w:val="000000"/>
@@ -10566,6 +11012,7 @@
     </w:tblStylePr>
     <w:tblStylePr w:type="lastRow">
       <w:rPr>
+        <w:rFonts w:eastAsia="黑体"/>
         <w:b/>
         <w:bCs/>
         <w:color w:themeColor="text1" w:val="000000"/>
@@ -10585,6 +11032,7 @@
     </w:tblStylePr>
     <w:tblStylePr w:type="firstCol">
       <w:rPr>
+        <w:rFonts w:eastAsia="黑体"/>
         <w:b/>
         <w:bCs/>
         <w:color w:themeColor="text1" w:val="000000"/>
@@ -10604,6 +11052,7 @@
     </w:tblStylePr>
     <w:tblStylePr w:type="lastCol">
       <w:rPr>
+        <w:rFonts w:eastAsia="黑体"/>
         <w:b w:val="0"/>
         <w:bCs w:val="0"/>
         <w:color w:themeColor="text1" w:val="000000"/>
@@ -10653,7 +11102,7 @@
       <w:spacing w:after="0" w:line="240" w:lineRule="auto"/>
     </w:pPr>
     <w:rPr>
-      <w:rFonts w:asciiTheme="majorHAnsi" w:cstheme="majorBidi" w:eastAsiaTheme="majorEastAsia" w:hAnsiTheme="majorHAnsi"/>
+      <w:rFonts w:asciiTheme="majorHAnsi" w:cstheme="majorBidi" w:hAnsiTheme="majorHAnsi" w:eastAsia="黑体"/>
       <w:color w:themeColor="text1" w:val="000000"/>
     </w:rPr>
     <w:tblPr>
@@ -10680,6 +11129,7 @@
     </w:tcPr>
     <w:tblStylePr w:type="firstRow">
       <w:rPr>
+        <w:rFonts w:eastAsia="黑体"/>
         <w:b/>
         <w:bCs/>
         <w:color w:themeColor="text1" w:val="000000"/>
@@ -10691,6 +11141,7 @@
     </w:tblStylePr>
     <w:tblStylePr w:type="lastRow">
       <w:rPr>
+        <w:rFonts w:eastAsia="黑体"/>
         <w:b/>
         <w:bCs/>
         <w:color w:themeColor="text1" w:val="000000"/>
@@ -10710,6 +11161,7 @@
     </w:tblStylePr>
     <w:tblStylePr w:type="firstCol">
       <w:rPr>
+        <w:rFonts w:eastAsia="黑体"/>
         <w:b/>
         <w:bCs/>
         <w:color w:themeColor="text1" w:val="000000"/>
@@ -10729,6 +11181,7 @@
     </w:tblStylePr>
     <w:tblStylePr w:type="lastCol">
       <w:rPr>
+        <w:rFonts w:eastAsia="黑体"/>
         <w:b w:val="0"/>
         <w:bCs w:val="0"/>
         <w:color w:themeColor="text1" w:val="000000"/>
@@ -10778,7 +11231,7 @@
       <w:spacing w:after="0" w:line="240" w:lineRule="auto"/>
     </w:pPr>
     <w:rPr>
-      <w:rFonts w:asciiTheme="majorHAnsi" w:cstheme="majorBidi" w:eastAsiaTheme="majorEastAsia" w:hAnsiTheme="majorHAnsi"/>
+      <w:rFonts w:asciiTheme="majorHAnsi" w:cstheme="majorBidi" w:hAnsiTheme="majorHAnsi" w:eastAsia="黑体"/>
       <w:color w:themeColor="text1" w:val="000000"/>
     </w:rPr>
     <w:tblPr>
@@ -10805,6 +11258,7 @@
     </w:tcPr>
     <w:tblStylePr w:type="firstRow">
       <w:rPr>
+        <w:rFonts w:eastAsia="黑体"/>
         <w:b/>
         <w:bCs/>
         <w:color w:themeColor="text1" w:val="000000"/>
@@ -10816,6 +11270,7 @@
     </w:tblStylePr>
     <w:tblStylePr w:type="lastRow">
       <w:rPr>
+        <w:rFonts w:eastAsia="黑体"/>
         <w:b/>
         <w:bCs/>
         <w:color w:themeColor="text1" w:val="000000"/>
@@ -10835,6 +11290,7 @@
     </w:tblStylePr>
     <w:tblStylePr w:type="firstCol">
       <w:rPr>
+        <w:rFonts w:eastAsia="黑体"/>
         <w:b/>
         <w:bCs/>
         <w:color w:themeColor="text1" w:val="000000"/>
@@ -10854,6 +11310,7 @@
     </w:tblStylePr>
     <w:tblStylePr w:type="lastCol">
       <w:rPr>
+        <w:rFonts w:eastAsia="黑体"/>
         <w:b w:val="0"/>
         <w:bCs w:val="0"/>
         <w:color w:themeColor="text1" w:val="000000"/>
@@ -10926,6 +11383,7 @@
     </w:tcPr>
     <w:tblStylePr w:type="firstRow">
       <w:rPr>
+        <w:rFonts w:eastAsia="黑体"/>
         <w:b/>
         <w:bCs/>
         <w:i w:val="0"/>
@@ -10947,6 +11405,7 @@
     </w:tblStylePr>
     <w:tblStylePr w:type="lastRow">
       <w:rPr>
+        <w:rFonts w:eastAsia="黑体"/>
         <w:b/>
         <w:bCs/>
         <w:i w:val="0"/>
@@ -10968,6 +11427,7 @@
     </w:tblStylePr>
     <w:tblStylePr w:type="firstCol">
       <w:rPr>
+        <w:rFonts w:eastAsia="黑体"/>
         <w:b/>
         <w:bCs/>
         <w:i w:val="0"/>
@@ -10987,6 +11447,7 @@
     </w:tblStylePr>
     <w:tblStylePr w:type="lastCol">
       <w:rPr>
+        <w:rFonts w:eastAsia="黑体"/>
         <w:b/>
         <w:bCs/>
         <w:i w:val="0"/>
@@ -11067,6 +11528,7 @@
     </w:tcPr>
     <w:tblStylePr w:type="firstRow">
       <w:rPr>
+        <w:rFonts w:eastAsia="黑体"/>
         <w:b/>
         <w:bCs/>
         <w:i w:val="0"/>
@@ -11088,6 +11550,7 @@
     </w:tblStylePr>
     <w:tblStylePr w:type="lastRow">
       <w:rPr>
+        <w:rFonts w:eastAsia="黑体"/>
         <w:b/>
         <w:bCs/>
         <w:i w:val="0"/>
@@ -11109,6 +11572,7 @@
     </w:tblStylePr>
     <w:tblStylePr w:type="firstCol">
       <w:rPr>
+        <w:rFonts w:eastAsia="黑体"/>
         <w:b/>
         <w:bCs/>
         <w:i w:val="0"/>
@@ -11128,6 +11592,7 @@
     </w:tblStylePr>
     <w:tblStylePr w:type="lastCol">
       <w:rPr>
+        <w:rFonts w:eastAsia="黑体"/>
         <w:b/>
         <w:bCs/>
         <w:i w:val="0"/>
@@ -11208,6 +11673,7 @@
     </w:tcPr>
     <w:tblStylePr w:type="firstRow">
       <w:rPr>
+        <w:rFonts w:eastAsia="黑体"/>
         <w:b/>
         <w:bCs/>
         <w:i w:val="0"/>
@@ -11229,6 +11695,7 @@
     </w:tblStylePr>
     <w:tblStylePr w:type="lastRow">
       <w:rPr>
+        <w:rFonts w:eastAsia="黑体"/>
         <w:b/>
         <w:bCs/>
         <w:i w:val="0"/>
@@ -11250,6 +11717,7 @@
     </w:tblStylePr>
     <w:tblStylePr w:type="firstCol">
       <w:rPr>
+        <w:rFonts w:eastAsia="黑体"/>
         <w:b/>
         <w:bCs/>
         <w:i w:val="0"/>
@@ -11269,6 +11737,7 @@
     </w:tblStylePr>
     <w:tblStylePr w:type="lastCol">
       <w:rPr>
+        <w:rFonts w:eastAsia="黑体"/>
         <w:b/>
         <w:bCs/>
         <w:i w:val="0"/>
@@ -11349,6 +11818,7 @@
     </w:tcPr>
     <w:tblStylePr w:type="firstRow">
       <w:rPr>
+        <w:rFonts w:eastAsia="黑体"/>
         <w:b/>
         <w:bCs/>
         <w:i w:val="0"/>
@@ -11370,6 +11840,7 @@
     </w:tblStylePr>
     <w:tblStylePr w:type="lastRow">
       <w:rPr>
+        <w:rFonts w:eastAsia="黑体"/>
         <w:b/>
         <w:bCs/>
         <w:i w:val="0"/>
@@ -11391,6 +11862,7 @@
     </w:tblStylePr>
     <w:tblStylePr w:type="firstCol">
       <w:rPr>
+        <w:rFonts w:eastAsia="黑体"/>
         <w:b/>
         <w:bCs/>
         <w:i w:val="0"/>
@@ -11410,6 +11882,7 @@
     </w:tblStylePr>
     <w:tblStylePr w:type="lastCol">
       <w:rPr>
+        <w:rFonts w:eastAsia="黑体"/>
         <w:b/>
         <w:bCs/>
         <w:i w:val="0"/>
@@ -11490,6 +11963,7 @@
     </w:tcPr>
     <w:tblStylePr w:type="firstRow">
       <w:rPr>
+        <w:rFonts w:eastAsia="黑体"/>
         <w:b/>
         <w:bCs/>
         <w:i w:val="0"/>
@@ -11511,6 +11985,7 @@
     </w:tblStylePr>
     <w:tblStylePr w:type="lastRow">
       <w:rPr>
+        <w:rFonts w:eastAsia="黑体"/>
         <w:b/>
         <w:bCs/>
         <w:i w:val="0"/>
@@ -11532,6 +12007,7 @@
     </w:tblStylePr>
     <w:tblStylePr w:type="firstCol">
       <w:rPr>
+        <w:rFonts w:eastAsia="黑体"/>
         <w:b/>
         <w:bCs/>
         <w:i w:val="0"/>
@@ -11551,6 +12027,7 @@
     </w:tblStylePr>
     <w:tblStylePr w:type="lastCol">
       <w:rPr>
+        <w:rFonts w:eastAsia="黑体"/>
         <w:b/>
         <w:bCs/>
         <w:i w:val="0"/>
@@ -11631,6 +12108,7 @@
     </w:tcPr>
     <w:tblStylePr w:type="firstRow">
       <w:rPr>
+        <w:rFonts w:eastAsia="黑体"/>
         <w:b/>
         <w:bCs/>
         <w:i w:val="0"/>
@@ -11652,6 +12130,7 @@
     </w:tblStylePr>
     <w:tblStylePr w:type="lastRow">
       <w:rPr>
+        <w:rFonts w:eastAsia="黑体"/>
         <w:b/>
         <w:bCs/>
         <w:i w:val="0"/>
@@ -11673,6 +12152,7 @@
     </w:tblStylePr>
     <w:tblStylePr w:type="firstCol">
       <w:rPr>
+        <w:rFonts w:eastAsia="黑体"/>
         <w:b/>
         <w:bCs/>
         <w:i w:val="0"/>
@@ -11692,6 +12172,7 @@
     </w:tblStylePr>
     <w:tblStylePr w:type="lastCol">
       <w:rPr>
+        <w:rFonts w:eastAsia="黑体"/>
         <w:b/>
         <w:bCs/>
         <w:i w:val="0"/>
@@ -11772,6 +12253,7 @@
     </w:tcPr>
     <w:tblStylePr w:type="firstRow">
       <w:rPr>
+        <w:rFonts w:eastAsia="黑体"/>
         <w:b/>
         <w:bCs/>
         <w:i w:val="0"/>
@@ -11793,6 +12275,7 @@
     </w:tblStylePr>
     <w:tblStylePr w:type="lastRow">
       <w:rPr>
+        <w:rFonts w:eastAsia="黑体"/>
         <w:b/>
         <w:bCs/>
         <w:i w:val="0"/>
@@ -11814,6 +12297,7 @@
     </w:tblStylePr>
     <w:tblStylePr w:type="firstCol">
       <w:rPr>
+        <w:rFonts w:eastAsia="黑体"/>
         <w:b/>
         <w:bCs/>
         <w:i w:val="0"/>
@@ -11833,6 +12317,7 @@
     </w:tblStylePr>
     <w:tblStylePr w:type="lastCol">
       <w:rPr>
+        <w:rFonts w:eastAsia="黑体"/>
         <w:b/>
         <w:bCs/>
         <w:i w:val="0"/>
@@ -11890,6 +12375,7 @@
       <w:spacing w:after="0" w:line="240" w:lineRule="auto"/>
     </w:pPr>
     <w:rPr>
+      <w:rFonts w:eastAsia="黑体"/>
       <w:color w:themeColor="background1" w:val="FFFFFF"/>
     </w:rPr>
     <w:tblPr>
@@ -11908,6 +12394,7 @@
     </w:tcPr>
     <w:tblStylePr w:type="firstRow">
       <w:rPr>
+        <w:rFonts w:eastAsia="黑体"/>
         <w:b/>
         <w:bCs/>
       </w:rPr>
@@ -12004,6 +12491,7 @@
       <w:spacing w:after="0" w:line="240" w:lineRule="auto"/>
     </w:pPr>
     <w:rPr>
+      <w:rFonts w:eastAsia="黑体"/>
       <w:color w:themeColor="background1" w:val="FFFFFF"/>
     </w:rPr>
     <w:tblPr>
@@ -12022,6 +12510,7 @@
     </w:tcPr>
     <w:tblStylePr w:type="firstRow">
       <w:rPr>
+        <w:rFonts w:eastAsia="黑体"/>
         <w:b/>
         <w:bCs/>
       </w:rPr>
@@ -12118,6 +12607,7 @@
       <w:spacing w:after="0" w:line="240" w:lineRule="auto"/>
     </w:pPr>
     <w:rPr>
+      <w:rFonts w:eastAsia="黑体"/>
       <w:color w:themeColor="background1" w:val="FFFFFF"/>
     </w:rPr>
     <w:tblPr>
@@ -12136,6 +12626,7 @@
     </w:tcPr>
     <w:tblStylePr w:type="firstRow">
       <w:rPr>
+        <w:rFonts w:eastAsia="黑体"/>
         <w:b/>
         <w:bCs/>
       </w:rPr>
@@ -12232,6 +12723,7 @@
       <w:spacing w:after="0" w:line="240" w:lineRule="auto"/>
     </w:pPr>
     <w:rPr>
+      <w:rFonts w:eastAsia="黑体"/>
       <w:color w:themeColor="background1" w:val="FFFFFF"/>
     </w:rPr>
     <w:tblPr>
@@ -12250,6 +12742,7 @@
     </w:tcPr>
     <w:tblStylePr w:type="firstRow">
       <w:rPr>
+        <w:rFonts w:eastAsia="黑体"/>
         <w:b/>
         <w:bCs/>
       </w:rPr>
@@ -12346,6 +12839,7 @@
       <w:spacing w:after="0" w:line="240" w:lineRule="auto"/>
     </w:pPr>
     <w:rPr>
+      <w:rFonts w:eastAsia="黑体"/>
       <w:color w:themeColor="background1" w:val="FFFFFF"/>
     </w:rPr>
     <w:tblPr>
@@ -12364,6 +12858,7 @@
     </w:tcPr>
     <w:tblStylePr w:type="firstRow">
       <w:rPr>
+        <w:rFonts w:eastAsia="黑体"/>
         <w:b/>
         <w:bCs/>
       </w:rPr>
@@ -12460,6 +12955,7 @@
       <w:spacing w:after="0" w:line="240" w:lineRule="auto"/>
     </w:pPr>
     <w:rPr>
+      <w:rFonts w:eastAsia="黑体"/>
       <w:color w:themeColor="background1" w:val="FFFFFF"/>
     </w:rPr>
     <w:tblPr>
@@ -12478,6 +12974,7 @@
     </w:tcPr>
     <w:tblStylePr w:type="firstRow">
       <w:rPr>
+        <w:rFonts w:eastAsia="黑体"/>
         <w:b/>
         <w:bCs/>
       </w:rPr>
@@ -12574,6 +13071,7 @@
       <w:spacing w:after="0" w:line="240" w:lineRule="auto"/>
     </w:pPr>
     <w:rPr>
+      <w:rFonts w:eastAsia="黑体"/>
       <w:color w:themeColor="background1" w:val="FFFFFF"/>
     </w:rPr>
     <w:tblPr>
@@ -12592,6 +13090,7 @@
     </w:tcPr>
     <w:tblStylePr w:type="firstRow">
       <w:rPr>
+        <w:rFonts w:eastAsia="黑体"/>
         <w:b/>
         <w:bCs/>
       </w:rPr>
@@ -12688,6 +13187,7 @@
       <w:spacing w:after="0" w:line="240" w:lineRule="auto"/>
     </w:pPr>
     <w:rPr>
+      <w:rFonts w:eastAsia="黑体"/>
       <w:color w:themeColor="text1" w:val="000000"/>
     </w:rPr>
     <w:tblPr>
@@ -12714,6 +13214,7 @@
     </w:tcPr>
     <w:tblStylePr w:type="firstRow">
       <w:rPr>
+        <w:rFonts w:eastAsia="黑体"/>
         <w:b/>
         <w:bCs/>
       </w:rPr>
@@ -12732,6 +13233,7 @@
     </w:tblStylePr>
     <w:tblStylePr w:type="lastRow">
       <w:rPr>
+        <w:rFonts w:eastAsia="黑体"/>
         <w:b/>
         <w:bCs/>
         <w:color w:themeColor="background1" w:val="FFFFFF"/>
@@ -12746,6 +13248,7 @@
     </w:tblStylePr>
     <w:tblStylePr w:type="firstCol">
       <w:rPr>
+        <w:rFonts w:eastAsia="黑体"/>
         <w:color w:themeColor="background1" w:val="FFFFFF"/>
       </w:rPr>
       <w:tblPr/>
@@ -12763,6 +13266,7 @@
     </w:tblStylePr>
     <w:tblStylePr w:type="lastCol">
       <w:rPr>
+        <w:rFonts w:eastAsia="黑体"/>
         <w:color w:themeColor="background1" w:val="FFFFFF"/>
       </w:rPr>
       <w:tblPr/>
@@ -12792,11 +13296,13 @@
     </w:tblStylePr>
     <w:tblStylePr w:type="neCell">
       <w:rPr>
+        <w:rFonts w:eastAsia="黑体"/>
         <w:color w:themeColor="text1" w:val="000000"/>
       </w:rPr>
     </w:tblStylePr>
     <w:tblStylePr w:type="nwCell">
       <w:rPr>
+        <w:rFonts w:eastAsia="黑体"/>
         <w:color w:themeColor="text1" w:val="000000"/>
       </w:rPr>
     </w:tblStylePr>
@@ -12810,6 +13316,7 @@
       <w:spacing w:after="0" w:line="240" w:lineRule="auto"/>
     </w:pPr>
     <w:rPr>
+      <w:rFonts w:eastAsia="黑体"/>
       <w:color w:themeColor="text1" w:val="000000"/>
     </w:rPr>
     <w:tblPr>
@@ -12836,6 +13343,7 @@
     </w:tcPr>
     <w:tblStylePr w:type="firstRow">
       <w:rPr>
+        <w:rFonts w:eastAsia="黑体"/>
         <w:b/>
         <w:bCs/>
       </w:rPr>
@@ -12854,6 +13362,7 @@
     </w:tblStylePr>
     <w:tblStylePr w:type="lastRow">
       <w:rPr>
+        <w:rFonts w:eastAsia="黑体"/>
         <w:b/>
         <w:bCs/>
         <w:color w:themeColor="background1" w:val="FFFFFF"/>
@@ -12868,6 +13377,7 @@
     </w:tblStylePr>
     <w:tblStylePr w:type="firstCol">
       <w:rPr>
+        <w:rFonts w:eastAsia="黑体"/>
         <w:color w:themeColor="background1" w:val="FFFFFF"/>
       </w:rPr>
       <w:tblPr/>
@@ -12885,6 +13395,7 @@
     </w:tblStylePr>
     <w:tblStylePr w:type="lastCol">
       <w:rPr>
+        <w:rFonts w:eastAsia="黑体"/>
         <w:color w:themeColor="background1" w:val="FFFFFF"/>
       </w:rPr>
       <w:tblPr/>
@@ -12914,11 +13425,13 @@
     </w:tblStylePr>
     <w:tblStylePr w:type="neCell">
       <w:rPr>
+        <w:rFonts w:eastAsia="黑体"/>
         <w:color w:themeColor="text1" w:val="000000"/>
       </w:rPr>
     </w:tblStylePr>
     <w:tblStylePr w:type="nwCell">
       <w:rPr>
+        <w:rFonts w:eastAsia="黑体"/>
         <w:color w:themeColor="text1" w:val="000000"/>
       </w:rPr>
     </w:tblStylePr>
@@ -12932,6 +13445,7 @@
       <w:spacing w:after="0" w:line="240" w:lineRule="auto"/>
     </w:pPr>
     <w:rPr>
+      <w:rFonts w:eastAsia="黑体"/>
       <w:color w:themeColor="text1" w:val="000000"/>
     </w:rPr>
     <w:tblPr>
@@ -12958,6 +13472,7 @@
     </w:tcPr>
     <w:tblStylePr w:type="firstRow">
       <w:rPr>
+        <w:rFonts w:eastAsia="黑体"/>
         <w:b/>
         <w:bCs/>
       </w:rPr>
@@ -12976,6 +13491,7 @@
     </w:tblStylePr>
     <w:tblStylePr w:type="lastRow">
       <w:rPr>
+        <w:rFonts w:eastAsia="黑体"/>
         <w:b/>
         <w:bCs/>
         <w:color w:themeColor="background1" w:val="FFFFFF"/>
@@ -12990,6 +13506,7 @@
     </w:tblStylePr>
     <w:tblStylePr w:type="firstCol">
       <w:rPr>
+        <w:rFonts w:eastAsia="黑体"/>
         <w:color w:themeColor="background1" w:val="FFFFFF"/>
       </w:rPr>
       <w:tblPr/>
@@ -13007,6 +13524,7 @@
     </w:tblStylePr>
     <w:tblStylePr w:type="lastCol">
       <w:rPr>
+        <w:rFonts w:eastAsia="黑体"/>
         <w:color w:themeColor="background1" w:val="FFFFFF"/>
       </w:rPr>
       <w:tblPr/>
@@ -13036,11 +13554,13 @@
     </w:tblStylePr>
     <w:tblStylePr w:type="neCell">
       <w:rPr>
+        <w:rFonts w:eastAsia="黑体"/>
         <w:color w:themeColor="text1" w:val="000000"/>
       </w:rPr>
     </w:tblStylePr>
     <w:tblStylePr w:type="nwCell">
       <w:rPr>
+        <w:rFonts w:eastAsia="黑体"/>
         <w:color w:themeColor="text1" w:val="000000"/>
       </w:rPr>
     </w:tblStylePr>
@@ -13054,6 +13574,7 @@
       <w:spacing w:after="0" w:line="240" w:lineRule="auto"/>
     </w:pPr>
     <w:rPr>
+      <w:rFonts w:eastAsia="黑体"/>
       <w:color w:themeColor="text1" w:val="000000"/>
     </w:rPr>
     <w:tblPr>
@@ -13080,6 +13601,7 @@
     </w:tcPr>
     <w:tblStylePr w:type="firstRow">
       <w:rPr>
+        <w:rFonts w:eastAsia="黑体"/>
         <w:b/>
         <w:bCs/>
       </w:rPr>
@@ -13098,6 +13620,7 @@
     </w:tblStylePr>
     <w:tblStylePr w:type="lastRow">
       <w:rPr>
+        <w:rFonts w:eastAsia="黑体"/>
         <w:b/>
         <w:bCs/>
         <w:color w:themeColor="background1" w:val="FFFFFF"/>
@@ -13112,6 +13635,7 @@
     </w:tblStylePr>
     <w:tblStylePr w:type="firstCol">
       <w:rPr>
+        <w:rFonts w:eastAsia="黑体"/>
         <w:color w:themeColor="background1" w:val="FFFFFF"/>
       </w:rPr>
       <w:tblPr/>
@@ -13129,6 +13653,7 @@
     </w:tblStylePr>
     <w:tblStylePr w:type="lastCol">
       <w:rPr>
+        <w:rFonts w:eastAsia="黑体"/>
         <w:color w:themeColor="background1" w:val="FFFFFF"/>
       </w:rPr>
       <w:tblPr/>
@@ -13166,6 +13691,7 @@
       <w:spacing w:after="0" w:line="240" w:lineRule="auto"/>
     </w:pPr>
     <w:rPr>
+      <w:rFonts w:eastAsia="黑体"/>
       <w:color w:themeColor="text1" w:val="000000"/>
     </w:rPr>
     <w:tblPr>
@@ -13192,6 +13718,7 @@
     </w:tcPr>
     <w:tblStylePr w:type="firstRow">
       <w:rPr>
+        <w:rFonts w:eastAsia="黑体"/>
         <w:b/>
         <w:bCs/>
       </w:rPr>
@@ -13210,6 +13737,7 @@
     </w:tblStylePr>
     <w:tblStylePr w:type="lastRow">
       <w:rPr>
+        <w:rFonts w:eastAsia="黑体"/>
         <w:b/>
         <w:bCs/>
         <w:color w:themeColor="background1" w:val="FFFFFF"/>
@@ -13224,6 +13752,7 @@
     </w:tblStylePr>
     <w:tblStylePr w:type="firstCol">
       <w:rPr>
+        <w:rFonts w:eastAsia="黑体"/>
         <w:color w:themeColor="background1" w:val="FFFFFF"/>
       </w:rPr>
       <w:tblPr/>
@@ -13241,6 +13770,7 @@
     </w:tblStylePr>
     <w:tblStylePr w:type="lastCol">
       <w:rPr>
+        <w:rFonts w:eastAsia="黑体"/>
         <w:color w:themeColor="background1" w:val="FFFFFF"/>
       </w:rPr>
       <w:tblPr/>
@@ -13270,11 +13800,13 @@
     </w:tblStylePr>
     <w:tblStylePr w:type="neCell">
       <w:rPr>
+        <w:rFonts w:eastAsia="黑体"/>
         <w:color w:themeColor="text1" w:val="000000"/>
       </w:rPr>
     </w:tblStylePr>
     <w:tblStylePr w:type="nwCell">
       <w:rPr>
+        <w:rFonts w:eastAsia="黑体"/>
         <w:color w:themeColor="text1" w:val="000000"/>
       </w:rPr>
     </w:tblStylePr>
@@ -13288,6 +13820,7 @@
       <w:spacing w:after="0" w:line="240" w:lineRule="auto"/>
     </w:pPr>
     <w:rPr>
+      <w:rFonts w:eastAsia="黑体"/>
       <w:color w:themeColor="text1" w:val="000000"/>
     </w:rPr>
     <w:tblPr>
@@ -13314,6 +13847,7 @@
     </w:tcPr>
     <w:tblStylePr w:type="firstRow">
       <w:rPr>
+        <w:rFonts w:eastAsia="黑体"/>
         <w:b/>
         <w:bCs/>
       </w:rPr>
@@ -13332,6 +13866,7 @@
     </w:tblStylePr>
     <w:tblStylePr w:type="lastRow">
       <w:rPr>
+        <w:rFonts w:eastAsia="黑体"/>
         <w:b/>
         <w:bCs/>
         <w:color w:themeColor="background1" w:val="FFFFFF"/>
@@ -13346,6 +13881,7 @@
     </w:tblStylePr>
     <w:tblStylePr w:type="firstCol">
       <w:rPr>
+        <w:rFonts w:eastAsia="黑体"/>
         <w:color w:themeColor="background1" w:val="FFFFFF"/>
       </w:rPr>
       <w:tblPr/>
@@ -13363,6 +13899,7 @@
     </w:tblStylePr>
     <w:tblStylePr w:type="lastCol">
       <w:rPr>
+        <w:rFonts w:eastAsia="黑体"/>
         <w:color w:themeColor="background1" w:val="FFFFFF"/>
       </w:rPr>
       <w:tblPr/>
@@ -13392,11 +13929,13 @@
     </w:tblStylePr>
     <w:tblStylePr w:type="neCell">
       <w:rPr>
+        <w:rFonts w:eastAsia="黑体"/>
         <w:color w:themeColor="text1" w:val="000000"/>
       </w:rPr>
     </w:tblStylePr>
     <w:tblStylePr w:type="nwCell">
       <w:rPr>
+        <w:rFonts w:eastAsia="黑体"/>
         <w:color w:themeColor="text1" w:val="000000"/>
       </w:rPr>
     </w:tblStylePr>
@@ -13410,6 +13949,7 @@
       <w:spacing w:after="0" w:line="240" w:lineRule="auto"/>
     </w:pPr>
     <w:rPr>
+      <w:rFonts w:eastAsia="黑体"/>
       <w:color w:themeColor="text1" w:val="000000"/>
     </w:rPr>
     <w:tblPr>
@@ -13436,6 +13976,7 @@
     </w:tcPr>
     <w:tblStylePr w:type="firstRow">
       <w:rPr>
+        <w:rFonts w:eastAsia="黑体"/>
         <w:b/>
         <w:bCs/>
       </w:rPr>
@@ -13454,6 +13995,7 @@
     </w:tblStylePr>
     <w:tblStylePr w:type="lastRow">
       <w:rPr>
+        <w:rFonts w:eastAsia="黑体"/>
         <w:b/>
         <w:bCs/>
         <w:color w:themeColor="background1" w:val="FFFFFF"/>
@@ -13468,6 +14010,7 @@
     </w:tblStylePr>
     <w:tblStylePr w:type="firstCol">
       <w:rPr>
+        <w:rFonts w:eastAsia="黑体"/>
         <w:color w:themeColor="background1" w:val="FFFFFF"/>
       </w:rPr>
       <w:tblPr/>
@@ -13485,6 +14028,7 @@
     </w:tblStylePr>
     <w:tblStylePr w:type="lastCol">
       <w:rPr>
+        <w:rFonts w:eastAsia="黑体"/>
         <w:color w:themeColor="background1" w:val="FFFFFF"/>
       </w:rPr>
       <w:tblPr/>
@@ -13514,11 +14058,13 @@
     </w:tblStylePr>
     <w:tblStylePr w:type="neCell">
       <w:rPr>
+        <w:rFonts w:eastAsia="黑体"/>
         <w:color w:themeColor="text1" w:val="000000"/>
       </w:rPr>
     </w:tblStylePr>
     <w:tblStylePr w:type="nwCell">
       <w:rPr>
+        <w:rFonts w:eastAsia="黑体"/>
         <w:color w:themeColor="text1" w:val="000000"/>
       </w:rPr>
     </w:tblStylePr>
@@ -13532,6 +14078,7 @@
       <w:spacing w:after="0" w:line="240" w:lineRule="auto"/>
     </w:pPr>
     <w:rPr>
+      <w:rFonts w:eastAsia="黑体"/>
       <w:color w:themeColor="text1" w:val="000000"/>
     </w:rPr>
     <w:tblPr>
@@ -13550,6 +14097,7 @@
     </w:tcPr>
     <w:tblStylePr w:type="firstRow">
       <w:rPr>
+        <w:rFonts w:eastAsia="黑体"/>
         <w:b/>
         <w:bCs/>
         <w:color w:themeColor="background1" w:val="FFFFFF"/>
@@ -13564,6 +14112,7 @@
     </w:tblStylePr>
     <w:tblStylePr w:type="lastRow">
       <w:rPr>
+        <w:rFonts w:eastAsia="黑体"/>
         <w:b/>
         <w:bCs/>
         <w:color w:themeColor="accent2" w:themeShade="CC" w:val="9E3A38"/>
@@ -13578,12 +14127,14 @@
     </w:tblStylePr>
     <w:tblStylePr w:type="firstCol">
       <w:rPr>
+        <w:rFonts w:eastAsia="黑体"/>
         <w:b/>
         <w:bCs/>
       </w:rPr>
     </w:tblStylePr>
     <w:tblStylePr w:type="lastCol">
       <w:rPr>
+        <w:rFonts w:eastAsia="黑体"/>
         <w:b/>
         <w:bCs/>
       </w:rPr>
@@ -13618,6 +14169,7 @@
       <w:spacing w:after="0" w:line="240" w:lineRule="auto"/>
     </w:pPr>
     <w:rPr>
+      <w:rFonts w:eastAsia="黑体"/>
       <w:color w:themeColor="text1" w:val="000000"/>
     </w:rPr>
     <w:tblPr>
@@ -13636,6 +14188,7 @@
     </w:tcPr>
     <w:tblStylePr w:type="firstRow">
       <w:rPr>
+        <w:rFonts w:eastAsia="黑体"/>
         <w:b/>
         <w:bCs/>
         <w:color w:themeColor="background1" w:val="FFFFFF"/>
@@ -13650,6 +14203,7 @@
     </w:tblStylePr>
     <w:tblStylePr w:type="lastRow">
       <w:rPr>
+        <w:rFonts w:eastAsia="黑体"/>
         <w:b/>
         <w:bCs/>
         <w:color w:themeColor="accent2" w:themeShade="CC" w:val="9E3A38"/>
@@ -13664,12 +14218,14 @@
     </w:tblStylePr>
     <w:tblStylePr w:type="firstCol">
       <w:rPr>
+        <w:rFonts w:eastAsia="黑体"/>
         <w:b/>
         <w:bCs/>
       </w:rPr>
     </w:tblStylePr>
     <w:tblStylePr w:type="lastCol">
       <w:rPr>
+        <w:rFonts w:eastAsia="黑体"/>
         <w:b/>
         <w:bCs/>
       </w:rPr>
@@ -13704,6 +14260,7 @@
       <w:spacing w:after="0" w:line="240" w:lineRule="auto"/>
     </w:pPr>
     <w:rPr>
+      <w:rFonts w:eastAsia="黑体"/>
       <w:color w:themeColor="text1" w:val="000000"/>
     </w:rPr>
     <w:tblPr>
@@ -13722,6 +14279,7 @@
     </w:tcPr>
     <w:tblStylePr w:type="firstRow">
       <w:rPr>
+        <w:rFonts w:eastAsia="黑体"/>
         <w:b/>
         <w:bCs/>
         <w:color w:themeColor="background1" w:val="FFFFFF"/>
@@ -13736,6 +14294,7 @@
     </w:tblStylePr>
     <w:tblStylePr w:type="lastRow">
       <w:rPr>
+        <w:rFonts w:eastAsia="黑体"/>
         <w:b/>
         <w:bCs/>
         <w:color w:themeColor="accent2" w:themeShade="CC" w:val="9E3A38"/>
@@ -13750,12 +14309,14 @@
     </w:tblStylePr>
     <w:tblStylePr w:type="firstCol">
       <w:rPr>
+        <w:rFonts w:eastAsia="黑体"/>
         <w:b/>
         <w:bCs/>
       </w:rPr>
     </w:tblStylePr>
     <w:tblStylePr w:type="lastCol">
       <w:rPr>
+        <w:rFonts w:eastAsia="黑体"/>
         <w:b/>
         <w:bCs/>
       </w:rPr>
@@ -13790,6 +14351,7 @@
       <w:spacing w:after="0" w:line="240" w:lineRule="auto"/>
     </w:pPr>
     <w:rPr>
+      <w:rFonts w:eastAsia="黑体"/>
       <w:color w:themeColor="text1" w:val="000000"/>
     </w:rPr>
     <w:tblPr>
@@ -13808,6 +14370,7 @@
     </w:tcPr>
     <w:tblStylePr w:type="firstRow">
       <w:rPr>
+        <w:rFonts w:eastAsia="黑体"/>
         <w:b/>
         <w:bCs/>
         <w:color w:themeColor="background1" w:val="FFFFFF"/>
@@ -13822,6 +14385,7 @@
     </w:tblStylePr>
     <w:tblStylePr w:type="lastRow">
       <w:rPr>
+        <w:rFonts w:eastAsia="黑体"/>
         <w:b/>
         <w:bCs/>
         <w:color w:themeColor="accent4" w:themeShade="CC" w:val="664E82"/>
@@ -13836,12 +14400,14 @@
     </w:tblStylePr>
     <w:tblStylePr w:type="firstCol">
       <w:rPr>
+        <w:rFonts w:eastAsia="黑体"/>
         <w:b/>
         <w:bCs/>
       </w:rPr>
     </w:tblStylePr>
     <w:tblStylePr w:type="lastCol">
       <w:rPr>
+        <w:rFonts w:eastAsia="黑体"/>
         <w:b/>
         <w:bCs/>
       </w:rPr>
@@ -13876,6 +14442,7 @@
       <w:spacing w:after="0" w:line="240" w:lineRule="auto"/>
     </w:pPr>
     <w:rPr>
+      <w:rFonts w:eastAsia="黑体"/>
       <w:color w:themeColor="text1" w:val="000000"/>
     </w:rPr>
     <w:tblPr>
@@ -13894,6 +14461,7 @@
     </w:tcPr>
     <w:tblStylePr w:type="firstRow">
       <w:rPr>
+        <w:rFonts w:eastAsia="黑体"/>
         <w:b/>
         <w:bCs/>
         <w:color w:themeColor="background1" w:val="FFFFFF"/>
@@ -13908,6 +14476,7 @@
     </w:tblStylePr>
     <w:tblStylePr w:type="lastRow">
       <w:rPr>
+        <w:rFonts w:eastAsia="黑体"/>
         <w:b/>
         <w:bCs/>
         <w:color w:themeColor="accent3" w:themeShade="CC" w:val="7E9C40"/>
@@ -13922,12 +14491,14 @@
     </w:tblStylePr>
     <w:tblStylePr w:type="firstCol">
       <w:rPr>
+        <w:rFonts w:eastAsia="黑体"/>
         <w:b/>
         <w:bCs/>
       </w:rPr>
     </w:tblStylePr>
     <w:tblStylePr w:type="lastCol">
       <w:rPr>
+        <w:rFonts w:eastAsia="黑体"/>
         <w:b/>
         <w:bCs/>
       </w:rPr>
@@ -13962,6 +14533,7 @@
       <w:spacing w:after="0" w:line="240" w:lineRule="auto"/>
     </w:pPr>
     <w:rPr>
+      <w:rFonts w:eastAsia="黑体"/>
       <w:color w:themeColor="text1" w:val="000000"/>
     </w:rPr>
     <w:tblPr>
@@ -13980,6 +14552,7 @@
     </w:tcPr>
     <w:tblStylePr w:type="firstRow">
       <w:rPr>
+        <w:rFonts w:eastAsia="黑体"/>
         <w:b/>
         <w:bCs/>
         <w:color w:themeColor="background1" w:val="FFFFFF"/>
@@ -13994,6 +14567,7 @@
     </w:tblStylePr>
     <w:tblStylePr w:type="lastRow">
       <w:rPr>
+        <w:rFonts w:eastAsia="黑体"/>
         <w:b/>
         <w:bCs/>
         <w:color w:themeColor="accent6" w:themeShade="CC" w:val="F2730A"/>
@@ -14008,12 +14582,14 @@
     </w:tblStylePr>
     <w:tblStylePr w:type="firstCol">
       <w:rPr>
+        <w:rFonts w:eastAsia="黑体"/>
         <w:b/>
         <w:bCs/>
       </w:rPr>
     </w:tblStylePr>
     <w:tblStylePr w:type="lastCol">
       <w:rPr>
+        <w:rFonts w:eastAsia="黑体"/>
         <w:b/>
         <w:bCs/>
       </w:rPr>
@@ -14048,6 +14624,7 @@
       <w:spacing w:after="0" w:line="240" w:lineRule="auto"/>
     </w:pPr>
     <w:rPr>
+      <w:rFonts w:eastAsia="黑体"/>
       <w:color w:themeColor="text1" w:val="000000"/>
     </w:rPr>
     <w:tblPr>
@@ -14066,6 +14643,7 @@
     </w:tcPr>
     <w:tblStylePr w:type="firstRow">
       <w:rPr>
+        <w:rFonts w:eastAsia="黑体"/>
         <w:b/>
         <w:bCs/>
         <w:color w:themeColor="background1" w:val="FFFFFF"/>
@@ -14080,6 +14658,7 @@
     </w:tblStylePr>
     <w:tblStylePr w:type="lastRow">
       <w:rPr>
+        <w:rFonts w:eastAsia="黑体"/>
         <w:b/>
         <w:bCs/>
         <w:color w:themeColor="accent5" w:themeShade="CC" w:val="348DA5"/>
@@ -14094,12 +14673,14 @@
     </w:tblStylePr>
     <w:tblStylePr w:type="firstCol">
       <w:rPr>
+        <w:rFonts w:eastAsia="黑体"/>
         <w:b/>
         <w:bCs/>
       </w:rPr>
     </w:tblStylePr>
     <w:tblStylePr w:type="lastCol">
       <w:rPr>
+        <w:rFonts w:eastAsia="黑体"/>
         <w:b/>
         <w:bCs/>
       </w:rPr>
@@ -14134,6 +14715,7 @@
       <w:spacing w:after="0" w:line="240" w:lineRule="auto"/>
     </w:pPr>
     <w:rPr>
+      <w:rFonts w:eastAsia="黑体"/>
       <w:color w:themeColor="text1" w:val="000000"/>
     </w:rPr>
     <w:tblPr>
@@ -14155,6 +14737,7 @@
     </w:tcPr>
     <w:tblStylePr w:type="firstRow">
       <w:rPr>
+        <w:rFonts w:eastAsia="黑体"/>
         <w:b/>
         <w:bCs/>
       </w:rPr>
@@ -14165,6 +14748,7 @@
     </w:tblStylePr>
     <w:tblStylePr w:type="lastRow">
       <w:rPr>
+        <w:rFonts w:eastAsia="黑体"/>
         <w:b/>
         <w:bCs/>
         <w:color w:themeColor="text1" w:val="000000"/>
@@ -14176,6 +14760,7 @@
     </w:tblStylePr>
     <w:tblStylePr w:type="firstCol">
       <w:rPr>
+        <w:rFonts w:eastAsia="黑体"/>
         <w:color w:themeColor="background1" w:val="FFFFFF"/>
       </w:rPr>
       <w:tblPr/>
@@ -14185,6 +14770,7 @@
     </w:tblStylePr>
     <w:tblStylePr w:type="lastCol">
       <w:rPr>
+        <w:rFonts w:eastAsia="黑体"/>
         <w:color w:themeColor="background1" w:val="FFFFFF"/>
       </w:rPr>
       <w:tblPr/>
@@ -14214,6 +14800,7 @@
       <w:spacing w:after="0" w:line="240" w:lineRule="auto"/>
     </w:pPr>
     <w:rPr>
+      <w:rFonts w:eastAsia="黑体"/>
       <w:color w:themeColor="text1" w:val="000000"/>
     </w:rPr>
     <w:tblPr>
@@ -14235,6 +14822,7 @@
     </w:tcPr>
     <w:tblStylePr w:type="firstRow">
       <w:rPr>
+        <w:rFonts w:eastAsia="黑体"/>
         <w:b/>
         <w:bCs/>
       </w:rPr>
@@ -14245,6 +14833,7 @@
     </w:tblStylePr>
     <w:tblStylePr w:type="lastRow">
       <w:rPr>
+        <w:rFonts w:eastAsia="黑体"/>
         <w:b/>
         <w:bCs/>
         <w:color w:themeColor="text1" w:val="000000"/>
@@ -14256,6 +14845,7 @@
     </w:tblStylePr>
     <w:tblStylePr w:type="firstCol">
       <w:rPr>
+        <w:rFonts w:eastAsia="黑体"/>
         <w:color w:themeColor="background1" w:val="FFFFFF"/>
       </w:rPr>
       <w:tblPr/>
@@ -14265,6 +14855,7 @@
     </w:tblStylePr>
     <w:tblStylePr w:type="lastCol">
       <w:rPr>
+        <w:rFonts w:eastAsia="黑体"/>
         <w:color w:themeColor="background1" w:val="FFFFFF"/>
       </w:rPr>
       <w:tblPr/>
@@ -14294,6 +14885,7 @@
       <w:spacing w:after="0" w:line="240" w:lineRule="auto"/>
     </w:pPr>
     <w:rPr>
+      <w:rFonts w:eastAsia="黑体"/>
       <w:color w:themeColor="text1" w:val="000000"/>
     </w:rPr>
     <w:tblPr>
@@ -14315,6 +14907,7 @@
     </w:tcPr>
     <w:tblStylePr w:type="firstRow">
       <w:rPr>
+        <w:rFonts w:eastAsia="黑体"/>
         <w:b/>
         <w:bCs/>
       </w:rPr>
@@ -14325,6 +14918,7 @@
     </w:tblStylePr>
     <w:tblStylePr w:type="lastRow">
       <w:rPr>
+        <w:rFonts w:eastAsia="黑体"/>
         <w:b/>
         <w:bCs/>
         <w:color w:themeColor="text1" w:val="000000"/>
@@ -14336,6 +14930,7 @@
     </w:tblStylePr>
     <w:tblStylePr w:type="firstCol">
       <w:rPr>
+        <w:rFonts w:eastAsia="黑体"/>
         <w:color w:themeColor="background1" w:val="FFFFFF"/>
       </w:rPr>
       <w:tblPr/>
@@ -14345,6 +14940,7 @@
     </w:tblStylePr>
     <w:tblStylePr w:type="lastCol">
       <w:rPr>
+        <w:rFonts w:eastAsia="黑体"/>
         <w:color w:themeColor="background1" w:val="FFFFFF"/>
       </w:rPr>
       <w:tblPr/>
@@ -14374,6 +14970,7 @@
       <w:spacing w:after="0" w:line="240" w:lineRule="auto"/>
     </w:pPr>
     <w:rPr>
+      <w:rFonts w:eastAsia="黑体"/>
       <w:color w:themeColor="text1" w:val="000000"/>
     </w:rPr>
     <w:tblPr>
@@ -14395,6 +14992,7 @@
     </w:tcPr>
     <w:tblStylePr w:type="firstRow">
       <w:rPr>
+        <w:rFonts w:eastAsia="黑体"/>
         <w:b/>
         <w:bCs/>
       </w:rPr>
@@ -14405,6 +15003,7 @@
     </w:tblStylePr>
     <w:tblStylePr w:type="lastRow">
       <w:rPr>
+        <w:rFonts w:eastAsia="黑体"/>
         <w:b/>
         <w:bCs/>
         <w:color w:themeColor="text1" w:val="000000"/>
@@ -14416,6 +15015,7 @@
     </w:tblStylePr>
     <w:tblStylePr w:type="firstCol">
       <w:rPr>
+        <w:rFonts w:eastAsia="黑体"/>
         <w:color w:themeColor="background1" w:val="FFFFFF"/>
       </w:rPr>
       <w:tblPr/>
@@ -14425,6 +15025,7 @@
     </w:tblStylePr>
     <w:tblStylePr w:type="lastCol">
       <w:rPr>
+        <w:rFonts w:eastAsia="黑体"/>
         <w:color w:themeColor="background1" w:val="FFFFFF"/>
       </w:rPr>
       <w:tblPr/>
@@ -14454,6 +15055,7 @@
       <w:spacing w:after="0" w:line="240" w:lineRule="auto"/>
     </w:pPr>
     <w:rPr>
+      <w:rFonts w:eastAsia="黑体"/>
       <w:color w:themeColor="text1" w:val="000000"/>
     </w:rPr>
     <w:tblPr>
@@ -14475,6 +15077,7 @@
     </w:tcPr>
     <w:tblStylePr w:type="firstRow">
       <w:rPr>
+        <w:rFonts w:eastAsia="黑体"/>
         <w:b/>
         <w:bCs/>
       </w:rPr>
@@ -14485,6 +15088,7 @@
     </w:tblStylePr>
     <w:tblStylePr w:type="lastRow">
       <w:rPr>
+        <w:rFonts w:eastAsia="黑体"/>
         <w:b/>
         <w:bCs/>
         <w:color w:themeColor="text1" w:val="000000"/>
@@ -14496,6 +15100,7 @@
     </w:tblStylePr>
     <w:tblStylePr w:type="firstCol">
       <w:rPr>
+        <w:rFonts w:eastAsia="黑体"/>
         <w:color w:themeColor="background1" w:val="FFFFFF"/>
       </w:rPr>
       <w:tblPr/>
@@ -14505,6 +15110,7 @@
     </w:tblStylePr>
     <w:tblStylePr w:type="lastCol">
       <w:rPr>
+        <w:rFonts w:eastAsia="黑体"/>
         <w:color w:themeColor="background1" w:val="FFFFFF"/>
       </w:rPr>
       <w:tblPr/>
@@ -14534,6 +15140,7 @@
       <w:spacing w:after="0" w:line="240" w:lineRule="auto"/>
     </w:pPr>
     <w:rPr>
+      <w:rFonts w:eastAsia="黑体"/>
       <w:color w:themeColor="text1" w:val="000000"/>
     </w:rPr>
     <w:tblPr>
@@ -14555,6 +15162,7 @@
     </w:tcPr>
     <w:tblStylePr w:type="firstRow">
       <w:rPr>
+        <w:rFonts w:eastAsia="黑体"/>
         <w:b/>
         <w:bCs/>
       </w:rPr>
@@ -14565,6 +15173,7 @@
     </w:tblStylePr>
     <w:tblStylePr w:type="lastRow">
       <w:rPr>
+        <w:rFonts w:eastAsia="黑体"/>
         <w:b/>
         <w:bCs/>
         <w:color w:themeColor="text1" w:val="000000"/>
@@ -14576,6 +15185,7 @@
     </w:tblStylePr>
     <w:tblStylePr w:type="firstCol">
       <w:rPr>
+        <w:rFonts w:eastAsia="黑体"/>
         <w:color w:themeColor="background1" w:val="FFFFFF"/>
       </w:rPr>
       <w:tblPr/>
@@ -14585,6 +15195,7 @@
     </w:tblStylePr>
     <w:tblStylePr w:type="lastCol">
       <w:rPr>
+        <w:rFonts w:eastAsia="黑体"/>
         <w:color w:themeColor="background1" w:val="FFFFFF"/>
       </w:rPr>
       <w:tblPr/>
@@ -14614,6 +15225,7 @@
       <w:spacing w:after="0" w:line="240" w:lineRule="auto"/>
     </w:pPr>
     <w:rPr>
+      <w:rFonts w:eastAsia="黑体"/>
       <w:color w:themeColor="text1" w:val="000000"/>
     </w:rPr>
     <w:tblPr>
@@ -14635,6 +15247,7 @@
     </w:tcPr>
     <w:tblStylePr w:type="firstRow">
       <w:rPr>
+        <w:rFonts w:eastAsia="黑体"/>
         <w:b/>
         <w:bCs/>
       </w:rPr>
@@ -14645,6 +15258,7 @@
     </w:tblStylePr>
     <w:tblStylePr w:type="lastRow">
       <w:rPr>
+        <w:rFonts w:eastAsia="黑体"/>
         <w:b/>
         <w:bCs/>
         <w:color w:themeColor="text1" w:val="000000"/>
@@ -14656,6 +15270,7 @@
     </w:tblStylePr>
     <w:tblStylePr w:type="firstCol">
       <w:rPr>
+        <w:rFonts w:eastAsia="黑体"/>
         <w:color w:themeColor="background1" w:val="FFFFFF"/>
       </w:rPr>
       <w:tblPr/>
@@ -14665,6 +15280,7 @@
     </w:tblStylePr>
     <w:tblStylePr w:type="lastCol">
       <w:rPr>
+        <w:rFonts w:eastAsia="黑体"/>
         <w:color w:themeColor="background1" w:val="FFFFFF"/>
       </w:rPr>
       <w:tblPr/>
@@ -14697,6 +15313,7 @@
     <w:name w:val="KeywordTok"/>
     <w:basedOn w:val="VerbatimChar"/>
     <w:rPr>
+      <w:rFonts w:eastAsia="黑体"/>
       <w:b/>
       <w:color w:val="007020"/>
     </w:rPr>
@@ -14705,6 +15322,7 @@
     <w:name w:val="DataTypeTok"/>
     <w:basedOn w:val="VerbatimChar"/>
     <w:rPr>
+      <w:rFonts w:eastAsia="黑体"/>
       <w:color w:val="902000"/>
     </w:rPr>
   </w:style>
@@ -14712,6 +15330,7 @@
     <w:name w:val="DecValTok"/>
     <w:basedOn w:val="VerbatimChar"/>
     <w:rPr>
+      <w:rFonts w:eastAsia="黑体"/>
       <w:color w:val="40a070"/>
     </w:rPr>
   </w:style>
@@ -14719,6 +15338,7 @@
     <w:name w:val="BaseNTok"/>
     <w:basedOn w:val="VerbatimChar"/>
     <w:rPr>
+      <w:rFonts w:eastAsia="黑体"/>
       <w:color w:val="40a070"/>
     </w:rPr>
   </w:style>
@@ -14726,6 +15346,7 @@
     <w:name w:val="FloatTok"/>
     <w:basedOn w:val="VerbatimChar"/>
     <w:rPr>
+      <w:rFonts w:eastAsia="黑体"/>
       <w:color w:val="40a070"/>
     </w:rPr>
   </w:style>
@@ -14733,6 +15354,7 @@
     <w:name w:val="ConstantTok"/>
     <w:basedOn w:val="VerbatimChar"/>
     <w:rPr>
+      <w:rFonts w:eastAsia="黑体"/>
       <w:color w:val="880000"/>
     </w:rPr>
   </w:style>
@@ -14740,6 +15362,7 @@
     <w:name w:val="CharTok"/>
     <w:basedOn w:val="VerbatimChar"/>
     <w:rPr>
+      <w:rFonts w:eastAsia="黑体"/>
       <w:color w:val="4070a0"/>
     </w:rPr>
   </w:style>
@@ -14747,6 +15370,7 @@
     <w:name w:val="SpecialCharTok"/>
     <w:basedOn w:val="VerbatimChar"/>
     <w:rPr>
+      <w:rFonts w:eastAsia="黑体"/>
       <w:color w:val="4070a0"/>
     </w:rPr>
   </w:style>
@@ -14754,6 +15378,7 @@
     <w:name w:val="StringTok"/>
     <w:basedOn w:val="VerbatimChar"/>
     <w:rPr>
+      <w:rFonts w:eastAsia="黑体"/>
       <w:color w:val="4070a0"/>
     </w:rPr>
   </w:style>
@@ -14761,6 +15386,7 @@
     <w:name w:val="VerbatimStringTok"/>
     <w:basedOn w:val="VerbatimChar"/>
     <w:rPr>
+      <w:rFonts w:eastAsia="黑体"/>
       <w:color w:val="4070a0"/>
     </w:rPr>
   </w:style>
@@ -14768,6 +15394,7 @@
     <w:name w:val="SpecialStringTok"/>
     <w:basedOn w:val="VerbatimChar"/>
     <w:rPr>
+      <w:rFonts w:eastAsia="黑体"/>
       <w:color w:val="bb6688"/>
     </w:rPr>
   </w:style>
@@ -14775,6 +15402,7 @@
     <w:name w:val="ImportTok"/>
     <w:basedOn w:val="VerbatimChar"/>
     <w:rPr>
+      <w:rFonts w:eastAsia="黑体"/>
       <w:b/>
       <w:color w:val="008000"/>
     </w:rPr>
@@ -14783,6 +15411,7 @@
     <w:name w:val="CommentTok"/>
     <w:basedOn w:val="VerbatimChar"/>
     <w:rPr>
+      <w:rFonts w:eastAsia="黑体"/>
       <w:i/>
       <w:color w:val="60a0b0"/>
     </w:rPr>
@@ -14791,6 +15420,7 @@
     <w:name w:val="DocumentationTok"/>
     <w:basedOn w:val="VerbatimChar"/>
     <w:rPr>
+      <w:rFonts w:eastAsia="黑体"/>
       <w:i/>
       <w:color w:val="ba2121"/>
     </w:rPr>
@@ -14799,6 +15429,7 @@
     <w:name w:val="AnnotationTok"/>
     <w:basedOn w:val="VerbatimChar"/>
     <w:rPr>
+      <w:rFonts w:eastAsia="黑体"/>
       <w:b/>
       <w:i/>
       <w:color w:val="60a0b0"/>
@@ -14808,6 +15439,7 @@
     <w:name w:val="CommentVarTok"/>
     <w:basedOn w:val="VerbatimChar"/>
     <w:rPr>
+      <w:rFonts w:eastAsia="黑体"/>
       <w:b/>
       <w:i/>
       <w:color w:val="60a0b0"/>
@@ -14817,6 +15449,7 @@
     <w:name w:val="OtherTok"/>
     <w:basedOn w:val="VerbatimChar"/>
     <w:rPr>
+      <w:rFonts w:eastAsia="黑体"/>
       <w:color w:val="007020"/>
     </w:rPr>
   </w:style>
@@ -14824,6 +15457,7 @@
     <w:name w:val="FunctionTok"/>
     <w:basedOn w:val="VerbatimChar"/>
     <w:rPr>
+      <w:rFonts w:eastAsia="黑体"/>
       <w:color w:val="06287e"/>
     </w:rPr>
   </w:style>
@@ -14831,6 +15465,7 @@
     <w:name w:val="VariableTok"/>
     <w:basedOn w:val="VerbatimChar"/>
     <w:rPr>
+      <w:rFonts w:eastAsia="黑体"/>
       <w:color w:val="19177c"/>
     </w:rPr>
   </w:style>
@@ -14838,6 +15473,7 @@
     <w:name w:val="ControlFlowTok"/>
     <w:basedOn w:val="VerbatimChar"/>
     <w:rPr>
+      <w:rFonts w:eastAsia="黑体"/>
       <w:b/>
       <w:color w:val="007020"/>
     </w:rPr>
@@ -14846,6 +15482,7 @@
     <w:name w:val="OperatorTok"/>
     <w:basedOn w:val="VerbatimChar"/>
     <w:rPr>
+      <w:rFonts w:eastAsia="黑体"/>
       <w:color w:val="666666"/>
     </w:rPr>
   </w:style>
@@ -14853,18 +15490,22 @@
     <w:name w:val="BuiltInTok"/>
     <w:basedOn w:val="VerbatimChar"/>
     <w:rPr>
+      <w:rFonts w:eastAsia="黑体"/>
       <w:color w:val="008000"/>
     </w:rPr>
   </w:style>
   <w:style w:type="character" w:customStyle="1" w:styleId="ExtensionTok">
     <w:name w:val="ExtensionTok"/>
     <w:basedOn w:val="VerbatimChar"/>
-    <w:rPr/>
+    <w:rPr>
+      <w:rFonts w:eastAsia="黑体"/>
+    </w:rPr>
   </w:style>
   <w:style w:type="character" w:customStyle="1" w:styleId="PreprocessorTok">
     <w:name w:val="PreprocessorTok"/>
     <w:basedOn w:val="VerbatimChar"/>
     <w:rPr>
+      <w:rFonts w:eastAsia="黑体"/>
       <w:color w:val="bc7a00"/>
     </w:rPr>
   </w:style>
@@ -14872,18 +15513,22 @@
     <w:name w:val="AttributeTok"/>
     <w:basedOn w:val="VerbatimChar"/>
     <w:rPr>
+      <w:rFonts w:eastAsia="黑体"/>
       <w:color w:val="7d9029"/>
     </w:rPr>
   </w:style>
   <w:style w:type="character" w:customStyle="1" w:styleId="RegionMarkerTok">
     <w:name w:val="RegionMarkerTok"/>
     <w:basedOn w:val="VerbatimChar"/>
-    <w:rPr/>
+    <w:rPr>
+      <w:rFonts w:eastAsia="黑体"/>
+    </w:rPr>
   </w:style>
   <w:style w:type="character" w:customStyle="1" w:styleId="InformationTok">
     <w:name w:val="InformationTok"/>
     <w:basedOn w:val="VerbatimChar"/>
     <w:rPr>
+      <w:rFonts w:eastAsia="黑体"/>
       <w:b/>
       <w:i/>
       <w:color w:val="60a0b0"/>
@@ -14893,6 +15538,7 @@
     <w:name w:val="WarningTok"/>
     <w:basedOn w:val="VerbatimChar"/>
     <w:rPr>
+      <w:rFonts w:eastAsia="黑体"/>
       <w:b/>
       <w:i/>
       <w:color w:val="60a0b0"/>
@@ -14902,6 +15548,7 @@
     <w:name w:val="AlertTok"/>
     <w:basedOn w:val="VerbatimChar"/>
     <w:rPr>
+      <w:rFonts w:eastAsia="黑体"/>
       <w:b/>
       <w:color w:val="ff0000"/>
     </w:rPr>
@@ -14910,6 +15557,7 @@
     <w:name w:val="ErrorTok"/>
     <w:basedOn w:val="VerbatimChar"/>
     <w:rPr>
+      <w:rFonts w:eastAsia="黑体"/>
       <w:b/>
       <w:color w:val="ff0000"/>
     </w:rPr>
@@ -14917,7 +15565,9 @@
   <w:style w:type="character" w:customStyle="1" w:styleId="NormalTok">
     <w:name w:val="NormalTok"/>
     <w:basedOn w:val="VerbatimChar"/>
-    <w:rPr/>
+    <w:rPr>
+      <w:rFonts w:eastAsia="黑体"/>
+    </w:rPr>
   </w:style>
 </w:styles>
 </file>
@@ -14966,12 +15616,12 @@
     <a:fontScheme name="Office">
       <a:majorFont>
         <a:latin typeface="Calibri"/>
-        <a:ea typeface=""/>
+        <a:ea typeface="黑体"/>
         <a:cs typeface=""/>
         <a:font script="Jpan" typeface="ＭＳ ゴシック"/>
         <a:font script="Hang" typeface="맑은 고딕"/>
-        <a:font script="Hans" typeface="宋体"/>
-        <a:font script="Hant" typeface="新細明體"/>
+        <a:font script="Hans" typeface="黑体"/>
+        <a:font script="Hant" typeface="黑体"/>
         <a:font script="Arab" typeface="Times New Roman"/>
         <a:font script="Hebr" typeface="Times New Roman"/>
         <a:font script="Thai" typeface="Angsana New"/>
@@ -15001,12 +15651,12 @@
       </a:majorFont>
       <a:minorFont>
         <a:latin typeface="Cambria"/>
-        <a:ea typeface=""/>
+        <a:ea typeface="黑体"/>
         <a:cs typeface=""/>
         <a:font script="Jpan" typeface="ＭＳ 明朝"/>
         <a:font script="Hang" typeface="맑은 고딕"/>
-        <a:font script="Hans" typeface="宋体"/>
-        <a:font script="Hant" typeface="新細明體"/>
+        <a:font script="Hans" typeface="黑体"/>
+        <a:font script="Hant" typeface="黑体"/>
         <a:font script="Arab" typeface="Arial"/>
         <a:font script="Hebr" typeface="Arial"/>
         <a:font script="Thai" typeface="Cordia New"/>

--- a/08-传感器电路/08-气体传感器电路/半导体气体传感器电路/半导体气体传感器电路.docx
+++ b/08-传感器电路/08-气体传感器电路/半导体气体传感器电路/半导体气体传感器电路.docx
@@ -2545,7 +2545,7 @@
           <w:color w:val="555555"/>
           <w:sz w:val="21"/>
         </w:rPr>
-        <w:t>材料收集者：杜文杰，WX手机：19519196569，QQ:3478827729</w:t>
+        <w:t>材料收集者：杜文杰，微信/手机：19519196569，QQ:3478827729</w:t>
       </w:r>
     </w:p>
     <w:sectPr>
